--- a/courts/seventh-circuit/illinois/federal/southern-district/motion-brief/usage/OUTPUT-motion-brief.docx
+++ b/courts/seventh-circuit/illinois/federal/southern-district/motion-brief/usage/OUTPUT-motion-brief.docx
@@ -227,7 +227,7 @@
     </w:p>
     <w:p>
       <w:pPr>
-        <w:pStyle w:val="BodyText"/>
+        <w:pStyle w:val="FirstParagraph"/>
       </w:pPr>
       <w:r>
         <w:t xml:space="preserve">Pursuant to Rules 12(b)(6) and 12(f) of the Federal Rules of Civil Procedure, Defendant, The Lincoln National Life Insurance Company (incorrectly named in the Complaint as Lincoln Financial Group)</w:t>
@@ -236,7 +236,7 @@
         <w:rPr>
           <w:rStyle w:val="FootnoteReference"/>
         </w:rPr>
-        <w:footnoteReference w:id="20"/>
+        <w:footnoteReference w:id="109"/>
       </w:r>
       <w:r>
         <w:t xml:space="preserve"> </w:t>
@@ -293,7 +293,7 @@
         <w:rPr>
           <w:rStyle w:val="FootnoteReference"/>
         </w:rPr>
-        <w:footnoteReference w:id="21"/>
+        <w:footnoteReference w:id="110"/>
       </w:r>
       <w:r>
         <w:t xml:space="preserve"> </w:t>
@@ -311,7 +311,7 @@
         <w:rPr>
           <w:rStyle w:val="FootnoteReference"/>
         </w:rPr>
-        <w:footnoteReference w:id="22"/>
+        <w:footnoteReference w:id="111"/>
       </w:r>
       <w:r>
         <w:t xml:space="preserve"> </w:t>
@@ -323,7 +323,7 @@
         <w:rPr>
           <w:rStyle w:val="FootnoteReference"/>
         </w:rPr>
-        <w:footnoteReference w:id="23"/>
+        <w:footnoteReference w:id="112"/>
       </w:r>
       <w:r>
         <w:t xml:space="preserve"> </w:t>
@@ -335,7 +335,7 @@
         <w:rPr>
           <w:rStyle w:val="FootnoteReference"/>
         </w:rPr>
-        <w:footnoteReference w:id="24"/>
+        <w:footnoteReference w:id="113"/>
       </w:r>
       <w:r>
         <w:t xml:space="preserve"> </w:t>
@@ -407,7 +407,7 @@
         <w:rPr>
           <w:rStyle w:val="FootnoteReference"/>
         </w:rPr>
-        <w:footnoteReference w:id="25"/>
+        <w:footnoteReference w:id="114"/>
       </w:r>
       <w:r>
         <w:t xml:space="preserve"> </w:t>
@@ -419,7 +419,7 @@
         <w:rPr>
           <w:rStyle w:val="FootnoteReference"/>
         </w:rPr>
-        <w:footnoteReference w:id="26"/>
+        <w:footnoteReference w:id="115"/>
       </w:r>
       <w:r>
         <w:t xml:space="preserve"> </w:t>
@@ -431,7 +431,7 @@
         <w:rPr>
           <w:rStyle w:val="FootnoteReference"/>
         </w:rPr>
-        <w:footnoteReference w:id="27"/>
+        <w:footnoteReference w:id="116"/>
       </w:r>
       <w:r>
         <w:t xml:space="preserve"> </w:t>
@@ -451,7 +451,7 @@
         <w:rPr>
           <w:rStyle w:val="FootnoteReference"/>
         </w:rPr>
-        <w:footnoteReference w:id="28"/>
+        <w:footnoteReference w:id="117"/>
       </w:r>
       <w:r>
         <w:t xml:space="preserve"> </w:t>
@@ -475,7 +475,7 @@
         <w:rPr>
           <w:rStyle w:val="FootnoteReference"/>
         </w:rPr>
-        <w:footnoteReference w:id="29"/>
+        <w:footnoteReference w:id="118"/>
       </w:r>
       <w:r>
         <w:t xml:space="preserve"> </w:t>
@@ -698,7 +698,7 @@
         <w:rPr>
           <w:rStyle w:val="FootnoteReference"/>
         </w:rPr>
-        <w:footnoteReference w:id="30"/>
+        <w:footnoteReference w:id="119"/>
       </w:r>
       <w:r>
         <w:t xml:space="preserve"> </w:t>
@@ -710,7 +710,7 @@
         <w:rPr>
           <w:rStyle w:val="FootnoteReference"/>
         </w:rPr>
-        <w:footnoteReference w:id="31"/>
+        <w:footnoteReference w:id="120"/>
       </w:r>
       <w:r>
         <w:t xml:space="preserve"> </w:t>
@@ -1006,7 +1006,7 @@
         <w:pStyle w:val="SigIndent30"/>
       </w:pPr>
       <w:r>
-        <w:t xml:space="preserve">Attorney in Charge</w:t>
+        <w:t xml:space="preserve">Iwana Rademaekers, Attorney in Charge</w:t>
       </w:r>
     </w:p>
     <w:p>
@@ -1157,12 +1157,12 @@
       </w:r>
     </w:p>
     <w:sectPr>
-      <w:footerReference r:id="rId9" w:type="default"/>
+      <w:footerReference w:type="default" r:id="rId100"/>
       <w:footnotePr>
         <w:numRestart w:val="eachSect"/>
       </w:footnotePr>
-      <w:pgSz w:h="15840" w:w="12240"/>
-      <w:pgMar w:bottom="1440" w:footer="720" w:gutter="0" w:header="720" w:left="1440" w:right="1440" w:top="1440"/>
+      <w:pgSz w:w="12240" w:h="15840"/>
+      <w:pgMar w:top="1440" w:right="1440" w:bottom="1440" w:left="1440" w:header="720" w:footer="720" w:gutter="0"/>
     </w:sectPr>
   </w:body>
 </w:document>
@@ -1213,7 +1213,7 @@
       </w:r>
     </w:p>
   </w:footnote>
-  <w:footnote w:id="20">
+  <w:footnote w:id="109">
     <w:p>
       <w:pPr>
         <w:pStyle w:val="FootnoteText"/>
@@ -1256,7 +1256,7 @@
       </w:r>
     </w:p>
   </w:footnote>
-  <w:footnote w:id="21">
+  <w:footnote w:id="110">
     <w:p>
       <w:pPr>
         <w:pStyle w:val="FootnoteText"/>
@@ -1266,116 +1266,6 @@
           <w:rStyle w:val="FootnoteReference"/>
         </w:rPr>
         <w:footnoteRef/>
-      </w:r>
-      <w:r>
-        <w:t xml:space="preserve"> </w:t>
-      </w:r>
-      <w:r>
-        <w:t xml:space="preserve">See Complaint at ¶ 17 and the WHEREFORE paragraph.</w:t>
-      </w:r>
-    </w:p>
-  </w:footnote>
-  <w:footnote w:id="22">
-    <w:p>
-      <w:pPr>
-        <w:pStyle w:val="FootnoteText"/>
-      </w:pPr>
-      <w:r>
-        <w:rPr>
-          <w:rStyle w:val="FootnoteReference"/>
-        </w:rPr>
-        <w:footnoteRef/>
-      </w:r>
-      <w:r>
-        <w:t xml:space="preserve"> </w:t>
-      </w:r>
-      <w:r>
-        <w:t xml:space="preserve">See Complaint, WHEREFORE Paragraph.</w:t>
-      </w:r>
-    </w:p>
-  </w:footnote>
-  <w:footnote w:id="23">
-    <w:p>
-      <w:pPr>
-        <w:pStyle w:val="FootnoteText"/>
-      </w:pPr>
-      <w:r>
-        <w:rPr>
-          <w:rStyle w:val="FootnoteReference"/>
-        </w:rPr>
-        <w:footnoteRef/>
-      </w:r>
-      <w:r>
-        <w:t xml:space="preserve"> </w:t>
-      </w:r>
-      <w:r>
-        <w:t xml:space="preserve">For the purposes of the Motion to Dismiss, the Court must assume the facts alleged by Plaintiff in the Complaint to be true. However, Defendant does not admit the truthfulness or accuracy of any factual allegation contained in the Complaint by filing this Motion and Brief or by any statement contained therein.</w:t>
-      </w:r>
-    </w:p>
-  </w:footnote>
-  <w:footnote w:id="24">
-    <w:p>
-      <w:pPr>
-        <w:pStyle w:val="FootnoteText"/>
-      </w:pPr>
-      <w:r>
-        <w:rPr>
-          <w:rStyle w:val="FootnoteReference"/>
-        </w:rPr>
-        <w:footnoteRef/>
-      </w:r>
-      <w:r>
-        <w:t xml:space="preserve"> </w:t>
-      </w:r>
-      <w:r>
-        <w:t xml:space="preserve">See the Caption of the Complaint.</w:t>
-      </w:r>
-    </w:p>
-  </w:footnote>
-  <w:footnote w:id="25">
-    <w:p>
-      <w:pPr>
-        <w:pStyle w:val="FootnoteText"/>
-      </w:pPr>
-      <w:r>
-        <w:rPr>
-          <w:rStyle w:val="FootnoteReference"/>
-        </w:rPr>
-        <w:footnoteRef/>
-      </w:r>
-      <w:r>
-        <w:t xml:space="preserve"> </w:t>
-      </w:r>
-      <w:r>
-        <w:t xml:space="preserve">Fed. R. Civ. P. 12(b)(6).</w:t>
-      </w:r>
-    </w:p>
-  </w:footnote>
-  <w:footnote w:id="26">
-    <w:p>
-      <w:pPr>
-        <w:pStyle w:val="FootnoteText"/>
-      </w:pPr>
-      <w:r>
-        <w:rPr>
-          <w:rStyle w:val="FootnoteReference"/>
-        </w:rPr>
-        <w:footnoteRef/>
-      </w:r>
-      <w:r>
-        <w:t xml:space="preserve"> </w:t>
-      </w:r>
-      <w:r>
-        <w:t xml:space="preserve">“A complaint must contain sufficient factual matter, accepted as true, to</w:t>
-      </w:r>
-      <w:r>
-        <w:t xml:space="preserve"> </w:t>
-      </w:r>
-      <w:r>
-        <w:t xml:space="preserve">‘state a claim to relief that is plausible on its face.’</w:t>
-      </w:r>
-      <w:r>
-        <w:t xml:space="preserve">”</w:t>
       </w:r>
       <w:r>
         <w:t xml:space="preserve"> </w:t>
@@ -1385,14 +1275,17 @@
           <w:i/>
           <w:iCs/>
         </w:rPr>
-        <w:t xml:space="preserve">Bell Atlantic Corp. v. Twombly</w:t>
-      </w:r>
-      <w:r>
-        <w:t xml:space="preserve">, 550 U.S. 544, 555 (2007).</w:t>
+        <w:t xml:space="preserve">See</w:t>
+      </w:r>
+      <w:r>
+        <w:t xml:space="preserve"> </w:t>
+      </w:r>
+      <w:r>
+        <w:t xml:space="preserve">Complaint at ¶ 17 and the WHEREFORE paragraph.</w:t>
       </w:r>
     </w:p>
   </w:footnote>
-  <w:footnote w:id="27">
+  <w:footnote w:id="111">
     <w:p>
       <w:pPr>
         <w:pStyle w:val="FootnoteText"/>
@@ -1411,6 +1304,143 @@
           <w:i/>
           <w:iCs/>
         </w:rPr>
+        <w:t xml:space="preserve">See</w:t>
+      </w:r>
+      <w:r>
+        <w:t xml:space="preserve"> </w:t>
+      </w:r>
+      <w:r>
+        <w:t xml:space="preserve">Complaint, WHEREFORE Paragraph.</w:t>
+      </w:r>
+    </w:p>
+  </w:footnote>
+  <w:footnote w:id="112">
+    <w:p>
+      <w:pPr>
+        <w:pStyle w:val="FootnoteText"/>
+      </w:pPr>
+      <w:r>
+        <w:rPr>
+          <w:rStyle w:val="FootnoteReference"/>
+        </w:rPr>
+        <w:footnoteRef/>
+      </w:r>
+      <w:r>
+        <w:t xml:space="preserve"> </w:t>
+      </w:r>
+      <w:r>
+        <w:t xml:space="preserve">For the purposes of the Motion to Dismiss, the Court must assume the facts alleged by Plaintiff in the Complaint to be true. However, Defendant does not admit the truthfulness or accuracy of any factual allegation contained in the Complaint by filing this Motion and Brief or by any statement contained therein.</w:t>
+      </w:r>
+    </w:p>
+  </w:footnote>
+  <w:footnote w:id="113">
+    <w:p>
+      <w:pPr>
+        <w:pStyle w:val="FootnoteText"/>
+      </w:pPr>
+      <w:r>
+        <w:rPr>
+          <w:rStyle w:val="FootnoteReference"/>
+        </w:rPr>
+        <w:footnoteRef/>
+      </w:r>
+      <w:r>
+        <w:t xml:space="preserve"> </w:t>
+      </w:r>
+      <w:r>
+        <w:rPr>
+          <w:i/>
+          <w:iCs/>
+        </w:rPr>
+        <w:t xml:space="preserve">See</w:t>
+      </w:r>
+      <w:r>
+        <w:t xml:space="preserve"> </w:t>
+      </w:r>
+      <w:r>
+        <w:t xml:space="preserve">the Caption of the Complaint.</w:t>
+      </w:r>
+    </w:p>
+  </w:footnote>
+  <w:footnote w:id="114">
+    <w:p>
+      <w:pPr>
+        <w:pStyle w:val="FootnoteText"/>
+      </w:pPr>
+      <w:r>
+        <w:rPr>
+          <w:rStyle w:val="FootnoteReference"/>
+        </w:rPr>
+        <w:footnoteRef/>
+      </w:r>
+      <w:r>
+        <w:t xml:space="preserve"> </w:t>
+      </w:r>
+      <w:r>
+        <w:t xml:space="preserve">Fed. R. Civ. P. 12(b)(6).</w:t>
+      </w:r>
+    </w:p>
+  </w:footnote>
+  <w:footnote w:id="115">
+    <w:p>
+      <w:pPr>
+        <w:pStyle w:val="FootnoteText"/>
+      </w:pPr>
+      <w:r>
+        <w:rPr>
+          <w:rStyle w:val="FootnoteReference"/>
+        </w:rPr>
+        <w:footnoteRef/>
+      </w:r>
+      <w:r>
+        <w:t xml:space="preserve"> </w:t>
+      </w:r>
+      <w:r>
+        <w:t xml:space="preserve">“A complaint must contain sufficient factual matter, accepted as true, to</w:t>
+      </w:r>
+      <w:r>
+        <w:t xml:space="preserve"> </w:t>
+      </w:r>
+      <w:r>
+        <w:t xml:space="preserve">‘state a claim to relief that is plausible on its face.’</w:t>
+      </w:r>
+      <w:r>
+        <w:t xml:space="preserve">”</w:t>
+      </w:r>
+      <w:r>
+        <w:t xml:space="preserve"> </w:t>
+      </w:r>
+      <w:r>
+        <w:rPr>
+          <w:i/>
+          <w:iCs/>
+        </w:rPr>
+        <w:t xml:space="preserve">Bell Atlantic Corp. v. Twombly</w:t>
+      </w:r>
+      <w:r>
+        <w:t xml:space="preserve">, 550 U.S. 544, 555 (2007).</w:t>
+      </w:r>
+    </w:p>
+  </w:footnote>
+  <w:footnote w:id="116">
+    <w:p>
+      <w:pPr>
+        <w:pStyle w:val="FootnoteText"/>
+      </w:pPr>
+      <w:r>
+        <w:rPr>
+          <w:rStyle w:val="FootnoteReference"/>
+        </w:rPr>
+        <w:footnoteRef/>
+      </w:r>
+      <w:r>
+        <w:t xml:space="preserve"> </w:t>
+      </w:r>
+      <w:r>
+        <w:rPr>
+          <w:i/>
+          <w:iCs/>
+        </w:rPr>
         <w:t xml:space="preserve">Ashcroft v. Iqbal</w:t>
       </w:r>
       <w:r>
@@ -1418,7 +1448,7 @@
       </w:r>
     </w:p>
   </w:footnote>
-  <w:footnote w:id="28">
+  <w:footnote w:id="117">
     <w:p>
       <w:pPr>
         <w:pStyle w:val="FootnoteText"/>
@@ -1437,7 +1467,7 @@
       </w:r>
     </w:p>
   </w:footnote>
-  <w:footnote w:id="29">
+  <w:footnote w:id="118">
     <w:p>
       <w:pPr>
         <w:pStyle w:val="FootnoteText"/>
@@ -1456,7 +1486,7 @@
       </w:r>
     </w:p>
   </w:footnote>
-  <w:footnote w:id="30">
+  <w:footnote w:id="119">
     <w:p>
       <w:pPr>
         <w:pStyle w:val="FootnoteText"/>
@@ -1471,7 +1501,17 @@
         <w:t xml:space="preserve"> </w:t>
       </w:r>
       <w:r>
-        <w:t xml:space="preserve">See Complaint at ¶ 1 and Exhibit A thereto; Plan Documents, Exhibits</w:t>
+        <w:rPr>
+          <w:i/>
+          <w:iCs/>
+        </w:rPr>
+        <w:t xml:space="preserve">See</w:t>
+      </w:r>
+      <w:r>
+        <w:t xml:space="preserve"> </w:t>
+      </w:r>
+      <w:r>
+        <w:t xml:space="preserve">Complaint at ¶ 1 and Exhibit A thereto; Plan Documents, Exhibits</w:t>
       </w:r>
       <w:r>
         <w:t xml:space="preserve"> </w:t>
@@ -1511,7 +1551,7 @@
       </w:r>
     </w:p>
   </w:footnote>
-  <w:footnote w:id="31">
+  <w:footnote w:id="120">
     <w:p>
       <w:pPr>
         <w:pStyle w:val="FootnoteText"/>
@@ -1526,7 +1566,17 @@
         <w:t xml:space="preserve"> </w:t>
       </w:r>
       <w:r>
-        <w:t xml:space="preserve">See Complaint at ¶¶ 4, 11, 14, and 16-17.</w:t>
+        <w:rPr>
+          <w:i/>
+          <w:iCs/>
+        </w:rPr>
+        <w:t xml:space="preserve">See</w:t>
+      </w:r>
+      <w:r>
+        <w:t xml:space="preserve"> </w:t>
+      </w:r>
+      <w:r>
+        <w:t xml:space="preserve">Complaint at ¶¶ 4, 11, 14, and 16-17.</w:t>
       </w:r>
     </w:p>
   </w:footnote>
@@ -1622,59 +1672,59 @@
   <w:docDefaults>
     <w:rPrDefault>
       <w:rPr>
-        <w:rFonts w:ascii="EB Garamond" w:cs="EB Garamond" w:eastAsia="EB Garamond" w:hAnsi="EB Garamond"/>
+        <w:rFonts w:ascii="EB Garamond" w:hAnsi="EB Garamond" w:eastAsia="EB Garamond" w:cs="EB Garamond"/>
         <w:sz w:val="24"/>
         <w:szCs w:val="24"/>
-        <w:lang w:bidi="ar-SA" w:eastAsia="en-US" w:val="en-US"/>
+        <w:lang w:val="en-US" w:eastAsia="en-US" w:bidi="ar-SA"/>
       </w:rPr>
     </w:rPrDefault>
     <w:pPrDefault>
       <w:pPr>
-        <w:spacing w:after="0" w:before="0" w:line="240" w:lineRule="auto"/>
+        <w:spacing w:before="0" w:after="0" w:line="240" w:lineRule="auto"/>
       </w:pPr>
     </w:pPrDefault>
   </w:docDefaults>
-  <w:latentStyles w:count="276" w:defLockedState="0" w:defQFormat="0" w:defSemiHidden="0" w:defUIPriority="0" w:defUnhideWhenUsed="0"/>
-  <w:style w:default="1" w:styleId="Normal" w:type="paragraph">
+  <w:latentStyles w:defLockedState="0" w:defUIPriority="0" w:defSemiHidden="0" w:defUnhideWhenUsed="0" w:defQFormat="0" w:count="276"/>
+  <w:style w:type="paragraph" w:default="1" w:styleId="Normal">
     <w:name w:val="Normal"/>
     <w:qFormat/>
     <w:pPr>
-      <w:spacing w:after="0" w:before="0" w:line="240" w:lineRule="auto"/>
-    </w:pPr>
-    <w:rPr>
-      <w:rFonts w:ascii="EB Garamond" w:cs="EB Garamond" w:eastAsia="EB Garamond" w:hAnsi="EB Garamond"/>
+      <w:spacing w:before="0" w:after="0" w:line="240" w:lineRule="auto"/>
+    </w:pPr>
+    <w:rPr>
+      <w:rFonts w:ascii="EB Garamond" w:hAnsi="EB Garamond" w:eastAsia="EB Garamond" w:cs="EB Garamond"/>
       <w:color w:val="000000"/>
       <w:sz w:val="24"/>
       <w:szCs w:val="24"/>
     </w:rPr>
   </w:style>
-  <w:style w:styleId="BodyText" w:type="paragraph">
+  <w:style w:type="paragraph" w:styleId="BodyText">
     <w:name w:val="Body Text"/>
     <w:basedOn w:val="Normal"/>
     <w:qFormat/>
     <w:pPr>
-      <w:spacing w:after="0" w:before="0" w:line="480" w:lineRule="exact"/>
+      <w:spacing w:before="0" w:after="0" w:line="480" w:lineRule="exact"/>
       <w:ind w:firstLine="720"/>
     </w:pPr>
   </w:style>
-  <w:style w:customStyle="1" w:styleId="FirstParagraph" w:type="paragraph">
+  <w:style w:type="paragraph" w:customStyle="1" w:styleId="FirstParagraph">
     <w:name w:val="First Paragraph"/>
     <w:basedOn w:val="BodyText"/>
     <w:qFormat/>
     <w:pPr>
-      <w:spacing w:after="0" w:before="0" w:line="480" w:lineRule="exact"/>
+      <w:spacing w:before="0" w:after="0" w:line="480" w:lineRule="exact"/>
       <w:ind w:firstLine="720"/>
     </w:pPr>
   </w:style>
-  <w:style w:customStyle="1" w:styleId="Compact" w:type="paragraph">
+  <w:style w:type="paragraph" w:customStyle="1" w:styleId="Compact">
     <w:name w:val="Compact"/>
     <w:basedOn w:val="BodyText"/>
     <w:qFormat/>
     <w:pPr>
-      <w:spacing w:after="36" w:before="36"/>
-    </w:pPr>
-  </w:style>
-  <w:style w:styleId="Title" w:type="paragraph">
+      <w:spacing w:before="36" w:after="36"/>
+    </w:pPr>
+  </w:style>
+  <w:style w:type="paragraph" w:styleId="Title">
     <w:name w:val="Title"/>
     <w:basedOn w:val="Normal"/>
     <w:next w:val="BodyText"/>
@@ -1688,24 +1738,24 @@
       <w:jc w:val="center"/>
     </w:pPr>
     <w:rPr>
-      <w:rFonts w:asciiTheme="majorHAnsi" w:cstheme="majorBidi" w:eastAsiaTheme="majorEastAsia" w:hAnsiTheme="majorHAnsi"/>
+      <w:rFonts w:asciiTheme="majorHAnsi" w:eastAsiaTheme="majorEastAsia" w:hAnsiTheme="majorHAnsi" w:cstheme="majorBidi"/>
       <w:sz w:val="56"/>
       <w:szCs w:val="56"/>
     </w:rPr>
   </w:style>
-  <w:style w:customStyle="1" w:styleId="TitleChar" w:type="character">
+  <w:style w:type="character" w:customStyle="1" w:styleId="TitleChar">
     <w:name w:val="Title Char"/>
     <w:basedOn w:val="DefaultParagraphFont"/>
     <w:link w:val="Title"/>
     <w:uiPriority w:val="10"/>
     <w:rsid w:val="00A10FD9"/>
     <w:rPr>
-      <w:rFonts w:asciiTheme="majorHAnsi" w:cstheme="majorBidi" w:eastAsiaTheme="majorEastAsia" w:hAnsiTheme="majorHAnsi"/>
+      <w:rFonts w:asciiTheme="majorHAnsi" w:eastAsiaTheme="majorEastAsia" w:hAnsiTheme="majorHAnsi" w:cstheme="majorBidi"/>
       <w:sz w:val="56"/>
       <w:szCs w:val="56"/>
     </w:rPr>
   </w:style>
-  <w:style w:styleId="Subtitle" w:type="paragraph">
+  <w:style w:type="paragraph" w:styleId="Subtitle">
     <w:name w:val="Subtitle"/>
     <w:basedOn w:val="Title"/>
     <w:next w:val="BodyText"/>
@@ -1719,27 +1769,27 @@
       </w:numPr>
     </w:pPr>
     <w:rPr>
-      <w:rFonts w:cstheme="majorBidi" w:eastAsiaTheme="majorEastAsia"/>
+      <w:rFonts w:eastAsiaTheme="majorEastAsia" w:cstheme="majorBidi"/>
       <w:spacing w:val="15"/>
       <w:sz w:val="28"/>
       <w:szCs w:val="28"/>
     </w:rPr>
   </w:style>
-  <w:style w:customStyle="1" w:styleId="SubtitleChar" w:type="character">
+  <w:style w:type="character" w:customStyle="1" w:styleId="SubtitleChar">
     <w:name w:val="Subtitle Char"/>
     <w:basedOn w:val="DefaultParagraphFont"/>
     <w:link w:val="Subtitle"/>
     <w:uiPriority w:val="11"/>
     <w:rsid w:val="00A10FD9"/>
     <w:rPr>
-      <w:rFonts w:cstheme="majorBidi" w:eastAsiaTheme="majorEastAsia"/>
-      <w:color w:themeColor="text1" w:themeTint="A6" w:val="595959"/>
+      <w:rFonts w:eastAsiaTheme="majorEastAsia" w:cstheme="majorBidi"/>
+      <w:color w:val="595959" w:themeColor="text1" w:themeTint="A6"/>
       <w:spacing w:val="15"/>
       <w:sz w:val="28"/>
       <w:szCs w:val="28"/>
     </w:rPr>
   </w:style>
-  <w:style w:customStyle="1" w:styleId="Author" w:type="paragraph">
+  <w:style w:type="paragraph" w:customStyle="1" w:styleId="Author">
     <w:name w:val="Author"/>
     <w:basedOn w:val="Title"/>
     <w:next w:val="BodyText"/>
@@ -1753,7 +1803,7 @@
       <w:szCs w:val="24"/>
     </w:rPr>
   </w:style>
-  <w:style w:styleId="Date" w:type="paragraph">
+  <w:style w:type="paragraph" w:styleId="Date">
     <w:name w:val="Date"/>
     <w:basedOn w:val="Title"/>
     <w:next w:val="BodyText"/>
@@ -1767,7 +1817,7 @@
       <w:szCs w:val="24"/>
     </w:rPr>
   </w:style>
-  <w:style w:customStyle="1" w:styleId="AbstractTitle" w:type="paragraph">
+  <w:style w:type="paragraph" w:customStyle="1" w:styleId="AbstractTitle">
     <w:name w:val="Abstract Title"/>
     <w:basedOn w:val="Normal"/>
     <w:next w:val="Abstract"/>
@@ -1775,7 +1825,7 @@
     <w:pPr>
       <w:keepNext/>
       <w:keepLines/>
-      <w:spacing w:after="0" w:before="300"/>
+      <w:spacing w:before="300" w:after="0"/>
       <w:jc w:val="center"/>
     </w:pPr>
     <w:rPr>
@@ -1784,7 +1834,7 @@
       <w:szCs w:val="20"/>
     </w:rPr>
   </w:style>
-  <w:style w:customStyle="1" w:styleId="Abstract" w:type="paragraph">
+  <w:style w:type="paragraph" w:customStyle="1" w:styleId="Abstract">
     <w:name w:val="Abstract"/>
     <w:basedOn w:val="Normal"/>
     <w:next w:val="BodyText"/>
@@ -1792,14 +1842,14 @@
     <w:pPr>
       <w:keepNext/>
       <w:keepLines/>
-      <w:spacing w:after="300" w:before="100"/>
+      <w:spacing w:before="100" w:after="300"/>
     </w:pPr>
     <w:rPr>
       <w:sz w:val="20"/>
       <w:szCs w:val="20"/>
     </w:rPr>
   </w:style>
-  <w:style w:styleId="Bibliography" w:type="paragraph">
+  <w:style w:type="paragraph" w:styleId="Bibliography">
     <w:name w:val="Bibliography"/>
     <w:basedOn w:val="Normal"/>
     <w:next w:val="Bibliography"/>
@@ -1807,7 +1857,7 @@
     <w:pPr/>
     <w:rPr/>
   </w:style>
-  <w:style w:styleId="Heading1" w:type="paragraph">
+  <w:style w:type="paragraph" w:styleId="Heading1">
     <w:name w:val="heading 1"/>
     <w:basedOn w:val="Normal"/>
     <w:next w:val="BodyText"/>
@@ -1816,12 +1866,12 @@
     <w:pPr>
       <w:keepNext/>
       <w:keepLines/>
-      <w:spacing w:after="120" w:before="360" w:line="240" w:lineRule="auto"/>
+      <w:spacing w:before="360" w:after="120" w:line="240" w:lineRule="auto"/>
       <w:jc w:val="center"/>
       <w:outlineLvl w:val="0"/>
     </w:pPr>
     <w:rPr>
-      <w:rFonts w:ascii="EB Garamond" w:cs="EB Garamond" w:eastAsia="EB Garamond" w:hAnsi="EB Garamond"/>
+      <w:rFonts w:ascii="EB Garamond" w:hAnsi="EB Garamond" w:eastAsia="EB Garamond" w:cs="EB Garamond"/>
       <w:b/>
       <w:bCs/>
       <w:color w:val="000000"/>
@@ -1829,7 +1879,7 @@
       <w:szCs w:val="24"/>
     </w:rPr>
   </w:style>
-  <w:style w:styleId="Heading2" w:type="paragraph">
+  <w:style w:type="paragraph" w:styleId="Heading2">
     <w:name w:val="heading 2"/>
     <w:basedOn w:val="Normal"/>
     <w:next w:val="BodyText"/>
@@ -1839,12 +1889,12 @@
     <w:pPr>
       <w:keepNext/>
       <w:keepLines/>
-      <w:spacing w:after="240" w:before="240" w:line="240" w:lineRule="auto"/>
+      <w:spacing w:before="240" w:after="240" w:line="240" w:lineRule="auto"/>
       <w:jc w:val="center"/>
       <w:outlineLvl w:val="1"/>
     </w:pPr>
     <w:rPr>
-      <w:rFonts w:ascii="EB Garamond" w:cs="EB Garamond" w:eastAsia="EB Garamond" w:hAnsi="EB Garamond"/>
+      <w:rFonts w:ascii="EB Garamond" w:hAnsi="EB Garamond" w:eastAsia="EB Garamond" w:cs="EB Garamond"/>
       <w:b/>
       <w:bCs/>
       <w:color w:val="000000"/>
@@ -1852,7 +1902,7 @@
       <w:szCs w:val="24"/>
     </w:rPr>
   </w:style>
-  <w:style w:styleId="Heading3" w:type="paragraph">
+  <w:style w:type="paragraph" w:styleId="Heading3">
     <w:name w:val="heading 3"/>
     <w:basedOn w:val="Normal"/>
     <w:next w:val="BodyText"/>
@@ -1862,11 +1912,11 @@
     <w:pPr>
       <w:keepNext/>
       <w:keepLines/>
-      <w:spacing w:after="240" w:before="240" w:line="240" w:lineRule="auto"/>
+      <w:spacing w:before="240" w:after="240" w:line="240" w:lineRule="auto"/>
       <w:outlineLvl w:val="2"/>
     </w:pPr>
     <w:rPr>
-      <w:rFonts w:ascii="EB Garamond" w:cs="EB Garamond" w:eastAsia="EB Garamond" w:hAnsi="EB Garamond"/>
+      <w:rFonts w:ascii="EB Garamond" w:hAnsi="EB Garamond" w:eastAsia="EB Garamond" w:cs="EB Garamond"/>
       <w:b/>
       <w:bCs/>
       <w:color w:val="000000"/>
@@ -1874,7 +1924,7 @@
       <w:szCs w:val="24"/>
     </w:rPr>
   </w:style>
-  <w:style w:styleId="Heading4" w:type="paragraph">
+  <w:style w:type="paragraph" w:styleId="Heading4">
     <w:name w:val="heading 4"/>
     <w:basedOn w:val="Normal"/>
     <w:next w:val="BodyText"/>
@@ -1887,17 +1937,17 @@
     <w:pPr>
       <w:keepNext/>
       <w:keepLines/>
-      <w:spacing w:after="40" w:before="80"/>
+      <w:spacing w:before="80" w:after="40"/>
       <w:outlineLvl w:val="3"/>
     </w:pPr>
     <w:rPr>
-      <w:rFonts w:cstheme="majorBidi" w:eastAsiaTheme="majorEastAsia"/>
+      <w:rFonts w:eastAsiaTheme="majorEastAsia" w:cstheme="majorBidi"/>
       <w:i/>
       <w:iCs/>
-      <w:color w:themeColor="accent1" w:themeShade="BF" w:val="0F4761"/>
-    </w:rPr>
-  </w:style>
-  <w:style w:styleId="Heading5" w:type="paragraph">
+      <w:color w:val="0F4761" w:themeColor="accent1" w:themeShade="BF"/>
+    </w:rPr>
+  </w:style>
+  <w:style w:type="paragraph" w:styleId="Heading5">
     <w:name w:val="heading 5"/>
     <w:basedOn w:val="Normal"/>
     <w:next w:val="BodyText"/>
@@ -1910,15 +1960,15 @@
     <w:pPr>
       <w:keepNext/>
       <w:keepLines/>
-      <w:spacing w:after="40" w:before="80"/>
+      <w:spacing w:before="80" w:after="40"/>
       <w:outlineLvl w:val="4"/>
     </w:pPr>
     <w:rPr>
-      <w:rFonts w:cstheme="majorBidi" w:eastAsiaTheme="majorEastAsia"/>
-      <w:color w:themeColor="accent1" w:themeShade="BF" w:val="0F4761"/>
-    </w:rPr>
-  </w:style>
-  <w:style w:styleId="Heading6" w:type="paragraph">
+      <w:rFonts w:eastAsiaTheme="majorEastAsia" w:cstheme="majorBidi"/>
+      <w:color w:val="0F4761" w:themeColor="accent1" w:themeShade="BF"/>
+    </w:rPr>
+  </w:style>
+  <w:style w:type="paragraph" w:styleId="Heading6">
     <w:name w:val="heading 6"/>
     <w:basedOn w:val="Normal"/>
     <w:next w:val="BodyText"/>
@@ -1931,17 +1981,17 @@
     <w:pPr>
       <w:keepNext/>
       <w:keepLines/>
-      <w:spacing w:after="0" w:before="40"/>
+      <w:spacing w:before="40" w:after="0"/>
       <w:outlineLvl w:val="5"/>
     </w:pPr>
     <w:rPr>
-      <w:rFonts w:cstheme="majorBidi" w:eastAsiaTheme="majorEastAsia"/>
+      <w:rFonts w:eastAsiaTheme="majorEastAsia" w:cstheme="majorBidi"/>
       <w:i/>
       <w:iCs/>
-      <w:color w:themeColor="text1" w:themeTint="A6" w:val="595959"/>
-    </w:rPr>
-  </w:style>
-  <w:style w:styleId="Heading7" w:type="paragraph">
+      <w:color w:val="595959" w:themeColor="text1" w:themeTint="A6"/>
+    </w:rPr>
+  </w:style>
+  <w:style w:type="paragraph" w:styleId="Heading7">
     <w:name w:val="heading 7"/>
     <w:basedOn w:val="Normal"/>
     <w:next w:val="BodyText"/>
@@ -1954,15 +2004,15 @@
     <w:pPr>
       <w:keepNext/>
       <w:keepLines/>
-      <w:spacing w:after="0" w:before="40"/>
+      <w:spacing w:before="40" w:after="0"/>
       <w:outlineLvl w:val="6"/>
     </w:pPr>
     <w:rPr>
-      <w:rFonts w:cstheme="majorBidi" w:eastAsiaTheme="majorEastAsia"/>
-      <w:color w:themeColor="text1" w:themeTint="A6" w:val="595959"/>
-    </w:rPr>
-  </w:style>
-  <w:style w:styleId="Heading8" w:type="paragraph">
+      <w:rFonts w:eastAsiaTheme="majorEastAsia" w:cstheme="majorBidi"/>
+      <w:color w:val="595959" w:themeColor="text1" w:themeTint="A6"/>
+    </w:rPr>
+  </w:style>
+  <w:style w:type="paragraph" w:styleId="Heading8">
     <w:name w:val="heading 8"/>
     <w:basedOn w:val="Normal"/>
     <w:next w:val="BodyText"/>
@@ -1979,13 +2029,13 @@
       <w:outlineLvl w:val="7"/>
     </w:pPr>
     <w:rPr>
-      <w:rFonts w:cstheme="majorBidi" w:eastAsiaTheme="majorEastAsia"/>
+      <w:rFonts w:eastAsiaTheme="majorEastAsia" w:cstheme="majorBidi"/>
       <w:i/>
       <w:iCs/>
-      <w:color w:themeColor="text1" w:themeTint="D8" w:val="272727"/>
-    </w:rPr>
-  </w:style>
-  <w:style w:styleId="Heading9" w:type="paragraph">
+      <w:color w:val="272727" w:themeColor="text1" w:themeTint="D8"/>
+    </w:rPr>
+  </w:style>
+  <w:style w:type="paragraph" w:styleId="Heading9">
     <w:name w:val="heading 9"/>
     <w:basedOn w:val="Normal"/>
     <w:next w:val="BodyText"/>
@@ -2002,24 +2052,24 @@
       <w:outlineLvl w:val="8"/>
     </w:pPr>
     <w:rPr>
-      <w:rFonts w:cstheme="majorBidi" w:eastAsiaTheme="majorEastAsia"/>
-      <w:color w:themeColor="text1" w:themeTint="D8" w:val="272727"/>
-    </w:rPr>
-  </w:style>
-  <w:style w:customStyle="1" w:styleId="Heading1Char" w:type="character">
+      <w:rFonts w:eastAsiaTheme="majorEastAsia" w:cstheme="majorBidi"/>
+      <w:color w:val="272727" w:themeColor="text1" w:themeTint="D8"/>
+    </w:rPr>
+  </w:style>
+  <w:style w:type="character" w:customStyle="1" w:styleId="Heading1Char">
     <w:name w:val="Heading 1 Char"/>
     <w:basedOn w:val="DefaultParagraphFont"/>
     <w:link w:val="Heading1"/>
     <w:uiPriority w:val="9"/>
     <w:rsid w:val="00A10FD9"/>
     <w:rPr>
-      <w:rFonts w:asciiTheme="majorHAnsi" w:cstheme="majorBidi" w:eastAsiaTheme="majorEastAsia" w:hAnsiTheme="majorHAnsi"/>
-      <w:color w:themeColor="accent1" w:themeShade="BF" w:val="0F4761"/>
+      <w:rFonts w:asciiTheme="majorHAnsi" w:eastAsiaTheme="majorEastAsia" w:hAnsiTheme="majorHAnsi" w:cstheme="majorBidi"/>
+      <w:color w:val="0F4761" w:themeColor="accent1" w:themeShade="BF"/>
       <w:sz w:val="40"/>
       <w:szCs w:val="40"/>
     </w:rPr>
   </w:style>
-  <w:style w:customStyle="1" w:styleId="Heading2Char" w:type="character">
+  <w:style w:type="character" w:customStyle="1" w:styleId="Heading2Char">
     <w:name w:val="Heading 2 Char"/>
     <w:basedOn w:val="DefaultParagraphFont"/>
     <w:link w:val="Heading2"/>
@@ -2027,13 +2077,13 @@
     <w:semiHidden/>
     <w:rsid w:val="00A10FD9"/>
     <w:rPr>
-      <w:rFonts w:asciiTheme="majorHAnsi" w:cstheme="majorBidi" w:eastAsiaTheme="majorEastAsia" w:hAnsiTheme="majorHAnsi"/>
-      <w:color w:themeColor="accent1" w:themeShade="BF" w:val="0F4761"/>
+      <w:rFonts w:asciiTheme="majorHAnsi" w:eastAsiaTheme="majorEastAsia" w:hAnsiTheme="majorHAnsi" w:cstheme="majorBidi"/>
+      <w:color w:val="0F4761" w:themeColor="accent1" w:themeShade="BF"/>
       <w:sz w:val="32"/>
       <w:szCs w:val="32"/>
     </w:rPr>
   </w:style>
-  <w:style w:customStyle="1" w:styleId="Heading3Char" w:type="character">
+  <w:style w:type="character" w:customStyle="1" w:styleId="Heading3Char">
     <w:name w:val="Heading 3 Char"/>
     <w:basedOn w:val="DefaultParagraphFont"/>
     <w:link w:val="Heading3"/>
@@ -2041,13 +2091,13 @@
     <w:semiHidden/>
     <w:rsid w:val="00A10FD9"/>
     <w:rPr>
-      <w:rFonts w:cstheme="majorBidi" w:eastAsiaTheme="majorEastAsia"/>
-      <w:color w:themeColor="accent1" w:themeShade="BF" w:val="0F4761"/>
+      <w:rFonts w:eastAsiaTheme="majorEastAsia" w:cstheme="majorBidi"/>
+      <w:color w:val="0F4761" w:themeColor="accent1" w:themeShade="BF"/>
       <w:sz w:val="28"/>
       <w:szCs w:val="28"/>
     </w:rPr>
   </w:style>
-  <w:style w:customStyle="1" w:styleId="Heading4Char" w:type="character">
+  <w:style w:type="character" w:customStyle="1" w:styleId="Heading4Char">
     <w:name w:val="Heading 4 Char"/>
     <w:basedOn w:val="DefaultParagraphFont"/>
     <w:link w:val="Heading4"/>
@@ -2055,13 +2105,13 @@
     <w:semiHidden/>
     <w:rsid w:val="00A10FD9"/>
     <w:rPr>
-      <w:rFonts w:cstheme="majorBidi" w:eastAsiaTheme="majorEastAsia"/>
+      <w:rFonts w:eastAsiaTheme="majorEastAsia" w:cstheme="majorBidi"/>
       <w:i/>
       <w:iCs/>
-      <w:color w:themeColor="accent1" w:themeShade="BF" w:val="0F4761"/>
-    </w:rPr>
-  </w:style>
-  <w:style w:customStyle="1" w:styleId="Heading5Char" w:type="character">
+      <w:color w:val="0F4761" w:themeColor="accent1" w:themeShade="BF"/>
+    </w:rPr>
+  </w:style>
+  <w:style w:type="character" w:customStyle="1" w:styleId="Heading5Char">
     <w:name w:val="Heading 5 Char"/>
     <w:basedOn w:val="DefaultParagraphFont"/>
     <w:link w:val="Heading5"/>
@@ -2069,11 +2119,11 @@
     <w:semiHidden/>
     <w:rsid w:val="00A10FD9"/>
     <w:rPr>
-      <w:rFonts w:cstheme="majorBidi" w:eastAsiaTheme="majorEastAsia"/>
-      <w:color w:themeColor="accent1" w:themeShade="BF" w:val="0F4761"/>
-    </w:rPr>
-  </w:style>
-  <w:style w:customStyle="1" w:styleId="Heading6Char" w:type="character">
+      <w:rFonts w:eastAsiaTheme="majorEastAsia" w:cstheme="majorBidi"/>
+      <w:color w:val="0F4761" w:themeColor="accent1" w:themeShade="BF"/>
+    </w:rPr>
+  </w:style>
+  <w:style w:type="character" w:customStyle="1" w:styleId="Heading6Char">
     <w:name w:val="Heading 6 Char"/>
     <w:basedOn w:val="DefaultParagraphFont"/>
     <w:link w:val="Heading6"/>
@@ -2081,13 +2131,13 @@
     <w:semiHidden/>
     <w:rsid w:val="00A10FD9"/>
     <w:rPr>
-      <w:rFonts w:cstheme="majorBidi" w:eastAsiaTheme="majorEastAsia"/>
+      <w:rFonts w:eastAsiaTheme="majorEastAsia" w:cstheme="majorBidi"/>
       <w:i/>
       <w:iCs/>
-      <w:color w:themeColor="text1" w:themeTint="A6" w:val="595959"/>
-    </w:rPr>
-  </w:style>
-  <w:style w:customStyle="1" w:styleId="Heading7Char" w:type="character">
+      <w:color w:val="595959" w:themeColor="text1" w:themeTint="A6"/>
+    </w:rPr>
+  </w:style>
+  <w:style w:type="character" w:customStyle="1" w:styleId="Heading7Char">
     <w:name w:val="Heading 7 Char"/>
     <w:basedOn w:val="DefaultParagraphFont"/>
     <w:link w:val="Heading7"/>
@@ -2095,11 +2145,11 @@
     <w:semiHidden/>
     <w:rsid w:val="00A10FD9"/>
     <w:rPr>
-      <w:rFonts w:cstheme="majorBidi" w:eastAsiaTheme="majorEastAsia"/>
-      <w:color w:themeColor="text1" w:themeTint="A6" w:val="595959"/>
-    </w:rPr>
-  </w:style>
-  <w:style w:customStyle="1" w:styleId="Heading8Char" w:type="character">
+      <w:rFonts w:eastAsiaTheme="majorEastAsia" w:cstheme="majorBidi"/>
+      <w:color w:val="595959" w:themeColor="text1" w:themeTint="A6"/>
+    </w:rPr>
+  </w:style>
+  <w:style w:type="character" w:customStyle="1" w:styleId="Heading8Char">
     <w:name w:val="Heading 8 Char"/>
     <w:basedOn w:val="DefaultParagraphFont"/>
     <w:link w:val="Heading8"/>
@@ -2107,13 +2157,13 @@
     <w:semiHidden/>
     <w:rsid w:val="00A10FD9"/>
     <w:rPr>
-      <w:rFonts w:cstheme="majorBidi" w:eastAsiaTheme="majorEastAsia"/>
+      <w:rFonts w:eastAsiaTheme="majorEastAsia" w:cstheme="majorBidi"/>
       <w:i/>
       <w:iCs/>
-      <w:color w:themeColor="text1" w:themeTint="D8" w:val="272727"/>
-    </w:rPr>
-  </w:style>
-  <w:style w:customStyle="1" w:styleId="Heading9Char" w:type="character">
+      <w:color w:val="272727" w:themeColor="text1" w:themeTint="D8"/>
+    </w:rPr>
+  </w:style>
+  <w:style w:type="character" w:customStyle="1" w:styleId="Heading9Char">
     <w:name w:val="Heading 9 Char"/>
     <w:basedOn w:val="DefaultParagraphFont"/>
     <w:link w:val="Heading9"/>
@@ -2121,11 +2171,11 @@
     <w:semiHidden/>
     <w:rsid w:val="00A10FD9"/>
     <w:rPr>
-      <w:rFonts w:cstheme="majorBidi" w:eastAsiaTheme="majorEastAsia"/>
-      <w:color w:themeColor="text1" w:themeTint="D8" w:val="272727"/>
-    </w:rPr>
-  </w:style>
-  <w:style w:styleId="BlockText" w:type="paragraph">
+      <w:rFonts w:eastAsiaTheme="majorEastAsia" w:cstheme="majorBidi"/>
+      <w:color w:val="272727" w:themeColor="text1" w:themeTint="D8"/>
+    </w:rPr>
+  </w:style>
+  <w:style w:type="paragraph" w:styleId="BlockText">
     <w:name w:val="Block Text"/>
     <w:basedOn w:val="BodyText"/>
     <w:next w:val="BodyText"/>
@@ -2133,26 +2183,26 @@
     <w:unhideWhenUsed/>
     <w:qFormat/>
     <w:pPr>
-      <w:spacing w:after="100" w:before="100"/>
+      <w:spacing w:before="100" w:after="100"/>
       <w:ind w:firstLine="0" w:left="480" w:right="480"/>
     </w:pPr>
   </w:style>
-  <w:style w:styleId="FootnoteText" w:type="paragraph">
+  <w:style w:type="paragraph" w:styleId="FootnoteText">
     <w:name w:val="footnote text"/>
     <w:basedOn w:val="Normal"/>
     <w:uiPriority w:val="99"/>
     <w:unhideWhenUsed/>
     <w:pPr>
-      <w:spacing w:after="100" w:before="0" w:line="240" w:lineRule="auto"/>
+      <w:spacing w:before="0" w:after="100" w:line="240" w:lineRule="auto"/>
       <w:ind w:firstLine="0"/>
     </w:pPr>
     <w:rPr>
-      <w:rFonts w:ascii="EB Garamond" w:cs="EB Garamond" w:eastAsia="EB Garamond" w:hAnsi="EB Garamond"/>
+      <w:rFonts w:ascii="EB Garamond" w:hAnsi="EB Garamond" w:eastAsia="EB Garamond" w:cs="EB Garamond"/>
       <w:sz w:val="24"/>
       <w:szCs w:val="24"/>
     </w:rPr>
   </w:style>
-  <w:style w:styleId="FootnoteBlockText" w:type="paragraph">
+  <w:style w:type="paragraph" w:styleId="FootnoteBlockText">
     <w:name w:val="Footnote Block Text"/>
     <w:basedOn w:val="FootnoteText"/>
     <w:next w:val="FootnoteText"/>
@@ -2160,34 +2210,34 @@
     <w:unhideWhenUsed/>
     <w:qFormat/>
     <w:pPr>
-      <w:spacing w:after="100" w:before="100"/>
+      <w:spacing w:before="100" w:after="100"/>
       <w:ind w:firstLine="0" w:left="480" w:right="480"/>
     </w:pPr>
   </w:style>
-  <w:style w:default="1" w:styleId="DefaultParagraphFont" w:type="character">
+  <w:style w:type="character" w:default="1" w:styleId="DefaultParagraphFont">
     <w:name w:val="Default Paragraph Font"/>
     <w:semiHidden/>
     <w:unhideWhenUsed/>
   </w:style>
-  <w:style w:default="1" w:styleId="Table" w:type="table">
+  <w:style w:type="table" w:default="1" w:styleId="Table">
     <w:name w:val="Table"/>
     <w:basedOn w:val="TableNormal"/>
     <w:semiHidden/>
     <w:unhideWhenUsed/>
     <w:qFormat/>
     <w:tblPr>
-      <w:tblInd w:type="dxa" w:w="0"/>
+      <w:tblInd w:w="0" w:type="dxa"/>
       <w:tblCellMar>
-        <w:top w:type="dxa" w:w="0"/>
-        <w:left w:type="dxa" w:w="108"/>
-        <w:bottom w:type="dxa" w:w="0"/>
-        <w:right w:type="dxa" w:w="108"/>
+        <w:top w:w="0" w:type="dxa"/>
+        <w:left w:w="108" w:type="dxa"/>
+        <w:bottom w:w="0" w:type="dxa"/>
+        <w:right w:w="108" w:type="dxa"/>
       </w:tblCellMar>
     </w:tblPr>
     <w:tblStylePr w:type="firstRow">
       <w:tblPr>
         <w:jc w:val="left"/>
-        <w:tblInd w:type="dxa" w:w="0"/>
+        <w:tblInd w:w="0" w:type="dxa"/>
       </w:tblPr>
       <w:trPr>
         <w:jc w:val="left"/>
@@ -2200,7 +2250,7 @@
       </w:tcPr>
     </w:tblStylePr>
   </w:style>
-  <w:style w:customStyle="1" w:styleId="DefinitionTerm" w:type="paragraph">
+  <w:style w:type="paragraph" w:customStyle="1" w:styleId="DefinitionTerm">
     <w:name w:val="Definition Term"/>
     <w:basedOn w:val="Normal"/>
     <w:next w:val="Definition"/>
@@ -2213,49 +2263,49 @@
       <w:b/>
     </w:rPr>
   </w:style>
-  <w:style w:customStyle="1" w:styleId="Definition" w:type="paragraph">
+  <w:style w:type="paragraph" w:customStyle="1" w:styleId="Definition">
     <w:name w:val="Definition"/>
     <w:basedOn w:val="Normal"/>
   </w:style>
-  <w:style w:styleId="Caption" w:type="paragraph">
+  <w:style w:type="paragraph" w:styleId="Caption">
     <w:name w:val="Caption"/>
     <w:basedOn w:val="Normal"/>
     <w:link w:val="BodyTextChar"/>
     <w:pPr>
-      <w:spacing w:after="120" w:before="0"/>
+      <w:spacing w:before="0" w:after="120"/>
     </w:pPr>
     <w:rPr>
       <w:i/>
     </w:rPr>
   </w:style>
-  <w:style w:customStyle="1" w:styleId="TableCaption" w:type="paragraph">
+  <w:style w:type="paragraph" w:customStyle="1" w:styleId="TableCaption">
     <w:name w:val="Table Caption"/>
     <w:basedOn w:val="Caption"/>
     <w:pPr>
       <w:keepNext/>
     </w:pPr>
   </w:style>
-  <w:style w:customStyle="1" w:styleId="ImageCaption" w:type="paragraph">
+  <w:style w:type="paragraph" w:customStyle="1" w:styleId="ImageCaption">
     <w:name w:val="Image Caption"/>
     <w:basedOn w:val="Caption"/>
   </w:style>
-  <w:style w:customStyle="1" w:styleId="Figure" w:type="paragraph">
+  <w:style w:type="paragraph" w:customStyle="1" w:styleId="Figure">
     <w:name w:val="Figure"/>
     <w:basedOn w:val="Normal"/>
   </w:style>
-  <w:style w:customStyle="1" w:styleId="CaptionedFigure" w:type="paragraph">
+  <w:style w:type="paragraph" w:customStyle="1" w:styleId="CaptionedFigure">
     <w:name w:val="Captioned Figure"/>
     <w:basedOn w:val="Figure"/>
     <w:pPr>
       <w:keepNext/>
     </w:pPr>
   </w:style>
-  <w:style w:customStyle="1" w:styleId="BodyTextChar" w:type="character">
+  <w:style w:type="character" w:customStyle="1" w:styleId="BodyTextChar">
     <w:name w:val="Body Text Char"/>
     <w:basedOn w:val="DefaultParagraphFont"/>
     <w:link w:val="BodyText"/>
   </w:style>
-  <w:style w:customStyle="1" w:styleId="VerbatimChar" w:type="character">
+  <w:style w:type="character" w:customStyle="1" w:styleId="VerbatimChar">
     <w:name w:val="Verbatim Char"/>
     <w:basedOn w:val="BodyTextChar"/>
     <w:rPr>
@@ -2263,25 +2313,25 @@
       <w:sz w:val="22"/>
     </w:rPr>
   </w:style>
-  <w:style w:customStyle="1" w:styleId="SectionNumber" w:type="character">
+  <w:style w:type="character" w:customStyle="1" w:styleId="SectionNumber">
     <w:name w:val="Section Number"/>
     <w:basedOn w:val="BodyTextChar"/>
   </w:style>
-  <w:style w:styleId="FootnoteReference" w:type="character">
+  <w:style w:type="character" w:styleId="FootnoteReference">
     <w:name w:val="Footnote Reference"/>
     <w:basedOn w:val="BodyTextChar"/>
     <w:rPr>
       <w:vertAlign w:val="superscript"/>
     </w:rPr>
   </w:style>
-  <w:style w:styleId="Hyperlink" w:type="character">
+  <w:style w:type="character" w:styleId="Hyperlink">
     <w:name w:val="Hyperlink"/>
     <w:basedOn w:val="BodyTextChar"/>
     <w:rPr>
-      <w:color w:themeColor="accent1" w:val="4F81BD"/>
-    </w:rPr>
-  </w:style>
-  <w:style w:styleId="TOCHeading" w:type="paragraph">
+      <w:color w:val="4F81BD" w:themeColor="accent1"/>
+    </w:rPr>
+  </w:style>
+  <w:style w:type="paragraph" w:styleId="TOCHeading">
     <w:name w:val="TOC Heading"/>
     <w:basedOn w:val="Heading1"/>
     <w:next w:val="BodyText"/>
@@ -2293,154 +2343,154 @@
       <w:outlineLvl w:val="9"/>
     </w:pPr>
     <w:rPr>
-      <w:rFonts w:asciiTheme="majorHAnsi" w:cstheme="majorBidi" w:eastAsiaTheme="majorEastAsia" w:hAnsiTheme="majorHAnsi"/>
+      <w:rFonts w:asciiTheme="majorHAnsi" w:eastAsiaTheme="majorEastAsia" w:hAnsiTheme="majorHAnsi" w:cstheme="majorBidi"/>
       <w:b w:val="0"/>
       <w:bCs w:val="0"/>
-      <w:color w:themeColor="accent1" w:themeShade="BF" w:val="365F91"/>
-    </w:rPr>
-  </w:style>
-  <w:style w:styleId="Footer" w:type="paragraph">
+      <w:color w:val="365F91" w:themeColor="accent1" w:themeShade="BF"/>
+    </w:rPr>
+  </w:style>
+  <w:style w:type="paragraph" w:styleId="Footer">
     <w:name w:val="footer"/>
     <w:basedOn w:val="Normal"/>
     <w:pPr>
-      <w:spacing w:after="0" w:before="0" w:line="240" w:lineRule="auto"/>
+      <w:spacing w:before="0" w:after="0" w:line="240" w:lineRule="auto"/>
       <w:jc w:val="center"/>
     </w:pPr>
     <w:rPr>
-      <w:rFonts w:ascii="EB Garamond" w:cs="EB Garamond" w:eastAsia="EB Garamond" w:hAnsi="EB Garamond"/>
+      <w:rFonts w:ascii="EB Garamond" w:hAnsi="EB Garamond" w:eastAsia="EB Garamond" w:cs="EB Garamond"/>
       <w:color w:val="000000"/>
       <w:sz w:val="24"/>
       <w:szCs w:val="24"/>
     </w:rPr>
   </w:style>
-  <w:style w:customStyle="1" w:styleId="Centered" w:type="paragraph">
+  <w:style w:type="paragraph" w:customStyle="1" w:styleId="Centered">
     <w:name w:val="Centered"/>
     <w:basedOn w:val="Normal"/>
     <w:qFormat/>
     <w:pPr>
-      <w:spacing w:after="0" w:before="0" w:line="240" w:lineRule="auto"/>
+      <w:spacing w:before="0" w:after="0" w:line="240" w:lineRule="auto"/>
       <w:ind w:firstLine="0"/>
       <w:jc w:val="center"/>
     </w:pPr>
   </w:style>
-  <w:style w:customStyle="1" w:styleId="Single" w:type="paragraph">
+  <w:style w:type="paragraph" w:customStyle="1" w:styleId="Single">
     <w:name w:val="Single"/>
     <w:basedOn w:val="Normal"/>
     <w:qFormat/>
     <w:pPr>
-      <w:spacing w:after="0" w:before="0" w:line="240" w:lineRule="auto"/>
+      <w:spacing w:before="0" w:after="0" w:line="240" w:lineRule="auto"/>
       <w:ind w:firstLine="0"/>
     </w:pPr>
   </w:style>
-  <w:style w:customStyle="1" w:styleId="CaptionLine" w:type="paragraph">
+  <w:style w:type="paragraph" w:customStyle="1" w:styleId="CaptionLine">
     <w:name w:val="CaptionLine"/>
     <w:basedOn w:val="Normal"/>
     <w:qFormat/>
     <w:pPr>
-      <w:spacing w:after="0" w:before="0" w:line="280" w:lineRule="exact"/>
+      <w:spacing w:before="0" w:after="0" w:line="280" w:lineRule="exact"/>
       <w:ind w:firstLine="0"/>
     </w:pPr>
   </w:style>
-  <w:style w:customStyle="1" w:styleId="CaptionCenter" w:type="paragraph">
+  <w:style w:type="paragraph" w:customStyle="1" w:styleId="CaptionCenter">
     <w:name w:val="CaptionCenter"/>
     <w:basedOn w:val="CaptionLine"/>
     <w:qFormat/>
     <w:pPr>
-      <w:spacing w:after="0" w:before="0" w:line="280" w:lineRule="exact"/>
+      <w:spacing w:before="0" w:after="0" w:line="280" w:lineRule="exact"/>
       <w:ind w:firstLine="0"/>
       <w:jc w:val="center"/>
     </w:pPr>
   </w:style>
-  <w:style w:customStyle="1" w:styleId="CaptionIndent" w:type="paragraph">
+  <w:style w:type="paragraph" w:customStyle="1" w:styleId="CaptionIndent">
     <w:name w:val="CaptionIndent"/>
     <w:basedOn w:val="CaptionLine"/>
     <w:qFormat/>
     <w:pPr>
-      <w:spacing w:after="0" w:before="0" w:line="280" w:lineRule="exact"/>
-      <w:ind w:firstLine="0" w:left="2016"/>
-    </w:pPr>
-  </w:style>
-  <w:style w:customStyle="1" w:styleId="CaptionRight" w:type="paragraph">
+      <w:spacing w:before="0" w:after="0" w:line="280" w:lineRule="exact"/>
+      <w:ind w:left="2016" w:firstLine="0"/>
+    </w:pPr>
+  </w:style>
+  <w:style w:type="paragraph" w:customStyle="1" w:styleId="CaptionRight">
     <w:name w:val="CaptionRight"/>
     <w:basedOn w:val="CaptionLine"/>
     <w:qFormat/>
     <w:pPr>
-      <w:spacing w:after="0" w:before="0" w:line="280" w:lineRule="exact"/>
-      <w:ind w:firstLine="0" w:left="360"/>
-    </w:pPr>
-  </w:style>
-  <w:style w:customStyle="1" w:styleId="Gap24" w:type="paragraph">
+      <w:spacing w:before="0" w:after="0" w:line="280" w:lineRule="exact"/>
+      <w:ind w:left="360" w:firstLine="0"/>
+    </w:pPr>
+  </w:style>
+  <w:style w:type="paragraph" w:customStyle="1" w:styleId="Gap24">
     <w:name w:val="Gap24"/>
     <w:basedOn w:val="Normal"/>
     <w:qFormat/>
     <w:pPr>
-      <w:spacing w:after="0" w:before="0" w:line="480" w:lineRule="exact"/>
+      <w:spacing w:before="0" w:after="0" w:line="480" w:lineRule="exact"/>
       <w:ind w:firstLine="0"/>
     </w:pPr>
   </w:style>
-  <w:style w:customStyle="1" w:styleId="SigIndent" w:type="paragraph">
+  <w:style w:type="paragraph" w:customStyle="1" w:styleId="SigIndent">
     <w:name w:val="SigIndent"/>
     <w:basedOn w:val="Single"/>
     <w:qFormat/>
     <w:pPr>
       <w:keepNext/>
       <w:keepLines/>
-      <w:spacing w:after="0" w:before="0" w:line="240" w:lineRule="auto"/>
-      <w:ind w:firstLine="0" w:left="4680"/>
-    </w:pPr>
-  </w:style>
-  <w:style w:customStyle="1" w:styleId="SigAfterGap" w:type="paragraph">
+      <w:spacing w:before="0" w:after="0" w:line="240" w:lineRule="auto"/>
+      <w:ind w:left="4680" w:firstLine="0"/>
+    </w:pPr>
+  </w:style>
+  <w:style w:type="paragraph" w:customStyle="1" w:styleId="SigAfterGap">
     <w:name w:val="SigAfterGap"/>
     <w:basedOn w:val="SigIndent"/>
     <w:qFormat/>
     <w:pPr>
       <w:keepNext/>
-      <w:spacing w:after="0" w:before="144" w:line="240" w:lineRule="auto"/>
-      <w:ind w:firstLine="0" w:left="4680"/>
-    </w:pPr>
-  </w:style>
-  <w:style w:customStyle="1" w:styleId="SigIndent30" w:type="paragraph">
+      <w:spacing w:before="144" w:after="0" w:line="240" w:lineRule="auto"/>
+      <w:ind w:left="4680" w:firstLine="0"/>
+    </w:pPr>
+  </w:style>
+  <w:style w:type="paragraph" w:customStyle="1" w:styleId="SigIndent30">
     <w:name w:val="SigIndent30"/>
     <w:basedOn w:val="Single"/>
     <w:qFormat/>
     <w:pPr>
       <w:keepNext/>
       <w:keepLines/>
-      <w:spacing w:after="0" w:before="0" w:line="240" w:lineRule="auto"/>
-      <w:ind w:firstLine="0" w:left="4320"/>
-    </w:pPr>
-  </w:style>
-  <w:style w:customStyle="1" w:styleId="SigAfterGap30" w:type="paragraph">
+      <w:spacing w:before="0" w:after="0" w:line="240" w:lineRule="auto"/>
+      <w:ind w:left="4320" w:firstLine="0"/>
+    </w:pPr>
+  </w:style>
+  <w:style w:type="paragraph" w:customStyle="1" w:styleId="SigAfterGap30">
     <w:name w:val="SigAfterGap30"/>
     <w:basedOn w:val="SigIndent30"/>
     <w:qFormat/>
     <w:pPr>
       <w:keepNext/>
-      <w:spacing w:after="0" w:before="144" w:line="240" w:lineRule="auto"/>
-      <w:ind w:firstLine="0" w:left="4320"/>
-    </w:pPr>
-  </w:style>
-  <w:style w:customStyle="1" w:styleId="PrayerItem" w:type="paragraph">
+      <w:spacing w:before="144" w:after="0" w:line="240" w:lineRule="auto"/>
+      <w:ind w:left="4320" w:firstLine="0"/>
+    </w:pPr>
+  </w:style>
+  <w:style w:type="paragraph" w:customStyle="1" w:styleId="PrayerItem">
     <w:name w:val="PrayerItem"/>
     <w:basedOn w:val="BodyText"/>
     <w:qFormat/>
     <w:pPr>
-      <w:spacing w:after="0" w:before="120" w:line="480" w:lineRule="exact"/>
-      <w:ind w:hanging="720" w:left="1440"/>
-    </w:pPr>
-  </w:style>
-  <w:style w:customStyle="1" w:styleId="HeadingHang" w:type="paragraph">
+      <w:spacing w:before="120" w:after="0" w:line="480" w:lineRule="exact"/>
+      <w:ind w:left="1440" w:hanging="720"/>
+    </w:pPr>
+  </w:style>
+  <w:style w:type="paragraph" w:customStyle="1" w:styleId="HeadingHang">
     <w:name w:val="HeadingHang"/>
     <w:basedOn w:val="Normal"/>
     <w:qFormat/>
     <w:pPr>
       <w:keepNext/>
       <w:keepLines/>
-      <w:spacing w:after="240" w:before="240" w:line="240" w:lineRule="auto"/>
-      <w:ind w:hanging="720" w:left="720"/>
-    </w:pPr>
-    <w:rPr>
-      <w:rFonts w:ascii="EB Garamond" w:cs="EB Garamond" w:eastAsia="EB Garamond" w:hAnsi="EB Garamond"/>
+      <w:spacing w:before="240" w:after="240" w:line="240" w:lineRule="auto"/>
+      <w:ind w:left="720" w:hanging="720"/>
+    </w:pPr>
+    <w:rPr>
+      <w:rFonts w:ascii="EB Garamond" w:hAnsi="EB Garamond" w:eastAsia="EB Garamond" w:cs="EB Garamond"/>
       <w:b/>
       <w:bCs/>
       <w:color w:val="000000"/>
@@ -2448,18 +2498,18 @@
       <w:szCs w:val="24"/>
     </w:rPr>
   </w:style>
-  <w:style w:customStyle="1" w:styleId="HeadingHang3" w:type="paragraph">
+  <w:style w:type="paragraph" w:customStyle="1" w:styleId="HeadingHang3">
     <w:name w:val="HeadingHang3"/>
     <w:basedOn w:val="Normal"/>
     <w:qFormat/>
     <w:pPr>
       <w:keepNext/>
       <w:keepLines/>
-      <w:spacing w:after="240" w:before="240" w:line="240" w:lineRule="auto"/>
-      <w:ind w:hanging="720" w:left="1440"/>
-    </w:pPr>
-    <w:rPr>
-      <w:rFonts w:ascii="EB Garamond" w:cs="EB Garamond" w:eastAsia="EB Garamond" w:hAnsi="EB Garamond"/>
+      <w:spacing w:before="240" w:after="240" w:line="240" w:lineRule="auto"/>
+      <w:ind w:left="1440" w:hanging="720"/>
+    </w:pPr>
+    <w:rPr>
+      <w:rFonts w:ascii="EB Garamond" w:hAnsi="EB Garamond" w:eastAsia="EB Garamond" w:cs="EB Garamond"/>
       <w:b/>
       <w:bCs/>
       <w:color w:val="000000"/>
@@ -2467,18 +2517,18 @@
       <w:szCs w:val="24"/>
     </w:rPr>
   </w:style>
-  <w:style w:customStyle="1" w:styleId="MotionH1" w:type="paragraph">
+  <w:style w:type="paragraph" w:customStyle="1" w:styleId="MotionH1">
     <w:name w:val="MotionH1"/>
     <w:basedOn w:val="Normal"/>
     <w:qFormat/>
     <w:pPr>
       <w:keepNext/>
       <w:keepLines/>
-      <w:spacing w:after="240" w:before="360" w:line="240" w:lineRule="auto"/>
+      <w:spacing w:before="360" w:after="240" w:line="240" w:lineRule="auto"/>
       <w:jc w:val="center"/>
     </w:pPr>
     <w:rPr>
-      <w:rFonts w:ascii="EB Garamond" w:cs="EB Garamond" w:eastAsia="EB Garamond" w:hAnsi="EB Garamond"/>
+      <w:rFonts w:ascii="EB Garamond" w:hAnsi="EB Garamond" w:eastAsia="EB Garamond" w:cs="EB Garamond"/>
       <w:b/>
       <w:bCs/>
       <w:color w:val="000000"/>
@@ -2486,17 +2536,17 @@
       <w:szCs w:val="24"/>
     </w:rPr>
   </w:style>
-  <w:style w:customStyle="1" w:styleId="TitleBlock" w:type="paragraph">
+  <w:style w:type="paragraph" w:customStyle="1" w:styleId="TitleBlock">
     <w:name w:val="TitleBlock"/>
     <w:basedOn w:val="Normal"/>
     <w:qFormat/>
     <w:pPr>
-      <w:spacing w:after="0" w:before="0" w:line="240" w:lineRule="auto"/>
-      <w:ind w:firstLine="0" w:left="936" w:right="936"/>
+      <w:spacing w:before="0" w:after="0" w:line="240" w:lineRule="auto"/>
+      <w:ind w:left="936" w:right="936" w:firstLine="0"/>
       <w:jc w:val="center"/>
     </w:pPr>
     <w:rPr>
-      <w:rFonts w:ascii="EB Garamond" w:cs="EB Garamond" w:eastAsia="EB Garamond" w:hAnsi="EB Garamond"/>
+      <w:rFonts w:ascii="EB Garamond" w:hAnsi="EB Garamond" w:eastAsia="EB Garamond" w:cs="EB Garamond"/>
       <w:b/>
       <w:bCs/>
       <w:color w:val="000000"/>
@@ -2504,24 +2554,24 @@
       <w:szCs w:val="24"/>
     </w:rPr>
   </w:style>
-  <w:style w:customStyle="1" w:styleId="Recipient" w:type="paragraph">
+  <w:style w:type="paragraph" w:customStyle="1" w:styleId="Recipient">
     <w:name w:val="Recipient"/>
     <w:basedOn w:val="Single"/>
     <w:qFormat/>
     <w:pPr>
-      <w:spacing w:after="120" w:before="0" w:line="240" w:lineRule="auto"/>
-      <w:ind w:firstLine="0" w:left="1440"/>
-    </w:pPr>
-  </w:style>
-  <w:style w:customStyle="1" w:styleId="DateLine" w:type="paragraph">
+      <w:spacing w:before="0" w:after="120" w:line="240" w:lineRule="auto"/>
+      <w:ind w:left="1440" w:firstLine="0"/>
+    </w:pPr>
+  </w:style>
+  <w:style w:type="paragraph" w:customStyle="1" w:styleId="DateLine">
     <w:name w:val="DateLine"/>
     <w:basedOn w:val="Single"/>
     <w:qFormat/>
     <w:pPr>
       <w:tabs>
-        <w:tab w:pos="9360" w:val="right"/>
+        <w:tab w:val="right" w:pos="9360"/>
       </w:tabs>
-      <w:spacing w:after="0" w:before="0" w:line="240" w:lineRule="auto"/>
+      <w:spacing w:before="0" w:after="0" w:line="240" w:lineRule="auto"/>
       <w:ind w:firstLine="0"/>
     </w:pPr>
   </w:style>

--- a/courts/seventh-circuit/illinois/federal/southern-district/motion-brief/usage/OUTPUT-motion-brief.docx
+++ b/courts/seventh-circuit/illinois/federal/southern-district/motion-brief/usage/OUTPUT-motion-brief.docx
@@ -4,22 +4,23 @@
   <w:body>
     <w:p>
       <w:pPr>
-        <w:pStyle w:val="Centered"/>
+        <w:spacing w:before="0" w:after="0" w:line="276" w:lineRule="exact"/>
+        <w:ind w:left="0" w:firstLine="0"/>
+        <w:jc w:val="center"/>
       </w:pPr>
       <w:r>
         <w:t xml:space="preserve">IN THE UNITED STATES DISTRICT COURT</w:t>
       </w:r>
-      <w:r>
-        <w:br/>
-      </w:r>
+    </w:p>
+    <w:p>
+      <w:pPr>
+        <w:spacing w:before="0" w:after="480" w:line="276" w:lineRule="exact"/>
+        <w:ind w:left="0" w:firstLine="0"/>
+        <w:jc w:val="center"/>
+      </w:pPr>
       <w:r>
         <w:t xml:space="preserve">FOR THE SOUTHERN DISTRICT OF ILLINOIS</w:t>
       </w:r>
-    </w:p>
-    <w:p>
-      <w:pPr>
-        <w:pStyle w:val="Gap24"/>
-      </w:pPr>
     </w:p>
     <w:tbl>
       <w:tblPr>
@@ -34,9 +35,12 @@
         </w:tblBorders>
         <w:tblLayout w:type="fixed"/>
         <w:tblCellMar>
+          <w:top w:w="0" w:type="dxa"/>
           <w:left w:w="0" w:type="dxa"/>
+          <w:bottom w:w="0" w:type="dxa"/>
           <w:right w:w="0" w:type="dxa"/>
         </w:tblCellMar>
+        <w:tblLook w:val="0000" w:firstRow="0" w:lastRow="0" w:firstColumn="0" w:lastColumn="0" w:noHBand="0" w:noVBand="0"/>
       </w:tblPr>
       <w:tblGrid>
         <w:gridCol w:w="5040"/>
@@ -44,65 +48,403 @@
         <w:gridCol w:w="3744"/>
       </w:tblGrid>
       <w:tr>
+        <w:trPr>
+          <w:cantSplit/>
+        </w:trPr>
         <w:tc>
           <w:tcPr>
             <w:tcW w:w="5040" w:type="dxa"/>
           </w:tcPr>
           <w:p>
             <w:pPr>
-              <w:pStyle w:val="CaptionLine"/>
+              <w:spacing w:before="0" w:after="0" w:line="276" w:lineRule="exact"/>
+              <w:ind w:left="0" w:firstLine="0"/>
+              <w:jc w:val="left"/>
             </w:pPr>
             <w:r>
-              <w:t xml:space="preserve">BENJAMIN SHELTON,</w:t>
+              <w:t xml:space="preserve">BENJAMIN</w:t>
+            </w:r>
+            <w:r>
+              <w:t xml:space="preserve"> </w:t>
+            </w:r>
+            <w:r>
+              <w:t xml:space="preserve">SHELTON,</w:t>
             </w:r>
           </w:p>
+        </w:tc>
+        <w:tc>
+          <w:tcPr>
+            <w:tcW w:w="576" w:type="dxa"/>
+          </w:tcPr>
           <w:p>
             <w:pPr>
-              <w:pStyle w:val="CaptionLine"/>
+              <w:spacing w:before="0" w:after="0" w:line="276" w:lineRule="exact"/>
+              <w:ind w:left="0" w:firstLine="0"/>
+              <w:jc w:val="center"/>
+            </w:pPr>
+            <w:r>
+              <w:t xml:space="preserve">)</w:t>
+            </w:r>
+          </w:p>
+        </w:tc>
+        <w:tc>
+          <w:tcPr>
+            <w:tcW w:w="3744" w:type="dxa"/>
+          </w:tcPr>
+          <w:p>
+            <w:pPr>
+              <w:spacing w:before="0" w:after="0" w:line="276" w:lineRule="exact"/>
+              <w:ind w:left="0" w:firstLine="0"/>
+              <w:jc w:val="left"/>
             </w:pPr>
           </w:p>
+        </w:tc>
+      </w:tr>
+      <w:tr>
+        <w:trPr>
+          <w:cantSplit/>
+        </w:trPr>
+        <w:tc>
+          <w:tcPr>
+            <w:tcW w:w="5040" w:type="dxa"/>
+          </w:tcPr>
           <w:p>
             <w:pPr>
-              <w:pStyle w:val="CaptionIndent"/>
+              <w:spacing w:before="0" w:after="0" w:line="276" w:lineRule="exact"/>
+              <w:ind w:left="0" w:firstLine="0"/>
+              <w:jc w:val="left"/>
+            </w:pPr>
+          </w:p>
+        </w:tc>
+        <w:tc>
+          <w:tcPr>
+            <w:tcW w:w="576" w:type="dxa"/>
+          </w:tcPr>
+          <w:p>
+            <w:pPr>
+              <w:spacing w:before="0" w:after="0" w:line="276" w:lineRule="exact"/>
+              <w:ind w:left="0" w:firstLine="0"/>
+              <w:jc w:val="center"/>
+            </w:pPr>
+            <w:r>
+              <w:t xml:space="preserve">)</w:t>
+            </w:r>
+          </w:p>
+        </w:tc>
+        <w:tc>
+          <w:tcPr>
+            <w:tcW w:w="3744" w:type="dxa"/>
+          </w:tcPr>
+          <w:p>
+            <w:pPr>
+              <w:spacing w:before="0" w:after="0" w:line="276" w:lineRule="exact"/>
+              <w:ind w:left="0" w:firstLine="0"/>
+              <w:jc w:val="left"/>
+            </w:pPr>
+          </w:p>
+        </w:tc>
+      </w:tr>
+      <w:tr>
+        <w:trPr>
+          <w:cantSplit/>
+        </w:trPr>
+        <w:tc>
+          <w:tcPr>
+            <w:tcW w:w="5040" w:type="dxa"/>
+          </w:tcPr>
+          <w:p>
+            <w:pPr>
+              <w:spacing w:before="0" w:after="0" w:line="276" w:lineRule="exact"/>
+              <w:ind w:left="2016" w:firstLine="0"/>
+              <w:jc w:val="left"/>
             </w:pPr>
             <w:r>
               <w:t xml:space="preserve">Plaintiff,</w:t>
             </w:r>
           </w:p>
+        </w:tc>
+        <w:tc>
+          <w:tcPr>
+            <w:tcW w:w="576" w:type="dxa"/>
+          </w:tcPr>
           <w:p>
             <w:pPr>
-              <w:pStyle w:val="CaptionLine"/>
+              <w:spacing w:before="0" w:after="0" w:line="276" w:lineRule="exact"/>
+              <w:ind w:left="0" w:firstLine="0"/>
+              <w:jc w:val="center"/>
+            </w:pPr>
+            <w:r>
+              <w:t xml:space="preserve">)</w:t>
+            </w:r>
+          </w:p>
+        </w:tc>
+        <w:tc>
+          <w:tcPr>
+            <w:tcW w:w="3744" w:type="dxa"/>
+          </w:tcPr>
+          <w:p>
+            <w:pPr>
+              <w:spacing w:before="0" w:after="0" w:line="276" w:lineRule="exact"/>
+              <w:ind w:left="0" w:firstLine="0"/>
+              <w:jc w:val="left"/>
             </w:pPr>
           </w:p>
+        </w:tc>
+      </w:tr>
+      <w:tr>
+        <w:trPr>
+          <w:cantSplit/>
+        </w:trPr>
+        <w:tc>
+          <w:tcPr>
+            <w:tcW w:w="5040" w:type="dxa"/>
+          </w:tcPr>
           <w:p>
             <w:pPr>
-              <w:pStyle w:val="CaptionCenter"/>
+              <w:spacing w:before="0" w:after="0" w:line="276" w:lineRule="exact"/>
+              <w:ind w:left="0" w:firstLine="0"/>
+              <w:jc w:val="left"/>
+            </w:pPr>
+          </w:p>
+        </w:tc>
+        <w:tc>
+          <w:tcPr>
+            <w:tcW w:w="576" w:type="dxa"/>
+          </w:tcPr>
+          <w:p>
+            <w:pPr>
+              <w:spacing w:before="0" w:after="0" w:line="276" w:lineRule="exact"/>
+              <w:ind w:left="0" w:firstLine="0"/>
+              <w:jc w:val="center"/>
+            </w:pPr>
+            <w:r>
+              <w:t xml:space="preserve">)</w:t>
+            </w:r>
+          </w:p>
+        </w:tc>
+        <w:tc>
+          <w:tcPr>
+            <w:tcW w:w="3744" w:type="dxa"/>
+          </w:tcPr>
+          <w:p>
+            <w:pPr>
+              <w:spacing w:before="0" w:after="0" w:line="276" w:lineRule="exact"/>
+              <w:ind w:left="0" w:firstLine="0"/>
+              <w:jc w:val="left"/>
+            </w:pPr>
+          </w:p>
+        </w:tc>
+      </w:tr>
+      <w:tr>
+        <w:trPr>
+          <w:cantSplit/>
+        </w:trPr>
+        <w:tc>
+          <w:tcPr>
+            <w:tcW w:w="5040" w:type="dxa"/>
+          </w:tcPr>
+          <w:p>
+            <w:pPr>
+              <w:spacing w:before="0" w:after="0" w:line="276" w:lineRule="exact"/>
+              <w:ind w:left="0" w:firstLine="0"/>
+              <w:jc w:val="center"/>
             </w:pPr>
             <w:r>
               <w:t xml:space="preserve">v.</w:t>
             </w:r>
           </w:p>
+        </w:tc>
+        <w:tc>
+          <w:tcPr>
+            <w:tcW w:w="576" w:type="dxa"/>
+          </w:tcPr>
           <w:p>
             <w:pPr>
-              <w:pStyle w:val="CaptionLine"/>
+              <w:spacing w:before="0" w:after="0" w:line="276" w:lineRule="exact"/>
+              <w:ind w:left="0" w:firstLine="0"/>
+              <w:jc w:val="center"/>
+            </w:pPr>
+            <w:r>
+              <w:t xml:space="preserve">)</w:t>
+            </w:r>
+          </w:p>
+        </w:tc>
+        <w:tc>
+          <w:tcPr>
+            <w:tcW w:w="3744" w:type="dxa"/>
+          </w:tcPr>
+          <w:p>
+            <w:pPr>
+              <w:spacing w:before="0" w:after="0" w:line="276" w:lineRule="exact"/>
+              <w:ind w:left="360" w:firstLine="0"/>
+              <w:jc w:val="left"/>
+            </w:pPr>
+            <w:r>
+              <w:t xml:space="preserve">Civil Action No. 3:26cv00213</w:t>
+            </w:r>
+          </w:p>
+        </w:tc>
+      </w:tr>
+      <w:tr>
+        <w:trPr>
+          <w:cantSplit/>
+        </w:trPr>
+        <w:tc>
+          <w:tcPr>
+            <w:tcW w:w="5040" w:type="dxa"/>
+          </w:tcPr>
+          <w:p>
+            <w:pPr>
+              <w:spacing w:before="0" w:after="0" w:line="276" w:lineRule="exact"/>
+              <w:ind w:left="0" w:firstLine="0"/>
+              <w:jc w:val="left"/>
             </w:pPr>
           </w:p>
+        </w:tc>
+        <w:tc>
+          <w:tcPr>
+            <w:tcW w:w="576" w:type="dxa"/>
+          </w:tcPr>
           <w:p>
             <w:pPr>
-              <w:pStyle w:val="CaptionLine"/>
+              <w:spacing w:before="0" w:after="0" w:line="276" w:lineRule="exact"/>
+              <w:ind w:left="0" w:firstLine="0"/>
+              <w:jc w:val="center"/>
             </w:pPr>
             <w:r>
-              <w:t xml:space="preserve">LINCOLN FINANCIAL GROUP,</w:t>
+              <w:t xml:space="preserve">)</w:t>
             </w:r>
           </w:p>
+        </w:tc>
+        <w:tc>
+          <w:tcPr>
+            <w:tcW w:w="3744" w:type="dxa"/>
+          </w:tcPr>
           <w:p>
             <w:pPr>
-              <w:pStyle w:val="CaptionLine"/>
+              <w:spacing w:before="0" w:after="0" w:line="276" w:lineRule="exact"/>
+              <w:ind w:left="0" w:firstLine="0"/>
+              <w:jc w:val="left"/>
             </w:pPr>
           </w:p>
+        </w:tc>
+      </w:tr>
+      <w:tr>
+        <w:trPr>
+          <w:cantSplit/>
+        </w:trPr>
+        <w:tc>
+          <w:tcPr>
+            <w:tcW w:w="5040" w:type="dxa"/>
+          </w:tcPr>
           <w:p>
             <w:pPr>
-              <w:pStyle w:val="CaptionIndent"/>
+              <w:spacing w:before="0" w:after="0" w:line="276" w:lineRule="exact"/>
+              <w:ind w:left="0" w:firstLine="0"/>
+              <w:jc w:val="left"/>
+            </w:pPr>
+            <w:r>
+              <w:t xml:space="preserve">LINCOLN</w:t>
+            </w:r>
+            <w:r>
+              <w:t xml:space="preserve"> </w:t>
+            </w:r>
+            <w:r>
+              <w:t xml:space="preserve">FINANCIAL</w:t>
+            </w:r>
+            <w:r>
+              <w:t xml:space="preserve"> </w:t>
+            </w:r>
+            <w:r>
+              <w:t xml:space="preserve">GROUP,</w:t>
+            </w:r>
+          </w:p>
+        </w:tc>
+        <w:tc>
+          <w:tcPr>
+            <w:tcW w:w="576" w:type="dxa"/>
+          </w:tcPr>
+          <w:p>
+            <w:pPr>
+              <w:spacing w:before="0" w:after="0" w:line="276" w:lineRule="exact"/>
+              <w:ind w:left="0" w:firstLine="0"/>
+              <w:jc w:val="center"/>
+            </w:pPr>
+            <w:r>
+              <w:t xml:space="preserve">)</w:t>
+            </w:r>
+          </w:p>
+        </w:tc>
+        <w:tc>
+          <w:tcPr>
+            <w:tcW w:w="3744" w:type="dxa"/>
+          </w:tcPr>
+          <w:p>
+            <w:pPr>
+              <w:spacing w:before="0" w:after="0" w:line="276" w:lineRule="exact"/>
+              <w:ind w:left="0" w:firstLine="0"/>
+              <w:jc w:val="left"/>
+            </w:pPr>
+          </w:p>
+        </w:tc>
+      </w:tr>
+      <w:tr>
+        <w:trPr>
+          <w:cantSplit/>
+        </w:trPr>
+        <w:tc>
+          <w:tcPr>
+            <w:tcW w:w="5040" w:type="dxa"/>
+          </w:tcPr>
+          <w:p>
+            <w:pPr>
+              <w:spacing w:before="0" w:after="0" w:line="276" w:lineRule="exact"/>
+              <w:ind w:left="0" w:firstLine="0"/>
+              <w:jc w:val="left"/>
+            </w:pPr>
+          </w:p>
+        </w:tc>
+        <w:tc>
+          <w:tcPr>
+            <w:tcW w:w="576" w:type="dxa"/>
+          </w:tcPr>
+          <w:p>
+            <w:pPr>
+              <w:spacing w:before="0" w:after="0" w:line="276" w:lineRule="exact"/>
+              <w:ind w:left="0" w:firstLine="0"/>
+              <w:jc w:val="center"/>
+            </w:pPr>
+            <w:r>
+              <w:t xml:space="preserve">)</w:t>
+            </w:r>
+          </w:p>
+        </w:tc>
+        <w:tc>
+          <w:tcPr>
+            <w:tcW w:w="3744" w:type="dxa"/>
+          </w:tcPr>
+          <w:p>
+            <w:pPr>
+              <w:spacing w:before="0" w:after="0" w:line="276" w:lineRule="exact"/>
+              <w:ind w:left="0" w:firstLine="0"/>
+              <w:jc w:val="left"/>
+            </w:pPr>
+          </w:p>
+        </w:tc>
+      </w:tr>
+      <w:tr>
+        <w:trPr>
+          <w:cantSplit/>
+        </w:trPr>
+        <w:tc>
+          <w:tcPr>
+            <w:tcW w:w="5040" w:type="dxa"/>
+          </w:tcPr>
+          <w:p>
+            <w:pPr>
+              <w:spacing w:before="0" w:after="0" w:line="276" w:lineRule="exact"/>
+              <w:ind w:left="2016" w:firstLine="0"/>
+              <w:jc w:val="left"/>
             </w:pPr>
             <w:r>
               <w:t xml:space="preserve">Defendant.</w:t>
@@ -115,71 +457,9 @@
           </w:tcPr>
           <w:p>
             <w:pPr>
-              <w:pStyle w:val="CaptionLine"/>
-            </w:pPr>
-            <w:r>
-              <w:t xml:space="preserve">)</w:t>
-            </w:r>
-          </w:p>
-          <w:p>
-            <w:pPr>
-              <w:pStyle w:val="CaptionLine"/>
-            </w:pPr>
-            <w:r>
-              <w:t xml:space="preserve">)</w:t>
-            </w:r>
-          </w:p>
-          <w:p>
-            <w:pPr>
-              <w:pStyle w:val="CaptionLine"/>
-            </w:pPr>
-            <w:r>
-              <w:t xml:space="preserve">)</w:t>
-            </w:r>
-          </w:p>
-          <w:p>
-            <w:pPr>
-              <w:pStyle w:val="CaptionLine"/>
-            </w:pPr>
-            <w:r>
-              <w:t xml:space="preserve">)</w:t>
-            </w:r>
-          </w:p>
-          <w:p>
-            <w:pPr>
-              <w:pStyle w:val="CaptionLine"/>
-            </w:pPr>
-            <w:r>
-              <w:t xml:space="preserve">)</w:t>
-            </w:r>
-          </w:p>
-          <w:p>
-            <w:pPr>
-              <w:pStyle w:val="CaptionLine"/>
-            </w:pPr>
-            <w:r>
-              <w:t xml:space="preserve">)</w:t>
-            </w:r>
-          </w:p>
-          <w:p>
-            <w:pPr>
-              <w:pStyle w:val="CaptionLine"/>
-            </w:pPr>
-            <w:r>
-              <w:t xml:space="preserve">)</w:t>
-            </w:r>
-          </w:p>
-          <w:p>
-            <w:pPr>
-              <w:pStyle w:val="CaptionLine"/>
-            </w:pPr>
-            <w:r>
-              <w:t xml:space="preserve">)</w:t>
-            </w:r>
-          </w:p>
-          <w:p>
-            <w:pPr>
-              <w:pStyle w:val="CaptionLine"/>
+              <w:spacing w:before="0" w:after="0" w:line="276" w:lineRule="exact"/>
+              <w:ind w:left="0" w:firstLine="0"/>
+              <w:jc w:val="center"/>
             </w:pPr>
             <w:r>
               <w:t xml:space="preserve">)</w:t>
@@ -189,54 +469,171 @@
         <w:tc>
           <w:tcPr>
             <w:tcW w:w="3744" w:type="dxa"/>
-            <w:vAlign w:val="center"/>
           </w:tcPr>
           <w:p>
             <w:pPr>
-              <w:pStyle w:val="CaptionRight"/>
+              <w:spacing w:before="0" w:after="0" w:line="276" w:lineRule="exact"/>
+              <w:ind w:left="0" w:firstLine="0"/>
+              <w:jc w:val="left"/>
             </w:pPr>
-            <w:r>
-              <w:t xml:space="preserve">Civil Action No. 3:26cv00213</w:t>
-            </w:r>
           </w:p>
         </w:tc>
       </w:tr>
     </w:tbl>
     <w:p>
       <w:pPr>
-        <w:pStyle w:val="Gap24"/>
-      </w:pPr>
-    </w:p>
-    <w:p>
-      <w:pPr>
-        <w:pStyle w:val="TitleBlock"/>
-      </w:pPr>
-      <w:r>
-        <w:rPr>
-          <w:b/>
-          <w:bCs/>
-        </w:rPr>
-        <w:t xml:space="preserve">DEFENDANT’S MOTION TO DISMISS PLAINTIFF’S COMPLAINT AND BRIEF IN SUPPORT</w:t>
-      </w:r>
-    </w:p>
-    <w:p>
-      <w:pPr>
-        <w:pStyle w:val="Single"/>
-        <w:spacing w:before="0" w:after="240"/>
-      </w:pPr>
-    </w:p>
-    <w:p>
-      <w:pPr>
-        <w:pStyle w:val="FirstParagraph"/>
-      </w:pPr>
-      <w:r>
-        <w:t xml:space="preserve">Pursuant to Rules 12(b)(6) and 12(f) of the Federal Rules of Civil Procedure, Defendant, The Lincoln National Life Insurance Company (incorrectly named in the Complaint as Lincoln Financial Group)</w:t>
+        <w:keepNext/>
+        <w:keepLines/>
+        <w:spacing w:before="480" w:after="240" w:line="276" w:lineRule="exact"/>
+        <w:ind w:left="936" w:right="936" w:firstLine="0"/>
+        <w:jc w:val="center"/>
+      </w:pPr>
+      <w:r>
+        <w:rPr>
+          <w:b/>
+          <w:bCs/>
+        </w:rPr>
+        <w:t xml:space="preserve">DEFENDANT’S</w:t>
+      </w:r>
+      <w:r>
+        <w:rPr>
+          <w:b/>
+          <w:bCs/>
+        </w:rPr>
+        <w:t xml:space="preserve"> </w:t>
+      </w:r>
+      <w:r>
+        <w:rPr>
+          <w:b/>
+          <w:bCs/>
+        </w:rPr>
+        <w:t xml:space="preserve">MOTION</w:t>
+      </w:r>
+      <w:r>
+        <w:rPr>
+          <w:b/>
+          <w:bCs/>
+        </w:rPr>
+        <w:t xml:space="preserve"> </w:t>
+      </w:r>
+      <w:r>
+        <w:rPr>
+          <w:b/>
+          <w:bCs/>
+        </w:rPr>
+        <w:t xml:space="preserve">TO</w:t>
+      </w:r>
+      <w:r>
+        <w:rPr>
+          <w:b/>
+          <w:bCs/>
+        </w:rPr>
+        <w:t xml:space="preserve"> </w:t>
+      </w:r>
+      <w:r>
+        <w:rPr>
+          <w:b/>
+          <w:bCs/>
+        </w:rPr>
+        <w:t xml:space="preserve">DISMISS</w:t>
+      </w:r>
+      <w:r>
+        <w:rPr>
+          <w:b/>
+          <w:bCs/>
+        </w:rPr>
+        <w:t xml:space="preserve"> </w:t>
+      </w:r>
+      <w:r>
+        <w:rPr>
+          <w:b/>
+          <w:bCs/>
+        </w:rPr>
+        <w:t xml:space="preserve">PLAINTIFF’S</w:t>
+      </w:r>
+      <w:r>
+        <w:rPr>
+          <w:b/>
+          <w:bCs/>
+        </w:rPr>
+        <w:t xml:space="preserve"> </w:t>
+      </w:r>
+      <w:r>
+        <w:rPr>
+          <w:b/>
+          <w:bCs/>
+        </w:rPr>
+        <w:t xml:space="preserve">COMPLAINT</w:t>
+      </w:r>
+      <w:r>
+        <w:rPr>
+          <w:b/>
+          <w:bCs/>
+        </w:rPr>
+        <w:t xml:space="preserve"> </w:t>
+      </w:r>
+      <w:r>
+        <w:rPr>
+          <w:b/>
+          <w:bCs/>
+        </w:rPr>
+        <w:t xml:space="preserve">AND</w:t>
+      </w:r>
+      <w:r>
+        <w:rPr>
+          <w:b/>
+          <w:bCs/>
+        </w:rPr>
+        <w:t xml:space="preserve"> </w:t>
+      </w:r>
+      <w:r>
+        <w:rPr>
+          <w:b/>
+          <w:bCs/>
+        </w:rPr>
+        <w:t xml:space="preserve">BRIEF</w:t>
+      </w:r>
+      <w:r>
+        <w:rPr>
+          <w:b/>
+          <w:bCs/>
+        </w:rPr>
+        <w:t xml:space="preserve"> </w:t>
+      </w:r>
+      <w:r>
+        <w:rPr>
+          <w:b/>
+          <w:bCs/>
+        </w:rPr>
+        <w:t xml:space="preserve">IN</w:t>
+      </w:r>
+      <w:r>
+        <w:rPr>
+          <w:b/>
+          <w:bCs/>
+        </w:rPr>
+        <w:t xml:space="preserve"> </w:t>
+      </w:r>
+      <w:r>
+        <w:rPr>
+          <w:b/>
+          <w:bCs/>
+        </w:rPr>
+        <w:t xml:space="preserve">SUPPORT</w:t>
+      </w:r>
+    </w:p>
+    <w:p>
+      <w:pPr>
+        <w:pStyle w:val="BodyText"/>
+      </w:pPr>
+      <w:r>
+        <w:t xml:space="preserve">Pursuant to Rules 12(b)⁠(6) and 12(f) of the Federal Rules of Civil Procedure, Defendant, The Lincoln National Life Insurance Company (incorrectly named in the Complaint as Lincoln Financial Group)</w:t>
       </w:r>
       <w:r>
         <w:rPr>
           <w:rStyle w:val="FootnoteReference"/>
         </w:rPr>
-        <w:footnoteReference w:id="109"/>
+        <w:footnoteReference w:id="9"/>
       </w:r>
       <w:r>
         <w:t xml:space="preserve"> </w:t>
@@ -253,7 +650,11 @@
     </w:p>
     <w:p>
       <w:pPr>
-        <w:pStyle w:val="MotionH1"/>
+        <w:keepNext/>
+        <w:keepLines/>
+        <w:spacing w:before="360" w:after="0" w:line="276" w:lineRule="exact"/>
+        <w:ind w:left="0" w:firstLine="0"/>
+        <w:jc w:val="center"/>
       </w:pPr>
       <w:r>
         <w:rPr>
@@ -262,15 +663,120 @@
         </w:rPr>
         <w:t xml:space="preserve">I.</w:t>
       </w:r>
-      <w:r>
-        <w:br/>
-      </w:r>
-      <w:r>
-        <w:rPr>
-          <w:b/>
-          <w:bCs/>
-        </w:rPr>
-        <w:t xml:space="preserve">GROUNDS FOR MOTION AND STATEMENT OF THE ISSUE</w:t>
+    </w:p>
+    <w:p>
+      <w:pPr>
+        <w:keepNext/>
+        <w:keepLines/>
+        <w:spacing w:before="0" w:after="240" w:line="276" w:lineRule="exact"/>
+        <w:ind w:left="0" w:firstLine="0"/>
+        <w:jc w:val="center"/>
+        <w:outlineLvl w:val="0"/>
+      </w:pPr>
+      <w:r>
+        <w:rPr>
+          <w:b/>
+          <w:bCs/>
+        </w:rPr>
+        <w:t xml:space="preserve">GROUNDS</w:t>
+      </w:r>
+      <w:r>
+        <w:rPr>
+          <w:b/>
+          <w:bCs/>
+        </w:rPr>
+        <w:t xml:space="preserve"> </w:t>
+      </w:r>
+      <w:r>
+        <w:rPr>
+          <w:b/>
+          <w:bCs/>
+        </w:rPr>
+        <w:t xml:space="preserve">FOR</w:t>
+      </w:r>
+      <w:r>
+        <w:rPr>
+          <w:b/>
+          <w:bCs/>
+        </w:rPr>
+        <w:t xml:space="preserve"> </w:t>
+      </w:r>
+      <w:r>
+        <w:rPr>
+          <w:b/>
+          <w:bCs/>
+        </w:rPr>
+        <w:t xml:space="preserve">MOTION</w:t>
+      </w:r>
+      <w:r>
+        <w:rPr>
+          <w:b/>
+          <w:bCs/>
+        </w:rPr>
+        <w:t xml:space="preserve"> </w:t>
+      </w:r>
+      <w:r>
+        <w:rPr>
+          <w:b/>
+          <w:bCs/>
+        </w:rPr>
+        <w:t xml:space="preserve">AND</w:t>
+      </w:r>
+      <w:r>
+        <w:rPr>
+          <w:b/>
+          <w:bCs/>
+        </w:rPr>
+        <w:t xml:space="preserve"> </w:t>
+      </w:r>
+      <w:r>
+        <w:rPr>
+          <w:b/>
+          <w:bCs/>
+        </w:rPr>
+        <w:t xml:space="preserve">STATEMENT</w:t>
+      </w:r>
+      <w:r>
+        <w:rPr>
+          <w:b/>
+          <w:bCs/>
+        </w:rPr>
+        <w:t xml:space="preserve"> </w:t>
+      </w:r>
+      <w:r>
+        <w:rPr>
+          <w:b/>
+          <w:bCs/>
+        </w:rPr>
+        <w:t xml:space="preserve">OF</w:t>
+      </w:r>
+      <w:r>
+        <w:rPr>
+          <w:b/>
+          <w:bCs/>
+        </w:rPr>
+        <w:t xml:space="preserve"> </w:t>
+      </w:r>
+      <w:r>
+        <w:rPr>
+          <w:b/>
+          <w:bCs/>
+        </w:rPr>
+        <w:t xml:space="preserve">THE</w:t>
+      </w:r>
+      <w:r>
+        <w:rPr>
+          <w:b/>
+          <w:bCs/>
+        </w:rPr>
+        <w:t xml:space="preserve"> </w:t>
+      </w:r>
+      <w:r>
+        <w:rPr>
+          <w:b/>
+          <w:bCs/>
+        </w:rPr>
+        <w:t xml:space="preserve">ISSUE</w:t>
       </w:r>
     </w:p>
     <w:p>
@@ -278,7 +784,13 @@
         <w:pStyle w:val="BodyText"/>
       </w:pPr>
       <w:r>
-        <w:t xml:space="preserve">Lincoln seeks dismissal of Plaintiff’s Complaint (Doc. 1-1) (the</w:t>
+        <w:t xml:space="preserve">Lincoln seeks dismissal of Plaintiff’s Complaint (Doc. 1</w:t>
+      </w:r>
+      <w:r>
+        <w:noBreakHyphen/>
+      </w:r>
+      <w:r>
+        <w:t xml:space="preserve">1) (the</w:t>
       </w:r>
       <w:r>
         <w:t xml:space="preserve"> </w:t>
@@ -287,19 +799,19 @@
         <w:t xml:space="preserve">“Complaint”</w:t>
       </w:r>
       <w:r>
-        <w:t xml:space="preserve">) pursuant to Federal Rule of Civil Procedure 12(b)(6), for failure to state a claim upon which relief can be granted. Specifically, Plaintiff asserts state law causes of action of breach of contract and bad faith handling of his claim under 215e ILCS 155.</w:t>
+        <w:t xml:space="preserve">) pursuant to Federal Rule of Civil Procedure 12(b)⁠(6), for failure to state a claim upon which relief can be granted. Specifically, Plaintiff asserts state law causes of action of breach of contract and bad faith handling of his claim under 215e ILCS 155.</w:t>
       </w:r>
       <w:r>
         <w:rPr>
           <w:rStyle w:val="FootnoteReference"/>
         </w:rPr>
-        <w:footnoteReference w:id="110"/>
-      </w:r>
-      <w:r>
-        <w:t xml:space="preserve"> </w:t>
-      </w:r>
-      <w:r>
-        <w:t xml:space="preserve">However, these causes of action are preempted by the Employee Retirement Income Security Act of 1974, 29 U.S.C. § 1001, et seq., as amended (</w:t>
+        <w:footnoteReference w:id="10"/>
+      </w:r>
+      <w:r>
+        <w:t xml:space="preserve"> </w:t>
+      </w:r>
+      <w:r>
+        <w:t xml:space="preserve">However, these causes of action are preempted by the Employee Retirement Income Security Act of 1974, 29 U.S.C. § 1001, et seq., as amended (</w:t>
       </w:r>
       <w:r>
         <w:t xml:space="preserve">“ERISA”</w:t>
@@ -311,19 +823,19 @@
         <w:rPr>
           <w:rStyle w:val="FootnoteReference"/>
         </w:rPr>
-        <w:footnoteReference w:id="111"/>
-      </w:r>
-      <w:r>
-        <w:t xml:space="preserve"> </w:t>
-      </w:r>
-      <w:r>
-        <w:t xml:space="preserve">which is not available under ERISA and should be struck and/or dismissed. Accordingly, the allegations pled in the Complaint in support of Plaintiff’s claims, even if taken as true,</w:t>
+        <w:footnoteReference w:id="11"/>
+      </w:r>
+      <w:r>
+        <w:t xml:space="preserve"> </w:t>
+      </w:r>
+      <w:r>
+        <w:t xml:space="preserve">which is not available under ERISA and should be struck and/​or dismissed. Accordingly, the allegations pled in the Complaint in support of Plaintiff’s claims, even if taken as true,</w:t>
       </w:r>
       <w:r>
         <w:rPr>
           <w:rStyle w:val="FootnoteReference"/>
         </w:rPr>
-        <w:footnoteReference w:id="112"/>
+        <w:footnoteReference w:id="12"/>
       </w:r>
       <w:r>
         <w:t xml:space="preserve"> </w:t>
@@ -335,7 +847,7 @@
         <w:rPr>
           <w:rStyle w:val="FootnoteReference"/>
         </w:rPr>
-        <w:footnoteReference w:id="113"/>
+        <w:footnoteReference w:id="13"/>
       </w:r>
       <w:r>
         <w:t xml:space="preserve"> </w:t>
@@ -349,12 +861,16 @@
         <w:pStyle w:val="BodyText"/>
       </w:pPr>
       <w:r>
-        <w:t xml:space="preserve">However, Lincoln does not oppose the Court allowing Plaintiff to file an amended complaint that contains a claim for recovery of benefits under 29 U.S.C. § 1132(a)(1)(B) and removes the state law causes of action, request for compensatory damages, and jury demand.</w:t>
-      </w:r>
-    </w:p>
-    <w:p>
-      <w:pPr>
-        <w:pStyle w:val="MotionH1"/>
+        <w:t xml:space="preserve">However, Lincoln does not oppose the Court allowing Plaintiff to file an amended complaint that contains a claim for recovery of benefits under 29 U.S.C. § 1132(a)⁠(1)⁠(B) and removes the state law causes of action, request for compensatory damages, and jury demand.</w:t>
+      </w:r>
+    </w:p>
+    <w:p>
+      <w:pPr>
+        <w:keepNext/>
+        <w:keepLines/>
+        <w:spacing w:before="360" w:after="0" w:line="276" w:lineRule="exact"/>
+        <w:ind w:left="0" w:firstLine="0"/>
+        <w:jc w:val="center"/>
       </w:pPr>
       <w:r>
         <w:rPr>
@@ -363,20 +879,63 @@
         </w:rPr>
         <w:t xml:space="preserve">II.</w:t>
       </w:r>
-      <w:r>
-        <w:br/>
-      </w:r>
-      <w:r>
-        <w:rPr>
-          <w:b/>
-          <w:bCs/>
-        </w:rPr>
-        <w:t xml:space="preserve">ARGUMENT AND AUTHORITIES</w:t>
-      </w:r>
-    </w:p>
-    <w:p>
-      <w:pPr>
-        <w:pStyle w:val="HeadingHang"/>
+    </w:p>
+    <w:p>
+      <w:pPr>
+        <w:keepNext/>
+        <w:keepLines/>
+        <w:spacing w:before="0" w:after="240" w:line="276" w:lineRule="exact"/>
+        <w:ind w:left="0" w:firstLine="0"/>
+        <w:jc w:val="center"/>
+        <w:outlineLvl w:val="0"/>
+      </w:pPr>
+      <w:r>
+        <w:rPr>
+          <w:b/>
+          <w:bCs/>
+        </w:rPr>
+        <w:t xml:space="preserve">ARGUMENT</w:t>
+      </w:r>
+      <w:r>
+        <w:rPr>
+          <w:b/>
+          <w:bCs/>
+        </w:rPr>
+        <w:t xml:space="preserve"> </w:t>
+      </w:r>
+      <w:r>
+        <w:rPr>
+          <w:b/>
+          <w:bCs/>
+        </w:rPr>
+        <w:t xml:space="preserve">AND</w:t>
+      </w:r>
+      <w:r>
+        <w:rPr>
+          <w:b/>
+          <w:bCs/>
+        </w:rPr>
+        <w:t xml:space="preserve"> </w:t>
+      </w:r>
+      <w:r>
+        <w:rPr>
+          <w:b/>
+          <w:bCs/>
+        </w:rPr>
+        <w:t xml:space="preserve">AUTHORITIES</w:t>
+      </w:r>
+    </w:p>
+    <w:p>
+      <w:pPr>
+        <w:keepNext/>
+        <w:keepLines/>
+        <w:tabs>
+          <w:tab w:val="left" w:pos="720"/>
+        </w:tabs>
+        <w:spacing w:before="240" w:after="240" w:line="276" w:lineRule="exact"/>
+        <w:ind w:left="720" w:hanging="720"/>
+        <w:jc w:val="left"/>
+        <w:outlineLvl w:val="1"/>
       </w:pPr>
       <w:r>
         <w:rPr>
@@ -386,6 +945,10 @@
         <w:t xml:space="preserve">A.</w:t>
       </w:r>
       <w:r>
+        <w:rPr>
+          <w:b/>
+          <w:bCs/>
+        </w:rPr>
         <w:tab/>
       </w:r>
       <w:r>
@@ -393,7 +956,21 @@
           <w:b/>
           <w:bCs/>
         </w:rPr>
-        <w:t xml:space="preserve">THE STANDARD</w:t>
+        <w:t xml:space="preserve">THE</w:t>
+      </w:r>
+      <w:r>
+        <w:rPr>
+          <w:b/>
+          <w:bCs/>
+        </w:rPr>
+        <w:t xml:space="preserve"> </w:t>
+      </w:r>
+      <w:r>
+        <w:rPr>
+          <w:b/>
+          <w:bCs/>
+        </w:rPr>
+        <w:t xml:space="preserve">STANDARD</w:t>
       </w:r>
     </w:p>
     <w:p>
@@ -401,13 +978,13 @@
         <w:pStyle w:val="BodyText"/>
       </w:pPr>
       <w:r>
-        <w:t xml:space="preserve">Under Federal Rule of Civil Procedure 12(b)(6), a court may dismiss a complaint for failure to state a claim upon which relief can be granted.</w:t>
+        <w:t xml:space="preserve">Under Federal Rule of Civil Procedure 12(b)⁠(6), a court may dismiss a complaint for failure to state a claim upon which relief can be granted.</w:t>
       </w:r>
       <w:r>
         <w:rPr>
           <w:rStyle w:val="FootnoteReference"/>
         </w:rPr>
-        <w:footnoteReference w:id="114"/>
+        <w:footnoteReference w:id="14"/>
       </w:r>
       <w:r>
         <w:t xml:space="preserve"> </w:t>
@@ -419,7 +996,7 @@
         <w:rPr>
           <w:rStyle w:val="FootnoteReference"/>
         </w:rPr>
-        <w:footnoteReference w:id="115"/>
+        <w:footnoteReference w:id="15"/>
       </w:r>
       <w:r>
         <w:t xml:space="preserve"> </w:t>
@@ -431,7 +1008,7 @@
         <w:rPr>
           <w:rStyle w:val="FootnoteReference"/>
         </w:rPr>
-        <w:footnoteReference w:id="116"/>
+        <w:footnoteReference w:id="16"/>
       </w:r>
       <w:r>
         <w:t xml:space="preserve"> </w:t>
@@ -451,13 +1028,31 @@
         <w:rPr>
           <w:rStyle w:val="FootnoteReference"/>
         </w:rPr>
-        <w:footnoteReference w:id="117"/>
-      </w:r>
-      <w:r>
-        <w:t xml:space="preserve"> </w:t>
-      </w:r>
-      <w:r>
-        <w:t xml:space="preserve">However, only a copy of a portion of the Policy was attached to Plaintiff’s Complaint. Accordingly, a true and correct copy of Group Disability Income Policy No. GF3-840-444752-01 issued by Lincoln to Plaintiff’s employer, Quad/Graphics, Inc. (</w:t>
+        <w:footnoteReference w:id="17"/>
+      </w:r>
+      <w:r>
+        <w:t xml:space="preserve"> </w:t>
+      </w:r>
+      <w:r>
+        <w:t xml:space="preserve">However, only a copy of a portion of the Policy was attached to Plaintiff’s Complaint. Accordingly, a true and correct copy of Group Disability Income Policy No. GF3</w:t>
+      </w:r>
+      <w:r>
+        <w:noBreakHyphen/>
+      </w:r>
+      <w:r>
+        <w:t xml:space="preserve">840</w:t>
+      </w:r>
+      <w:r>
+        <w:noBreakHyphen/>
+      </w:r>
+      <w:r>
+        <w:t xml:space="preserve">444752</w:t>
+      </w:r>
+      <w:r>
+        <w:noBreakHyphen/>
+      </w:r>
+      <w:r>
+        <w:t xml:space="preserve">01 issued by Lincoln to Plaintiff’s employer, Quad/​Graphics, Inc. (</w:t>
       </w:r>
       <w:r>
         <w:t xml:space="preserve">“Quad”</w:t>
@@ -475,7 +1070,7 @@
         <w:rPr>
           <w:rStyle w:val="FootnoteReference"/>
         </w:rPr>
-        <w:footnoteReference w:id="118"/>
+        <w:footnoteReference w:id="18"/>
       </w:r>
       <w:r>
         <w:t xml:space="preserve"> </w:t>
@@ -519,12 +1114,26 @@
         <w:t xml:space="preserve">Tierney v. Vahle</w:t>
       </w:r>
       <w:r>
-        <w:t xml:space="preserve">, 304 F.3d 734, 738-39 (7th Cir. 2002).</w:t>
-      </w:r>
-    </w:p>
-    <w:p>
-      <w:pPr>
-        <w:pStyle w:val="HeadingHang"/>
+        <w:t xml:space="preserve">, 304 F.3d 734, 738</w:t>
+      </w:r>
+      <w:r>
+        <w:noBreakHyphen/>
+      </w:r>
+      <w:r>
+        <w:t xml:space="preserve">39 (7th Cir. 2002).</w:t>
+      </w:r>
+    </w:p>
+    <w:p>
+      <w:pPr>
+        <w:keepNext/>
+        <w:keepLines/>
+        <w:tabs>
+          <w:tab w:val="left" w:pos="720"/>
+        </w:tabs>
+        <w:spacing w:before="240" w:after="240" w:line="276" w:lineRule="exact"/>
+        <w:ind w:left="720" w:hanging="720"/>
+        <w:jc w:val="left"/>
+        <w:outlineLvl w:val="1"/>
       </w:pPr>
       <w:r>
         <w:rPr>
@@ -534,6 +1143,10 @@
         <w:t xml:space="preserve">B.</w:t>
       </w:r>
       <w:r>
+        <w:rPr>
+          <w:b/>
+          <w:bCs/>
+        </w:rPr>
         <w:tab/>
       </w:r>
       <w:r>
@@ -541,7 +1154,133 @@
           <w:b/>
           <w:bCs/>
         </w:rPr>
-        <w:t xml:space="preserve">PLAINTIFF’S STATE LAW CAUSES OF ACTION ARE PREEMPTED BY ERISA</w:t>
+        <w:t xml:space="preserve">PLAINTIFF’S</w:t>
+      </w:r>
+      <w:r>
+        <w:rPr>
+          <w:b/>
+          <w:bCs/>
+        </w:rPr>
+        <w:t xml:space="preserve"> </w:t>
+      </w:r>
+      <w:r>
+        <w:rPr>
+          <w:b/>
+          <w:bCs/>
+        </w:rPr>
+        <w:t xml:space="preserve">STATE</w:t>
+      </w:r>
+      <w:r>
+        <w:rPr>
+          <w:b/>
+          <w:bCs/>
+        </w:rPr>
+        <w:t xml:space="preserve"> </w:t>
+      </w:r>
+      <w:r>
+        <w:rPr>
+          <w:b/>
+          <w:bCs/>
+        </w:rPr>
+        <w:t xml:space="preserve">LAW</w:t>
+      </w:r>
+      <w:r>
+        <w:rPr>
+          <w:b/>
+          <w:bCs/>
+        </w:rPr>
+        <w:t xml:space="preserve"> </w:t>
+      </w:r>
+      <w:r>
+        <w:rPr>
+          <w:b/>
+          <w:bCs/>
+        </w:rPr>
+        <w:t xml:space="preserve">CAUSES</w:t>
+      </w:r>
+      <w:r>
+        <w:rPr>
+          <w:b/>
+          <w:bCs/>
+        </w:rPr>
+        <w:t xml:space="preserve"> </w:t>
+      </w:r>
+      <w:r>
+        <w:rPr>
+          <w:b/>
+          <w:bCs/>
+        </w:rPr>
+        <w:t xml:space="preserve">OF</w:t>
+      </w:r>
+      <w:r>
+        <w:rPr>
+          <w:b/>
+          <w:bCs/>
+        </w:rPr>
+        <w:t xml:space="preserve"> </w:t>
+      </w:r>
+      <w:r>
+        <w:rPr>
+          <w:b/>
+          <w:bCs/>
+        </w:rPr>
+        <w:t xml:space="preserve">ACTION</w:t>
+      </w:r>
+      <w:r>
+        <w:rPr>
+          <w:b/>
+          <w:bCs/>
+        </w:rPr>
+        <w:t xml:space="preserve"> </w:t>
+      </w:r>
+      <w:r>
+        <w:rPr>
+          <w:b/>
+          <w:bCs/>
+        </w:rPr>
+        <w:t xml:space="preserve">ARE</w:t>
+      </w:r>
+      <w:r>
+        <w:rPr>
+          <w:b/>
+          <w:bCs/>
+        </w:rPr>
+        <w:t xml:space="preserve"> </w:t>
+      </w:r>
+      <w:r>
+        <w:rPr>
+          <w:b/>
+          <w:bCs/>
+        </w:rPr>
+        <w:t xml:space="preserve">PREEMPTED</w:t>
+      </w:r>
+      <w:r>
+        <w:rPr>
+          <w:b/>
+          <w:bCs/>
+        </w:rPr>
+        <w:t xml:space="preserve"> </w:t>
+      </w:r>
+      <w:r>
+        <w:rPr>
+          <w:b/>
+          <w:bCs/>
+        </w:rPr>
+        <w:t xml:space="preserve">BY</w:t>
+      </w:r>
+      <w:r>
+        <w:rPr>
+          <w:b/>
+          <w:bCs/>
+        </w:rPr>
+        <w:t xml:space="preserve"> </w:t>
+      </w:r>
+      <w:r>
+        <w:rPr>
+          <w:b/>
+          <w:bCs/>
+        </w:rPr>
+        <w:t xml:space="preserve">ERISA</w:t>
       </w:r>
     </w:p>
     <w:p>
@@ -559,7 +1298,7 @@
           <w:i/>
           <w:iCs/>
         </w:rPr>
-        <w:t xml:space="preserve">Metropolitan Life Ins. Co. v. Taylor</w:t>
+        <w:t xml:space="preserve">Metropolitan Life Ins. Co. v. Taylor</w:t>
       </w:r>
       <w:r>
         <w:t xml:space="preserve">, 481 U.S. 58, 64 (1987).</w:t>
@@ -578,7 +1317,7 @@
           <w:i/>
           <w:iCs/>
         </w:rPr>
-        <w:t xml:space="preserve">Hartland Lakeside Joint No. 3 Sch. Dist. v. WEA Ins. Corp.</w:t>
+        <w:t xml:space="preserve">Hartland Lakeside Joint No. 3 Sch. Dist. v. WEA Ins. Corp.</w:t>
       </w:r>
       <w:r>
         <w:t xml:space="preserve">, 756 F.3d 1032, 1035 (7th Cir. 2014). This presumption of federal law applies even if ERISA provides no remedy for the claim sued upon.</w:t>
@@ -650,7 +1389,7 @@
           <w:i/>
           <w:iCs/>
         </w:rPr>
-        <w:t xml:space="preserve">FMC Corp. v. Holiday</w:t>
+        <w:t xml:space="preserve">FMC Corp. v. Holiday</w:t>
       </w:r>
       <w:r>
         <w:t xml:space="preserve">, 49 U.S. 52, 58 (1990). A state law claim is completely preempted if 1)</w:t>
@@ -665,7 +1404,7 @@
         <w:t xml:space="preserve"> </w:t>
       </w:r>
       <w:r>
-        <w:t xml:space="preserve">ERISA (29 U.S.C. § 1132(a)(1)(B); and (2)</w:t>
+        <w:t xml:space="preserve">ERISA (29 U.S.C. § 1132(a)⁠(1)⁠(B); and (2)</w:t>
       </w:r>
       <w:r>
         <w:t xml:space="preserve"> </w:t>
@@ -681,7 +1420,7 @@
           <w:i/>
           <w:iCs/>
         </w:rPr>
-        <w:t xml:space="preserve">Aetna Health Inc. v. Davila</w:t>
+        <w:t xml:space="preserve">Aetna Health Inc. v. Davila</w:t>
       </w:r>
       <w:r>
         <w:t xml:space="preserve">, 542 U.S. 200, 210 (2004).</w:t>
@@ -698,7 +1437,7 @@
         <w:rPr>
           <w:rStyle w:val="FootnoteReference"/>
         </w:rPr>
-        <w:footnoteReference w:id="119"/>
+        <w:footnoteReference w:id="19"/>
       </w:r>
       <w:r>
         <w:t xml:space="preserve"> </w:t>
@@ -710,7 +1449,7 @@
         <w:rPr>
           <w:rStyle w:val="FootnoteReference"/>
         </w:rPr>
-        <w:footnoteReference w:id="120"/>
+        <w:footnoteReference w:id="20"/>
       </w:r>
       <w:r>
         <w:t xml:space="preserve"> </w:t>
@@ -746,10 +1485,16 @@
           <w:i/>
           <w:iCs/>
         </w:rPr>
-        <w:t xml:space="preserve">See, e.g., Pilot Life Ins. Co. v. Dedeaux</w:t>
-      </w:r>
-      <w:r>
-        <w:t xml:space="preserve">, 481 U.S. 41, 47-48 (1987) (breach of contract and fraud causes of action preempted in disability benefits context);</w:t>
+        <w:t xml:space="preserve">See, e.g., Pilot Life Ins. Co. v. Dedeaux</w:t>
+      </w:r>
+      <w:r>
+        <w:t xml:space="preserve">, 481 U.S. 41, 47</w:t>
+      </w:r>
+      <w:r>
+        <w:noBreakHyphen/>
+      </w:r>
+      <w:r>
+        <w:t xml:space="preserve">48 (1987) (breach of contract and fraud causes of action preempted in disability benefits context);</w:t>
       </w:r>
       <w:r>
         <w:t xml:space="preserve"> </w:t>
@@ -801,10 +1546,16 @@
           <w:i/>
           <w:iCs/>
         </w:rPr>
-        <w:t xml:space="preserve">Pilot Life Ins. Co. v. Dedeaux</w:t>
-      </w:r>
-      <w:r>
-        <w:t xml:space="preserve">, 481 U.S. at 55-56 (</w:t>
+        <w:t xml:space="preserve">Pilot Life Ins. Co. v. Dedeaux</w:t>
+      </w:r>
+      <w:r>
+        <w:t xml:space="preserve">, 481 U.S. at 55</w:t>
+      </w:r>
+      <w:r>
+        <w:noBreakHyphen/>
+      </w:r>
+      <w:r>
+        <w:t xml:space="preserve">56 (</w:t>
       </w:r>
       <w:r>
         <w:t xml:space="preserve">“all suits brought by beneficiaries asserting improper processing of claims under ERISA-regulated plans [will] be treated as federal questions governed by [ERISA’s civil enforcement mechanisms].”</w:t>
@@ -840,7 +1591,15 @@
     </w:p>
     <w:p>
       <w:pPr>
-        <w:pStyle w:val="HeadingHang"/>
+        <w:keepNext/>
+        <w:keepLines/>
+        <w:tabs>
+          <w:tab w:val="left" w:pos="720"/>
+        </w:tabs>
+        <w:spacing w:before="240" w:after="240" w:line="276" w:lineRule="exact"/>
+        <w:ind w:left="720" w:hanging="720"/>
+        <w:jc w:val="left"/>
+        <w:outlineLvl w:val="1"/>
       </w:pPr>
       <w:r>
         <w:rPr>
@@ -850,6 +1609,10 @@
         <w:t xml:space="preserve">C.</w:t>
       </w:r>
       <w:r>
+        <w:rPr>
+          <w:b/>
+          <w:bCs/>
+        </w:rPr>
         <w:tab/>
       </w:r>
       <w:r>
@@ -857,7 +1620,161 @@
           <w:b/>
           <w:bCs/>
         </w:rPr>
-        <w:t xml:space="preserve">COMPENSATORY, STATUTORY EXEMPLARY, AND PENALTY DAMAGES ARE NOT AVAILABLE IN THIS ACTION</w:t>
+        <w:t xml:space="preserve">COMPENSATORY,</w:t>
+      </w:r>
+      <w:r>
+        <w:rPr>
+          <w:b/>
+          <w:bCs/>
+        </w:rPr>
+        <w:t xml:space="preserve"> </w:t>
+      </w:r>
+      <w:r>
+        <w:rPr>
+          <w:b/>
+          <w:bCs/>
+        </w:rPr>
+        <w:t xml:space="preserve">STATUTORY</w:t>
+      </w:r>
+      <w:r>
+        <w:rPr>
+          <w:b/>
+          <w:bCs/>
+        </w:rPr>
+        <w:t xml:space="preserve"> </w:t>
+      </w:r>
+      <w:r>
+        <w:rPr>
+          <w:b/>
+          <w:bCs/>
+        </w:rPr>
+        <w:t xml:space="preserve">EXEMPLARY,</w:t>
+      </w:r>
+      <w:r>
+        <w:rPr>
+          <w:b/>
+          <w:bCs/>
+        </w:rPr>
+        <w:t xml:space="preserve"> </w:t>
+      </w:r>
+      <w:r>
+        <w:rPr>
+          <w:b/>
+          <w:bCs/>
+        </w:rPr>
+        <w:t xml:space="preserve">AND</w:t>
+      </w:r>
+      <w:r>
+        <w:rPr>
+          <w:b/>
+          <w:bCs/>
+        </w:rPr>
+        <w:t xml:space="preserve"> </w:t>
+      </w:r>
+      <w:r>
+        <w:rPr>
+          <w:b/>
+          <w:bCs/>
+        </w:rPr>
+        <w:t xml:space="preserve">PENALTY</w:t>
+      </w:r>
+      <w:r>
+        <w:rPr>
+          <w:b/>
+          <w:bCs/>
+        </w:rPr>
+        <w:t xml:space="preserve"> </w:t>
+      </w:r>
+      <w:r>
+        <w:rPr>
+          <w:b/>
+          <w:bCs/>
+        </w:rPr>
+        <w:t xml:space="preserve">DAMAGES</w:t>
+      </w:r>
+      <w:r>
+        <w:rPr>
+          <w:b/>
+          <w:bCs/>
+        </w:rPr>
+        <w:t xml:space="preserve"> </w:t>
+      </w:r>
+      <w:r>
+        <w:rPr>
+          <w:b/>
+          <w:bCs/>
+        </w:rPr>
+        <w:t xml:space="preserve">ARE</w:t>
+      </w:r>
+      <w:r>
+        <w:rPr>
+          <w:b/>
+          <w:bCs/>
+        </w:rPr>
+        <w:t xml:space="preserve"> </w:t>
+      </w:r>
+      <w:r>
+        <w:rPr>
+          <w:b/>
+          <w:bCs/>
+        </w:rPr>
+        <w:t xml:space="preserve">NOT</w:t>
+      </w:r>
+      <w:r>
+        <w:rPr>
+          <w:b/>
+          <w:bCs/>
+        </w:rPr>
+        <w:t xml:space="preserve"> </w:t>
+      </w:r>
+      <w:r>
+        <w:rPr>
+          <w:b/>
+          <w:bCs/>
+        </w:rPr>
+        <w:t xml:space="preserve">AVAILABLE</w:t>
+      </w:r>
+      <w:r>
+        <w:rPr>
+          <w:b/>
+          <w:bCs/>
+        </w:rPr>
+        <w:t xml:space="preserve"> </w:t>
+      </w:r>
+      <w:r>
+        <w:rPr>
+          <w:b/>
+          <w:bCs/>
+        </w:rPr>
+        <w:t xml:space="preserve">IN</w:t>
+      </w:r>
+      <w:r>
+        <w:rPr>
+          <w:b/>
+          <w:bCs/>
+        </w:rPr>
+        <w:t xml:space="preserve"> </w:t>
+      </w:r>
+      <w:r>
+        <w:rPr>
+          <w:b/>
+          <w:bCs/>
+        </w:rPr>
+        <w:t xml:space="preserve">THIS</w:t>
+      </w:r>
+      <w:r>
+        <w:rPr>
+          <w:b/>
+          <w:bCs/>
+        </w:rPr>
+        <w:t xml:space="preserve"> </w:t>
+      </w:r>
+      <w:r>
+        <w:rPr>
+          <w:b/>
+          <w:bCs/>
+        </w:rPr>
+        <w:t xml:space="preserve">ACTION</w:t>
       </w:r>
     </w:p>
     <w:p>
@@ -888,7 +1805,7 @@
           <w:i/>
           <w:iCs/>
         </w:rPr>
-        <w:t xml:space="preserve">Massachusetts Mutual Life Ins. Co. v. Russell</w:t>
+        <w:t xml:space="preserve">Massachusetts Mutual Life Ins. Co. v. Russell</w:t>
       </w:r>
       <w:r>
         <w:t xml:space="preserve">, 473 U.S. 134 (1985). As these cases establish, Plaintiff is not entitled to any form of compensatory, statutory, exemplary, penalty or other extra-contractual monetary relief over and above the recovery of any benefits that may be due under her ERISA-controlled plan. Accordingly, should the Court not dismiss Plaintiff’s claims in their entirety, the Court should strike Plaintiff’s demand for such relief, with prejudice.</w:t>
@@ -896,7 +1813,15 @@
     </w:p>
     <w:p>
       <w:pPr>
-        <w:pStyle w:val="HeadingHang"/>
+        <w:keepNext/>
+        <w:keepLines/>
+        <w:tabs>
+          <w:tab w:val="left" w:pos="720"/>
+        </w:tabs>
+        <w:spacing w:before="240" w:after="240" w:line="276" w:lineRule="exact"/>
+        <w:ind w:left="720" w:hanging="720"/>
+        <w:jc w:val="left"/>
+        <w:outlineLvl w:val="1"/>
       </w:pPr>
       <w:r>
         <w:rPr>
@@ -906,6 +1831,10 @@
         <w:t xml:space="preserve">D.</w:t>
       </w:r>
       <w:r>
+        <w:rPr>
+          <w:b/>
+          <w:bCs/>
+        </w:rPr>
         <w:tab/>
       </w:r>
       <w:r>
@@ -913,7 +1842,161 @@
           <w:b/>
           <w:bCs/>
         </w:rPr>
-        <w:t xml:space="preserve">THE JURY TRIAL SOUGHT BY PLAINTIFF IS NOT AVAILABLE IN THIS ACTION</w:t>
+        <w:t xml:space="preserve">THE</w:t>
+      </w:r>
+      <w:r>
+        <w:rPr>
+          <w:b/>
+          <w:bCs/>
+        </w:rPr>
+        <w:t xml:space="preserve"> </w:t>
+      </w:r>
+      <w:r>
+        <w:rPr>
+          <w:b/>
+          <w:bCs/>
+        </w:rPr>
+        <w:t xml:space="preserve">JURY</w:t>
+      </w:r>
+      <w:r>
+        <w:rPr>
+          <w:b/>
+          <w:bCs/>
+        </w:rPr>
+        <w:t xml:space="preserve"> </w:t>
+      </w:r>
+      <w:r>
+        <w:rPr>
+          <w:b/>
+          <w:bCs/>
+        </w:rPr>
+        <w:t xml:space="preserve">TRIAL</w:t>
+      </w:r>
+      <w:r>
+        <w:rPr>
+          <w:b/>
+          <w:bCs/>
+        </w:rPr>
+        <w:t xml:space="preserve"> </w:t>
+      </w:r>
+      <w:r>
+        <w:rPr>
+          <w:b/>
+          <w:bCs/>
+        </w:rPr>
+        <w:t xml:space="preserve">SOUGHT</w:t>
+      </w:r>
+      <w:r>
+        <w:rPr>
+          <w:b/>
+          <w:bCs/>
+        </w:rPr>
+        <w:t xml:space="preserve"> </w:t>
+      </w:r>
+      <w:r>
+        <w:rPr>
+          <w:b/>
+          <w:bCs/>
+        </w:rPr>
+        <w:t xml:space="preserve">BY</w:t>
+      </w:r>
+      <w:r>
+        <w:rPr>
+          <w:b/>
+          <w:bCs/>
+        </w:rPr>
+        <w:t xml:space="preserve"> </w:t>
+      </w:r>
+      <w:r>
+        <w:rPr>
+          <w:b/>
+          <w:bCs/>
+        </w:rPr>
+        <w:t xml:space="preserve">PLAINTIFF</w:t>
+      </w:r>
+      <w:r>
+        <w:rPr>
+          <w:b/>
+          <w:bCs/>
+        </w:rPr>
+        <w:t xml:space="preserve"> </w:t>
+      </w:r>
+      <w:r>
+        <w:rPr>
+          <w:b/>
+          <w:bCs/>
+        </w:rPr>
+        <w:t xml:space="preserve">IS</w:t>
+      </w:r>
+      <w:r>
+        <w:rPr>
+          <w:b/>
+          <w:bCs/>
+        </w:rPr>
+        <w:t xml:space="preserve"> </w:t>
+      </w:r>
+      <w:r>
+        <w:rPr>
+          <w:b/>
+          <w:bCs/>
+        </w:rPr>
+        <w:t xml:space="preserve">NOT</w:t>
+      </w:r>
+      <w:r>
+        <w:rPr>
+          <w:b/>
+          <w:bCs/>
+        </w:rPr>
+        <w:t xml:space="preserve"> </w:t>
+      </w:r>
+      <w:r>
+        <w:rPr>
+          <w:b/>
+          <w:bCs/>
+        </w:rPr>
+        <w:t xml:space="preserve">AVAILABLE</w:t>
+      </w:r>
+      <w:r>
+        <w:rPr>
+          <w:b/>
+          <w:bCs/>
+        </w:rPr>
+        <w:t xml:space="preserve"> </w:t>
+      </w:r>
+      <w:r>
+        <w:rPr>
+          <w:b/>
+          <w:bCs/>
+        </w:rPr>
+        <w:t xml:space="preserve">IN</w:t>
+      </w:r>
+      <w:r>
+        <w:rPr>
+          <w:b/>
+          <w:bCs/>
+        </w:rPr>
+        <w:t xml:space="preserve"> </w:t>
+      </w:r>
+      <w:r>
+        <w:rPr>
+          <w:b/>
+          <w:bCs/>
+        </w:rPr>
+        <w:t xml:space="preserve">THIS</w:t>
+      </w:r>
+      <w:r>
+        <w:rPr>
+          <w:b/>
+          <w:bCs/>
+        </w:rPr>
+        <w:t xml:space="preserve"> </w:t>
+      </w:r>
+      <w:r>
+        <w:rPr>
+          <w:b/>
+          <w:bCs/>
+        </w:rPr>
+        <w:t xml:space="preserve">ACTION</w:t>
       </w:r>
     </w:p>
     <w:p>
@@ -921,7 +2004,7 @@
         <w:pStyle w:val="BodyText"/>
       </w:pPr>
       <w:r>
-        <w:t xml:space="preserve">As stated above, all of Plaintiff’s state law causes of action against Lincoln must be dismissed and repled under ERISA 29 U.S.C. § 1132(a)(1)(B). Additionally, a trial by jury is not available under ERISA.</w:t>
+        <w:t xml:space="preserve">As stated above, all of Plaintiff’s state law causes of action against Lincoln must be dismissed and repled under ERISA 29 U.S.C. § 1132(a)⁠(1)⁠(B). Additionally, a trial by jury is not available under ERISA.</w:t>
       </w:r>
       <w:r>
         <w:t xml:space="preserve"> </w:t>
@@ -931,7 +2014,7 @@
           <w:i/>
           <w:iCs/>
         </w:rPr>
-        <w:t xml:space="preserve">McDougall v. Pioneer Ranch Ltd. P’ship</w:t>
+        <w:t xml:space="preserve">McDougall v. Pioneer Ranch Ltd. P’ship</w:t>
       </w:r>
       <w:r>
         <w:t xml:space="preserve">, 494 F.3d 571, 576 (7th Cir. 2007). Accordingly, Plaintiff’s demand for a jury in this action should be stricken by the Court.</w:t>
@@ -939,7 +2022,11 @@
     </w:p>
     <w:p>
       <w:pPr>
-        <w:pStyle w:val="MotionH1"/>
+        <w:keepNext/>
+        <w:keepLines/>
+        <w:spacing w:before="360" w:after="0" w:line="276" w:lineRule="exact"/>
+        <w:ind w:left="0" w:firstLine="0"/>
+        <w:jc w:val="center"/>
       </w:pPr>
       <w:r>
         <w:rPr>
@@ -948,9 +2035,16 @@
         </w:rPr>
         <w:t xml:space="preserve">III.</w:t>
       </w:r>
-      <w:r>
-        <w:br/>
-      </w:r>
+    </w:p>
+    <w:p>
+      <w:pPr>
+        <w:keepNext/>
+        <w:keepLines/>
+        <w:spacing w:before="0" w:after="240" w:line="276" w:lineRule="exact"/>
+        <w:ind w:left="0" w:firstLine="0"/>
+        <w:jc w:val="center"/>
+        <w:outlineLvl w:val="0"/>
+      </w:pPr>
       <w:r>
         <w:rPr>
           <w:b/>
@@ -961,33 +2055,67 @@
     </w:p>
     <w:p>
       <w:pPr>
-        <w:pStyle w:val="BodyText"/>
-      </w:pPr>
-      <w:r>
-        <w:t xml:space="preserve">Lincoln requests the Court dismiss Plaintiff’s Complaint against it with prejudice, dismiss Plaintiff’s request for statutory and punitive damages, award Lincoln its attorneys’ fees and costs pursuant to ERISA § 502(g), 29 U.S.C. § 1132(g), and grant Lincoln any other relief to which it shows itself justly entitled. Should the Court not dismiss Plaintiff’s claims against Lincoln in their entirety, Lincoln requests the Court dismiss with prejudice and/or strike Plaintiff’s request for a jury trial, award Lincoln its attorneys’ fees and costs pursuant to ERISA § 502(g), 29 U.S.C. § 1132(g), and grant Lincoln any other relief to which it shows itself justly entitled. Or alternatively, Lincoln requests the Court enter an order allowing Plaintiff 14 days to file an amended complaint alleging a claim under ERISA and deleting the prayers for statutory and punitive damages and the request for a jury trial.</w:t>
-      </w:r>
-    </w:p>
-    <w:p>
-      <w:pPr>
-        <w:pStyle w:val="CaptionLine"/>
-      </w:pPr>
-    </w:p>
-    <w:p>
-      <w:pPr>
-        <w:pStyle w:val="Single"/>
-      </w:pPr>
-      <w:r>
-        <w:t xml:space="preserve">Dated this 4th day of March 2026.</w:t>
-      </w:r>
-    </w:p>
-    <w:p>
-      <w:pPr>
-        <w:pStyle w:val="CaptionLine"/>
-      </w:pPr>
-    </w:p>
-    <w:p>
-      <w:pPr>
-        <w:pStyle w:val="SigIndent30"/>
+        <w:pStyle w:val="BodyKeep"/>
+      </w:pPr>
+      <w:r>
+        <w:t xml:space="preserve">Lincoln requests the Court dismiss Plaintiff’s Complaint against it with prejudice, dismiss Plaintiff’s request for statutory and punitive damages, award Lincoln its attorneys’ fees and costs pursuant to ERISA § 502(g), 29 U.S.C. § 1132(g), and grant Lincoln any other relief to which it shows itself justly entitled. Should the Court not dismiss Plaintiff’s claims against Lincoln in their entirety, Lincoln requests the Court dismiss with prejudice and/​or strike Plaintiff’s request for a jury trial, award Lincoln its attorneys’ fees and costs pursuant to ERISA § 502(g), 29 U.S.C. § 1132(g), and grant Lincoln any other relief to which it shows itself justly entitled. Or alternatively, Lincoln requests the Court enter an order allowing Plaintiff 14 days to file an amended complaint alleging a claim under ERISA and deleting the prayers for statutory and punitive damages and the request for a jury trial.</w:t>
+      </w:r>
+    </w:p>
+    <w:p>
+      <w:pPr>
+        <w:keepNext/>
+        <w:keepLines/>
+        <w:spacing w:before="276" w:after="0" w:line="276" w:lineRule="exact"/>
+        <w:ind w:left="0" w:firstLine="0"/>
+        <w:jc w:val="left"/>
+      </w:pPr>
+      <w:r>
+        <w:t xml:space="preserve">Dated</w:t>
+      </w:r>
+      <w:r>
+        <w:t xml:space="preserve"> </w:t>
+      </w:r>
+      <w:r>
+        <w:t xml:space="preserve">this</w:t>
+      </w:r>
+      <w:r>
+        <w:t xml:space="preserve"> </w:t>
+      </w:r>
+      <w:r>
+        <w:t xml:space="preserve">4th</w:t>
+      </w:r>
+      <w:r>
+        <w:t xml:space="preserve"> </w:t>
+      </w:r>
+      <w:r>
+        <w:t xml:space="preserve">day</w:t>
+      </w:r>
+      <w:r>
+        <w:t xml:space="preserve"> </w:t>
+      </w:r>
+      <w:r>
+        <w:t xml:space="preserve">of</w:t>
+      </w:r>
+      <w:r>
+        <w:t xml:space="preserve"> </w:t>
+      </w:r>
+      <w:r>
+        <w:t xml:space="preserve">March</w:t>
+      </w:r>
+      <w:r>
+        <w:t xml:space="preserve"> </w:t>
+      </w:r>
+      <w:r>
+        <w:t xml:space="preserve">2026.</w:t>
+      </w:r>
+    </w:p>
+    <w:p>
+      <w:pPr>
+        <w:keepNext/>
+        <w:keepLines/>
+        <w:spacing w:before="276" w:after="0" w:line="276" w:lineRule="exact"/>
+        <w:ind w:left="3960" w:firstLine="0"/>
+        <w:jc w:val="left"/>
       </w:pPr>
       <w:r>
         <w:t xml:space="preserve">Respectfully submitted,</w:t>
@@ -995,104 +2123,361 @@
     </w:p>
     <w:p>
       <w:pPr>
-        <w:pStyle w:val="SigAfterGap30"/>
-      </w:pPr>
-      <w:r>
-        <w:t xml:space="preserve">By: /s/ Iwana Rademaekers</w:t>
-      </w:r>
-    </w:p>
-    <w:p>
-      <w:pPr>
-        <w:pStyle w:val="SigIndent30"/>
-      </w:pPr>
-      <w:r>
-        <w:t xml:space="preserve">Iwana Rademaekers, Attorney in Charge</w:t>
-      </w:r>
-    </w:p>
-    <w:p>
-      <w:pPr>
-        <w:pStyle w:val="SigIndent30"/>
-      </w:pPr>
-      <w:r>
-        <w:t xml:space="preserve">State Bar of Texas No. 16452560</w:t>
-      </w:r>
-    </w:p>
-    <w:p>
-      <w:pPr>
-        <w:pStyle w:val="SigIndent30"/>
-      </w:pPr>
-      <w:r>
-        <w:t xml:space="preserve">S.D. of Texas No. 22781</w:t>
-      </w:r>
-    </w:p>
-    <w:p>
-      <w:pPr>
-        <w:pStyle w:val="SigIndent30"/>
-      </w:pPr>
-      <w:r>
-        <w:t xml:space="preserve">LAW OFFICES OF IWANA RADEMAEKERS, P.C.</w:t>
-      </w:r>
-    </w:p>
-    <w:p>
-      <w:pPr>
-        <w:pStyle w:val="SigIndent30"/>
-      </w:pPr>
-      <w:r>
-        <w:t xml:space="preserve">17304 Preston Road, Suite 800</w:t>
-      </w:r>
-    </w:p>
-    <w:p>
-      <w:pPr>
-        <w:pStyle w:val="SigIndent30"/>
-      </w:pPr>
-      <w:r>
-        <w:t xml:space="preserve">Dallas, Texas 75252</w:t>
-      </w:r>
-    </w:p>
-    <w:p>
-      <w:pPr>
-        <w:pStyle w:val="SigIndent30"/>
-      </w:pPr>
-      <w:r>
-        <w:t xml:space="preserve">PH: (214) 579-9319</w:t>
-      </w:r>
-    </w:p>
-    <w:p>
-      <w:pPr>
-        <w:pStyle w:val="SigIndent30"/>
-      </w:pPr>
-      <w:r>
-        <w:t xml:space="preserve">FX: (469) 444-6456</w:t>
-      </w:r>
-    </w:p>
-    <w:p>
-      <w:pPr>
-        <w:pStyle w:val="SigIndent30"/>
-      </w:pPr>
-      <w:r>
-        <w:t xml:space="preserve">Email: iwana@rademaekerslaw.com</w:t>
-      </w:r>
-    </w:p>
-    <w:p>
-      <w:pPr>
-        <w:pStyle w:val="SigAfterGap30"/>
-      </w:pPr>
-      <w:r>
-        <w:rPr>
-          <w:b/>
-          <w:bCs/>
-        </w:rPr>
-        <w:t xml:space="preserve">ATTORNEYS FOR DEFENDANT</w:t>
-      </w:r>
-    </w:p>
-    <w:p>
-      <w:r>
-        <w:br w:type="page"/>
-      </w:r>
-    </w:p>
-    <w:p>
-      <w:pPr>
-        <w:pStyle w:val="Centered"/>
+        <w:keepNext/>
+        <w:keepLines/>
+        <w:spacing w:before="276" w:after="0" w:line="276" w:lineRule="exact"/>
+        <w:ind w:left="3960" w:firstLine="0"/>
+        <w:jc w:val="left"/>
+      </w:pPr>
+      <w:r>
+        <w:t xml:space="preserve">By: /s/ </w:t>
+      </w:r>
+      <w:r>
+        <w:t xml:space="preserve">Iwana</w:t>
+      </w:r>
+      <w:r>
+        <w:t xml:space="preserve"> </w:t>
+      </w:r>
+      <w:r>
+        <w:t xml:space="preserve">Rademaekers</w:t>
+      </w:r>
+    </w:p>
+    <w:p>
+      <w:pPr>
+        <w:keepNext/>
+        <w:keepLines/>
+        <w:spacing w:before="0" w:after="0" w:line="276" w:lineRule="exact"/>
+        <w:ind w:left="3960" w:firstLine="0"/>
+        <w:jc w:val="left"/>
+      </w:pPr>
+      <w:r>
+        <w:t xml:space="preserve">Iwana</w:t>
+      </w:r>
+      <w:r>
+        <w:t xml:space="preserve"> </w:t>
+      </w:r>
+      <w:r>
+        <w:t xml:space="preserve">Rademaekers,</w:t>
+      </w:r>
+      <w:r>
+        <w:t xml:space="preserve"> </w:t>
+      </w:r>
+      <w:r>
+        <w:t xml:space="preserve">Attorney</w:t>
+      </w:r>
+      <w:r>
+        <w:t xml:space="preserve"> </w:t>
+      </w:r>
+      <w:r>
+        <w:t xml:space="preserve">in</w:t>
+      </w:r>
+      <w:r>
+        <w:t xml:space="preserve"> </w:t>
+      </w:r>
+      <w:r>
+        <w:t xml:space="preserve">Charge</w:t>
+      </w:r>
+    </w:p>
+    <w:p>
+      <w:pPr>
+        <w:keepNext/>
+        <w:keepLines/>
+        <w:spacing w:before="0" w:after="0" w:line="276" w:lineRule="exact"/>
+        <w:ind w:left="3960" w:firstLine="0"/>
+        <w:jc w:val="left"/>
+      </w:pPr>
+      <w:r>
+        <w:t xml:space="preserve">State</w:t>
+      </w:r>
+      <w:r>
+        <w:t xml:space="preserve"> </w:t>
+      </w:r>
+      <w:r>
+        <w:t xml:space="preserve">Bar</w:t>
+      </w:r>
+      <w:r>
+        <w:t xml:space="preserve"> </w:t>
+      </w:r>
+      <w:r>
+        <w:t xml:space="preserve">of</w:t>
+      </w:r>
+      <w:r>
+        <w:t xml:space="preserve"> </w:t>
+      </w:r>
+      <w:r>
+        <w:t xml:space="preserve">Texas</w:t>
+      </w:r>
+      <w:r>
+        <w:t xml:space="preserve"> </w:t>
+      </w:r>
+      <w:r>
+        <w:t xml:space="preserve">No.</w:t>
+      </w:r>
+      <w:r>
+        <w:t xml:space="preserve"> </w:t>
+      </w:r>
+      <w:r>
+        <w:t xml:space="preserve">16452560</w:t>
+      </w:r>
+    </w:p>
+    <w:p>
+      <w:pPr>
+        <w:keepNext/>
+        <w:keepLines/>
+        <w:spacing w:before="0" w:after="0" w:line="276" w:lineRule="exact"/>
+        <w:ind w:left="3960" w:firstLine="0"/>
+        <w:jc w:val="left"/>
+      </w:pPr>
+      <w:r>
+        <w:t xml:space="preserve">S.D.</w:t>
+      </w:r>
+      <w:r>
+        <w:t xml:space="preserve"> </w:t>
+      </w:r>
+      <w:r>
+        <w:t xml:space="preserve">of</w:t>
+      </w:r>
+      <w:r>
+        <w:t xml:space="preserve"> </w:t>
+      </w:r>
+      <w:r>
+        <w:t xml:space="preserve">Texas</w:t>
+      </w:r>
+      <w:r>
+        <w:t xml:space="preserve"> </w:t>
+      </w:r>
+      <w:r>
+        <w:t xml:space="preserve">No.</w:t>
+      </w:r>
+      <w:r>
+        <w:t xml:space="preserve"> </w:t>
+      </w:r>
+      <w:r>
+        <w:t xml:space="preserve">22781</w:t>
+      </w:r>
+    </w:p>
+    <w:p>
+      <w:pPr>
+        <w:keepNext/>
+        <w:keepLines/>
+        <w:spacing w:before="0" w:after="0" w:line="276" w:lineRule="exact"/>
+        <w:ind w:left="3960" w:firstLine="0"/>
+        <w:jc w:val="left"/>
+      </w:pPr>
+      <w:r>
+        <w:t xml:space="preserve">LAW</w:t>
+      </w:r>
+      <w:r>
+        <w:t xml:space="preserve"> </w:t>
+      </w:r>
+      <w:r>
+        <w:t xml:space="preserve">OFFICES</w:t>
+      </w:r>
+      <w:r>
+        <w:t xml:space="preserve"> </w:t>
+      </w:r>
+      <w:r>
+        <w:t xml:space="preserve">OF</w:t>
+      </w:r>
+      <w:r>
+        <w:t xml:space="preserve"> </w:t>
+      </w:r>
+      <w:r>
+        <w:t xml:space="preserve">IWANA</w:t>
+      </w:r>
+      <w:r>
+        <w:t xml:space="preserve"> </w:t>
+      </w:r>
+      <w:r>
+        <w:t xml:space="preserve">RADEMAEKERS,</w:t>
+      </w:r>
+      <w:r>
+        <w:t xml:space="preserve"> </w:t>
+      </w:r>
+      <w:r>
+        <w:t xml:space="preserve">P.C.</w:t>
+      </w:r>
+    </w:p>
+    <w:p>
+      <w:pPr>
+        <w:keepNext/>
+        <w:keepLines/>
+        <w:spacing w:before="0" w:after="0" w:line="276" w:lineRule="exact"/>
+        <w:ind w:left="3960" w:firstLine="0"/>
+        <w:jc w:val="left"/>
+      </w:pPr>
+      <w:r>
+        <w:t xml:space="preserve">17304</w:t>
+      </w:r>
+      <w:r>
+        <w:t xml:space="preserve"> </w:t>
+      </w:r>
+      <w:r>
+        <w:t xml:space="preserve">Preston</w:t>
+      </w:r>
+      <w:r>
+        <w:t xml:space="preserve"> </w:t>
+      </w:r>
+      <w:r>
+        <w:t xml:space="preserve">Road,</w:t>
+      </w:r>
+      <w:r>
+        <w:t xml:space="preserve"> </w:t>
+      </w:r>
+      <w:r>
+        <w:t xml:space="preserve">Suite</w:t>
+      </w:r>
+      <w:r>
+        <w:t xml:space="preserve"> </w:t>
+      </w:r>
+      <w:r>
+        <w:t xml:space="preserve">800</w:t>
+      </w:r>
+    </w:p>
+    <w:p>
+      <w:pPr>
+        <w:keepNext/>
+        <w:keepLines/>
+        <w:spacing w:before="0" w:after="0" w:line="276" w:lineRule="exact"/>
+        <w:ind w:left="3960" w:firstLine="0"/>
+        <w:jc w:val="left"/>
+      </w:pPr>
+      <w:r>
+        <w:t xml:space="preserve">Dallas,</w:t>
+      </w:r>
+      <w:r>
+        <w:t xml:space="preserve"> </w:t>
+      </w:r>
+      <w:r>
+        <w:t xml:space="preserve">Texas</w:t>
+      </w:r>
+      <w:r>
+        <w:t xml:space="preserve"> </w:t>
+      </w:r>
+      <w:r>
+        <w:t xml:space="preserve">75252</w:t>
+      </w:r>
+    </w:p>
+    <w:p>
+      <w:pPr>
+        <w:keepNext/>
+        <w:keepLines/>
+        <w:spacing w:before="0" w:after="0" w:line="276" w:lineRule="exact"/>
+        <w:ind w:left="3960" w:firstLine="0"/>
+        <w:jc w:val="left"/>
+      </w:pPr>
+      <w:r>
+        <w:t xml:space="preserve">PH:</w:t>
+      </w:r>
+      <w:r>
+        <w:t xml:space="preserve"> </w:t>
+      </w:r>
+      <w:r>
+        <w:t xml:space="preserve">(214)</w:t>
+      </w:r>
+      <w:r>
+        <w:t xml:space="preserve"> </w:t>
+      </w:r>
+      <w:r>
+        <w:t xml:space="preserve">579</w:t>
+        <w:noBreakHyphen/>
+        <w:t xml:space="preserve">9319</w:t>
+      </w:r>
+    </w:p>
+    <w:p>
+      <w:pPr>
+        <w:keepNext/>
+        <w:keepLines/>
+        <w:spacing w:before="0" w:after="0" w:line="276" w:lineRule="exact"/>
+        <w:ind w:left="3960" w:firstLine="0"/>
+        <w:jc w:val="left"/>
+      </w:pPr>
+      <w:r>
+        <w:t xml:space="preserve">FX:</w:t>
+      </w:r>
+      <w:r>
+        <w:t xml:space="preserve"> </w:t>
+      </w:r>
+      <w:r>
+        <w:t xml:space="preserve">(469)</w:t>
+      </w:r>
+      <w:r>
+        <w:t xml:space="preserve"> </w:t>
+      </w:r>
+      <w:r>
+        <w:t xml:space="preserve">444</w:t>
+        <w:noBreakHyphen/>
+        <w:t xml:space="preserve">6456</w:t>
+      </w:r>
+    </w:p>
+    <w:p>
+      <w:pPr>
+        <w:keepNext/>
+        <w:keepLines/>
+        <w:spacing w:before="0" w:after="0" w:line="276" w:lineRule="exact"/>
+        <w:ind w:left="3960" w:firstLine="0"/>
+        <w:jc w:val="left"/>
+      </w:pPr>
+      <w:r>
+        <w:t xml:space="preserve">Email:</w:t>
+      </w:r>
+      <w:r>
+        <w:t xml:space="preserve"> </w:t>
+      </w:r>
+      <w:r>
+        <w:t xml:space="preserve">iwana@rademaekerslaw.com</w:t>
+      </w:r>
+    </w:p>
+    <w:p>
+      <w:pPr>
+        <w:spacing w:before="276" w:after="0" w:line="276" w:lineRule="exact"/>
+        <w:ind w:left="3960" w:firstLine="0"/>
+        <w:jc w:val="left"/>
+      </w:pPr>
+      <w:r>
+        <w:rPr>
+          <w:b/>
+          <w:bCs/>
+        </w:rPr>
+        <w:t xml:space="preserve">ATTORNEYS</w:t>
+      </w:r>
+      <w:r>
+        <w:rPr>
+          <w:b/>
+          <w:bCs/>
+        </w:rPr>
+        <w:t xml:space="preserve"> </w:t>
+      </w:r>
+      <w:r>
+        <w:rPr>
+          <w:b/>
+          <w:bCs/>
+        </w:rPr>
+        <w:t xml:space="preserve">FOR</w:t>
+      </w:r>
+      <w:r>
+        <w:rPr>
+          <w:b/>
+          <w:bCs/>
+        </w:rPr>
+        <w:t xml:space="preserve"> </w:t>
+      </w:r>
+      <w:r>
+        <w:rPr>
+          <w:b/>
+          <w:bCs/>
+        </w:rPr>
+        <w:t xml:space="preserve">DEFENDANT</w:t>
+      </w:r>
+    </w:p>
+    <w:p>
+      <w:pPr>
+        <w:keepNext/>
+        <w:keepLines/>
+        <w:pageBreakBefore/>
+        <w:spacing w:before="0" w:after="240" w:line="276" w:lineRule="exact"/>
+        <w:ind w:left="0" w:firstLine="0"/>
+        <w:jc w:val="center"/>
       </w:pPr>
       <w:r>
         <w:rPr>
@@ -1104,65 +2489,535 @@
     </w:p>
     <w:p>
       <w:pPr>
-        <w:pStyle w:val="Single"/>
-        <w:spacing w:before="0" w:after="240"/>
-      </w:pPr>
-    </w:p>
-    <w:p>
-      <w:pPr>
-        <w:pStyle w:val="BodyText"/>
-      </w:pPr>
-      <w:r>
-        <w:t xml:space="preserve">I certify that a true and correct copy of the foregoing pleading was electronically filed with the clerk for the U.S. District Court, Southern District of Illinois, using the electronic case filing system of the court, and the electronic case filing system sent a "Notice of Electronic Filing" to the following attorneys of record who have consented in writing to accept this Notice as service of this document by electronic means, as follows:</w:t>
-      </w:r>
-    </w:p>
-    <w:p>
-      <w:pPr>
-        <w:pStyle w:val="Single"/>
-        <w:spacing w:before="0" w:after="120"/>
-      </w:pPr>
-    </w:p>
-    <w:p>
-      <w:pPr>
-        <w:pStyle w:val="Recipient"/>
-      </w:pPr>
-      <w:r>
-        <w:t xml:space="preserve">Christopher A. Koester</w:t>
-      </w:r>
-      <w:r>
-        <w:br/>
-      </w:r>
-      <w:r>
-        <w:t xml:space="preserve">Email: koester@taylor.net</w:t>
-      </w:r>
-    </w:p>
-    <w:p>
-      <w:pPr>
-        <w:pStyle w:val="Single"/>
-        <w:spacing w:before="0" w:after="240"/>
-      </w:pPr>
-    </w:p>
-    <w:p>
-      <w:pPr>
-        <w:pStyle w:val="DateLine"/>
-      </w:pPr>
-      <w:r>
-        <w:t xml:space="preserve">March 4, 2026</w:t>
+        <w:spacing w:before="0" w:after="120" w:line="480" w:lineRule="exact"/>
+        <w:ind w:left="0" w:firstLine="720"/>
+        <w:jc w:val="left"/>
+      </w:pPr>
+      <w:r>
+        <w:t xml:space="preserve">I</w:t>
+      </w:r>
+      <w:r>
+        <w:t xml:space="preserve"> </w:t>
+      </w:r>
+      <w:r>
+        <w:t xml:space="preserve">certify</w:t>
+      </w:r>
+      <w:r>
+        <w:t xml:space="preserve"> </w:t>
+      </w:r>
+      <w:r>
+        <w:t xml:space="preserve">that</w:t>
+      </w:r>
+      <w:r>
+        <w:t xml:space="preserve"> </w:t>
+      </w:r>
+      <w:r>
+        <w:t xml:space="preserve">a</w:t>
+      </w:r>
+      <w:r>
+        <w:t xml:space="preserve"> </w:t>
+      </w:r>
+      <w:r>
+        <w:t xml:space="preserve">true</w:t>
+      </w:r>
+      <w:r>
+        <w:t xml:space="preserve"> </w:t>
+      </w:r>
+      <w:r>
+        <w:t xml:space="preserve">and</w:t>
+      </w:r>
+      <w:r>
+        <w:t xml:space="preserve"> </w:t>
+      </w:r>
+      <w:r>
+        <w:t xml:space="preserve">correct</w:t>
+      </w:r>
+      <w:r>
+        <w:t xml:space="preserve"> </w:t>
+      </w:r>
+      <w:r>
+        <w:t xml:space="preserve">copy</w:t>
+      </w:r>
+      <w:r>
+        <w:t xml:space="preserve"> </w:t>
+      </w:r>
+      <w:r>
+        <w:t xml:space="preserve">of</w:t>
+      </w:r>
+      <w:r>
+        <w:t xml:space="preserve"> </w:t>
+      </w:r>
+      <w:r>
+        <w:t xml:space="preserve">the</w:t>
+      </w:r>
+      <w:r>
+        <w:t xml:space="preserve"> </w:t>
+      </w:r>
+      <w:r>
+        <w:t xml:space="preserve">foregoing</w:t>
+      </w:r>
+      <w:r>
+        <w:t xml:space="preserve"> </w:t>
+      </w:r>
+      <w:r>
+        <w:t xml:space="preserve">pleading</w:t>
+      </w:r>
+      <w:r>
+        <w:t xml:space="preserve"> </w:t>
+      </w:r>
+      <w:r>
+        <w:t xml:space="preserve">was</w:t>
+      </w:r>
+      <w:r>
+        <w:t xml:space="preserve"> </w:t>
+      </w:r>
+      <w:r>
+        <w:t xml:space="preserve">electronically</w:t>
+      </w:r>
+      <w:r>
+        <w:t xml:space="preserve"> </w:t>
+      </w:r>
+      <w:r>
+        <w:t xml:space="preserve">filed</w:t>
+      </w:r>
+      <w:r>
+        <w:t xml:space="preserve"> </w:t>
+      </w:r>
+      <w:r>
+        <w:t xml:space="preserve">with</w:t>
+      </w:r>
+      <w:r>
+        <w:t xml:space="preserve"> </w:t>
+      </w:r>
+      <w:r>
+        <w:t xml:space="preserve">the</w:t>
+      </w:r>
+      <w:r>
+        <w:t xml:space="preserve"> </w:t>
+      </w:r>
+      <w:r>
+        <w:t xml:space="preserve">clerk</w:t>
+      </w:r>
+      <w:r>
+        <w:t xml:space="preserve"> </w:t>
+      </w:r>
+      <w:r>
+        <w:t xml:space="preserve">for</w:t>
+      </w:r>
+      <w:r>
+        <w:t xml:space="preserve"> </w:t>
+      </w:r>
+      <w:r>
+        <w:t xml:space="preserve">the</w:t>
+      </w:r>
+      <w:r>
+        <w:t xml:space="preserve"> </w:t>
+      </w:r>
+      <w:r>
+        <w:t xml:space="preserve">U.S.</w:t>
+      </w:r>
+      <w:r>
+        <w:t xml:space="preserve"> </w:t>
+      </w:r>
+      <w:r>
+        <w:t xml:space="preserve">District</w:t>
+      </w:r>
+      <w:r>
+        <w:t xml:space="preserve"> </w:t>
+      </w:r>
+      <w:r>
+        <w:t xml:space="preserve">Court,</w:t>
+      </w:r>
+      <w:r>
+        <w:t xml:space="preserve"> </w:t>
+      </w:r>
+      <w:r>
+        <w:t xml:space="preserve">Southern</w:t>
+      </w:r>
+      <w:r>
+        <w:t xml:space="preserve"> </w:t>
+      </w:r>
+      <w:r>
+        <w:t xml:space="preserve">District</w:t>
+      </w:r>
+      <w:r>
+        <w:t xml:space="preserve"> </w:t>
+      </w:r>
+      <w:r>
+        <w:t xml:space="preserve">of</w:t>
+      </w:r>
+      <w:r>
+        <w:t xml:space="preserve"> </w:t>
+      </w:r>
+      <w:r>
+        <w:t xml:space="preserve">Illinois,</w:t>
+      </w:r>
+      <w:r>
+        <w:t xml:space="preserve"> </w:t>
+      </w:r>
+      <w:r>
+        <w:t xml:space="preserve">using</w:t>
+      </w:r>
+      <w:r>
+        <w:t xml:space="preserve"> </w:t>
+      </w:r>
+      <w:r>
+        <w:t xml:space="preserve">the</w:t>
+      </w:r>
+      <w:r>
+        <w:t xml:space="preserve"> </w:t>
+      </w:r>
+      <w:r>
+        <w:t xml:space="preserve">electronic</w:t>
+      </w:r>
+      <w:r>
+        <w:t xml:space="preserve"> </w:t>
+      </w:r>
+      <w:r>
+        <w:t xml:space="preserve">case</w:t>
+      </w:r>
+      <w:r>
+        <w:t xml:space="preserve"> </w:t>
+      </w:r>
+      <w:r>
+        <w:t xml:space="preserve">filing</w:t>
+      </w:r>
+      <w:r>
+        <w:t xml:space="preserve"> </w:t>
+      </w:r>
+      <w:r>
+        <w:t xml:space="preserve">system</w:t>
+      </w:r>
+      <w:r>
+        <w:t xml:space="preserve"> </w:t>
+      </w:r>
+      <w:r>
+        <w:t xml:space="preserve">of</w:t>
+      </w:r>
+      <w:r>
+        <w:t xml:space="preserve"> </w:t>
+      </w:r>
+      <w:r>
+        <w:t xml:space="preserve">the</w:t>
+      </w:r>
+      <w:r>
+        <w:t xml:space="preserve"> </w:t>
+      </w:r>
+      <w:r>
+        <w:t xml:space="preserve">court,</w:t>
+      </w:r>
+      <w:r>
+        <w:t xml:space="preserve"> </w:t>
+      </w:r>
+      <w:r>
+        <w:t xml:space="preserve">and</w:t>
+      </w:r>
+      <w:r>
+        <w:t xml:space="preserve"> </w:t>
+      </w:r>
+      <w:r>
+        <w:t xml:space="preserve">the</w:t>
+      </w:r>
+      <w:r>
+        <w:t xml:space="preserve"> </w:t>
+      </w:r>
+      <w:r>
+        <w:t xml:space="preserve">electronic</w:t>
+      </w:r>
+      <w:r>
+        <w:t xml:space="preserve"> </w:t>
+      </w:r>
+      <w:r>
+        <w:t xml:space="preserve">case</w:t>
+      </w:r>
+      <w:r>
+        <w:t xml:space="preserve"> </w:t>
+      </w:r>
+      <w:r>
+        <w:t xml:space="preserve">filing</w:t>
+      </w:r>
+      <w:r>
+        <w:t xml:space="preserve"> </w:t>
+      </w:r>
+      <w:r>
+        <w:t xml:space="preserve">system</w:t>
+      </w:r>
+      <w:r>
+        <w:t xml:space="preserve"> </w:t>
+      </w:r>
+      <w:r>
+        <w:t xml:space="preserve">sent</w:t>
+      </w:r>
+      <w:r>
+        <w:t xml:space="preserve"> </w:t>
+      </w:r>
+      <w:r>
+        <w:t xml:space="preserve">a</w:t>
+      </w:r>
+      <w:r>
+        <w:t xml:space="preserve"> </w:t>
+      </w:r>
+      <w:r>
+        <w:t xml:space="preserve">“</w:t>
+      </w:r>
+      <w:r>
+        <w:t xml:space="preserve">Notice</w:t>
+      </w:r>
+      <w:r>
+        <w:t xml:space="preserve"> </w:t>
+      </w:r>
+      <w:r>
+        <w:t xml:space="preserve">of</w:t>
+      </w:r>
+      <w:r>
+        <w:t xml:space="preserve"> </w:t>
+      </w:r>
+      <w:r>
+        <w:t xml:space="preserve">Electronic</w:t>
+      </w:r>
+      <w:r>
+        <w:t xml:space="preserve"> </w:t>
+      </w:r>
+      <w:r>
+        <w:t xml:space="preserve">Filing</w:t>
+      </w:r>
+      <w:r>
+        <w:t xml:space="preserve">”</w:t>
+      </w:r>
+      <w:r>
+        <w:t xml:space="preserve"> </w:t>
+      </w:r>
+      <w:r>
+        <w:t xml:space="preserve">to</w:t>
+      </w:r>
+      <w:r>
+        <w:t xml:space="preserve"> </w:t>
+      </w:r>
+      <w:r>
+        <w:t xml:space="preserve">the</w:t>
+      </w:r>
+      <w:r>
+        <w:t xml:space="preserve"> </w:t>
+      </w:r>
+      <w:r>
+        <w:t xml:space="preserve">following</w:t>
+      </w:r>
+      <w:r>
+        <w:t xml:space="preserve"> </w:t>
+      </w:r>
+      <w:r>
+        <w:t xml:space="preserve">attorneys</w:t>
+      </w:r>
+      <w:r>
+        <w:t xml:space="preserve"> </w:t>
+      </w:r>
+      <w:r>
+        <w:t xml:space="preserve">of</w:t>
+      </w:r>
+      <w:r>
+        <w:t xml:space="preserve"> </w:t>
+      </w:r>
+      <w:r>
+        <w:t xml:space="preserve">record</w:t>
+      </w:r>
+      <w:r>
+        <w:t xml:space="preserve"> </w:t>
+      </w:r>
+      <w:r>
+        <w:t xml:space="preserve">who</w:t>
+      </w:r>
+      <w:r>
+        <w:t xml:space="preserve"> </w:t>
+      </w:r>
+      <w:r>
+        <w:t xml:space="preserve">have</w:t>
+      </w:r>
+      <w:r>
+        <w:t xml:space="preserve"> </w:t>
+      </w:r>
+      <w:r>
+        <w:t xml:space="preserve">consented</w:t>
+      </w:r>
+      <w:r>
+        <w:t xml:space="preserve"> </w:t>
+      </w:r>
+      <w:r>
+        <w:t xml:space="preserve">in</w:t>
+      </w:r>
+      <w:r>
+        <w:t xml:space="preserve"> </w:t>
+      </w:r>
+      <w:r>
+        <w:t xml:space="preserve">writing</w:t>
+      </w:r>
+      <w:r>
+        <w:t xml:space="preserve"> </w:t>
+      </w:r>
+      <w:r>
+        <w:t xml:space="preserve">to</w:t>
+      </w:r>
+      <w:r>
+        <w:t xml:space="preserve"> </w:t>
+      </w:r>
+      <w:r>
+        <w:t xml:space="preserve">accept</w:t>
+      </w:r>
+      <w:r>
+        <w:t xml:space="preserve"> </w:t>
+      </w:r>
+      <w:r>
+        <w:t xml:space="preserve">this</w:t>
+      </w:r>
+      <w:r>
+        <w:t xml:space="preserve"> </w:t>
+      </w:r>
+      <w:r>
+        <w:t xml:space="preserve">Notice</w:t>
+      </w:r>
+      <w:r>
+        <w:t xml:space="preserve"> </w:t>
+      </w:r>
+      <w:r>
+        <w:t xml:space="preserve">as</w:t>
+      </w:r>
+      <w:r>
+        <w:t xml:space="preserve"> </w:t>
+      </w:r>
+      <w:r>
+        <w:t xml:space="preserve">service</w:t>
+      </w:r>
+      <w:r>
+        <w:t xml:space="preserve"> </w:t>
+      </w:r>
+      <w:r>
+        <w:t xml:space="preserve">of</w:t>
+      </w:r>
+      <w:r>
+        <w:t xml:space="preserve"> </w:t>
+      </w:r>
+      <w:r>
+        <w:t xml:space="preserve">this</w:t>
+      </w:r>
+      <w:r>
+        <w:t xml:space="preserve"> </w:t>
+      </w:r>
+      <w:r>
+        <w:t xml:space="preserve">document</w:t>
+      </w:r>
+      <w:r>
+        <w:t xml:space="preserve"> </w:t>
+      </w:r>
+      <w:r>
+        <w:t xml:space="preserve">by</w:t>
+      </w:r>
+      <w:r>
+        <w:t xml:space="preserve"> </w:t>
+      </w:r>
+      <w:r>
+        <w:t xml:space="preserve">electronic</w:t>
+      </w:r>
+      <w:r>
+        <w:t xml:space="preserve"> </w:t>
+      </w:r>
+      <w:r>
+        <w:t xml:space="preserve">means,</w:t>
+      </w:r>
+      <w:r>
+        <w:t xml:space="preserve"> </w:t>
+      </w:r>
+      <w:r>
+        <w:t xml:space="preserve">as</w:t>
+      </w:r>
+      <w:r>
+        <w:t xml:space="preserve"> </w:t>
+      </w:r>
+      <w:r>
+        <w:t xml:space="preserve">follows:</w:t>
+      </w:r>
+    </w:p>
+    <w:p>
+      <w:pPr>
+        <w:keepNext/>
+        <w:keepLines/>
+        <w:spacing w:before="120" w:after="0" w:line="276" w:lineRule="exact"/>
+        <w:ind w:left="1440" w:firstLine="0"/>
+        <w:jc w:val="left"/>
+      </w:pPr>
+      <w:r>
+        <w:t xml:space="preserve">Christopher</w:t>
+      </w:r>
+      <w:r>
+        <w:t xml:space="preserve"> </w:t>
+      </w:r>
+      <w:r>
+        <w:t xml:space="preserve">A.</w:t>
+      </w:r>
+      <w:r>
+        <w:t xml:space="preserve"> </w:t>
+      </w:r>
+      <w:r>
+        <w:t xml:space="preserve">Koester</w:t>
+      </w:r>
+    </w:p>
+    <w:p>
+      <w:pPr>
+        <w:keepNext/>
+        <w:keepLines/>
+        <w:spacing w:before="0" w:after="120" w:line="276" w:lineRule="exact"/>
+        <w:ind w:left="1440" w:firstLine="0"/>
+        <w:jc w:val="left"/>
+      </w:pPr>
+      <w:r>
+        <w:t xml:space="preserve">Email: </w:t>
+      </w:r>
+      <w:r>
+        <w:t xml:space="preserve">koester@taylor.net</w:t>
+      </w:r>
+    </w:p>
+    <w:p>
+      <w:pPr>
+        <w:tabs>
+          <w:tab w:val="right" w:pos="9360"/>
+        </w:tabs>
+        <w:spacing w:before="240" w:after="0" w:line="276" w:lineRule="exact"/>
+        <w:ind w:left="0" w:firstLine="0"/>
+        <w:jc w:val="left"/>
+      </w:pPr>
+      <w:r>
+        <w:t xml:space="preserve">March</w:t>
+      </w:r>
+      <w:r>
+        <w:t xml:space="preserve"> </w:t>
+      </w:r>
+      <w:r>
+        <w:t xml:space="preserve">4,</w:t>
+      </w:r>
+      <w:r>
+        <w:t xml:space="preserve"> </w:t>
+      </w:r>
+      <w:r>
+        <w:t xml:space="preserve">2026</w:t>
       </w:r>
       <w:r>
         <w:tab/>
       </w:r>
       <w:r>
-        <w:t xml:space="preserve">/s/ Iwana Rademaekers</w:t>
+        <w:t xml:space="preserve">/s/ </w:t>
+      </w:r>
+      <w:r>
+        <w:t xml:space="preserve">Iwana</w:t>
+      </w:r>
+      <w:r>
+        <w:t xml:space="preserve"> </w:t>
+      </w:r>
+      <w:r>
+        <w:t xml:space="preserve">Rademaekers</w:t>
       </w:r>
     </w:p>
     <w:sectPr>
-      <w:footerReference w:type="default" r:id="rId100"/>
-      <w:footnotePr>
-        <w:numRestart w:val="eachSect"/>
-      </w:footnotePr>
+      <w:footerReference w:type="default" r:id="rIdFooter1"/>
       <w:pgSz w:w="12240" w:h="15840"/>
-      <w:pgMar w:top="1440" w:right="1440" w:bottom="1440" w:left="1440" w:header="720" w:footer="720" w:gutter="0"/>
+      <w:pgMar w:top="1440" w:right="1440" w:bottom="1440" w:left="1440" w:header="720" w:footer="735" w:gutter="0"/>
     </w:sectPr>
   </w:body>
 </w:document>
@@ -1176,7 +3031,8 @@
 <w:ftr xmlns:w="http://schemas.openxmlformats.org/wordprocessingml/2006/main" xmlns:r="http://schemas.openxmlformats.org/officeDocument/2006/relationships">
   <w:p>
     <w:pPr>
-      <w:pStyle w:val="Footer"/>
+      <w:spacing w:before="0" w:after="0" w:line="276" w:lineRule="exact"/>
+      <w:jc w:val="center"/>
     </w:pPr>
     <w:r>
       <w:fldChar w:fldCharType="begin"/>
@@ -1213,7 +3069,7 @@
       </w:r>
     </w:p>
   </w:footnote>
-  <w:footnote w:id="109">
+  <w:footnote w:id="9">
     <w:p>
       <w:pPr>
         <w:pStyle w:val="FootnoteText"/>
@@ -1240,7 +3096,7 @@
         <w:t xml:space="preserve"> </w:t>
       </w:r>
       <w:r>
-        <w:t xml:space="preserve">as that is the marketing name for Lincoln National Corporation and its affiliates. The Lincoln National Life Insurance Company was previously a parent corporation of Lincoln Life Assurance Company of Boston, and Lincoln Life Assurance Company of Boston (f/k/a Liberty Life Assurance Company of Boston) was the issuer of the relevant disability policy. However, Lincoln Life Assurance Company of Boston has now merged with, and is now known as, The Lincoln National Life Insurance Company. Accordingly,</w:t>
+        <w:t xml:space="preserve">as that is the marketing name for Lincoln National Corporation and its affiliates. The Lincoln National Life Insurance Company was previously a parent corporation of Lincoln Life Assurance Company of Boston, and Lincoln Life Assurance Company of Boston (f/​k/​a Liberty Life Assurance Company of Boston) was the issuer of the relevant disability policy. However, Lincoln Life Assurance Company of Boston has now merged with, and is now known as, The Lincoln National Life Insurance Company. Accordingly,</w:t>
       </w:r>
       <w:r>
         <w:t xml:space="preserve"> </w:t>
@@ -1256,7 +3112,7 @@
       </w:r>
     </w:p>
   </w:footnote>
-  <w:footnote w:id="110">
+  <w:footnote w:id="10">
     <w:p>
       <w:pPr>
         <w:pStyle w:val="FootnoteText"/>
@@ -1281,11 +3137,11 @@
         <w:t xml:space="preserve"> </w:t>
       </w:r>
       <w:r>
-        <w:t xml:space="preserve">Complaint at ¶ 17 and the WHEREFORE paragraph.</w:t>
+        <w:t xml:space="preserve">Complaint at ¶ 17 and the WHEREFORE paragraph.</w:t>
       </w:r>
     </w:p>
   </w:footnote>
-  <w:footnote w:id="111">
+  <w:footnote w:id="11">
     <w:p>
       <w:pPr>
         <w:pStyle w:val="FootnoteText"/>
@@ -1314,7 +3170,7 @@
       </w:r>
     </w:p>
   </w:footnote>
-  <w:footnote w:id="112">
+  <w:footnote w:id="12">
     <w:p>
       <w:pPr>
         <w:pStyle w:val="FootnoteText"/>
@@ -1333,7 +3189,7 @@
       </w:r>
     </w:p>
   </w:footnote>
-  <w:footnote w:id="113">
+  <w:footnote w:id="13">
     <w:p>
       <w:pPr>
         <w:pStyle w:val="FootnoteText"/>
@@ -1362,7 +3218,7 @@
       </w:r>
     </w:p>
   </w:footnote>
-  <w:footnote w:id="114">
+  <w:footnote w:id="14">
     <w:p>
       <w:pPr>
         <w:pStyle w:val="FootnoteText"/>
@@ -1377,11 +3233,11 @@
         <w:t xml:space="preserve"> </w:t>
       </w:r>
       <w:r>
-        <w:t xml:space="preserve">Fed. R. Civ. P. 12(b)(6).</w:t>
+        <w:t xml:space="preserve">Fed. R. Civ. P. 12(b)⁠(6).</w:t>
       </w:r>
     </w:p>
   </w:footnote>
-  <w:footnote w:id="115">
+  <w:footnote w:id="15">
     <w:p>
       <w:pPr>
         <w:pStyle w:val="FootnoteText"/>
@@ -1415,14 +3271,14 @@
           <w:i/>
           <w:iCs/>
         </w:rPr>
-        <w:t xml:space="preserve">Bell Atlantic Corp. v. Twombly</w:t>
+        <w:t xml:space="preserve">Bell Atlantic Corp. v. Twombly</w:t>
       </w:r>
       <w:r>
         <w:t xml:space="preserve">, 550 U.S. 544, 555 (2007).</w:t>
       </w:r>
     </w:p>
   </w:footnote>
-  <w:footnote w:id="116">
+  <w:footnote w:id="16">
     <w:p>
       <w:pPr>
         <w:pStyle w:val="FootnoteText"/>
@@ -1448,7 +3304,7 @@
       </w:r>
     </w:p>
   </w:footnote>
-  <w:footnote w:id="117">
+  <w:footnote w:id="17">
     <w:p>
       <w:pPr>
         <w:pStyle w:val="FootnoteText"/>
@@ -1463,11 +3319,11 @@
         <w:t xml:space="preserve"> </w:t>
       </w:r>
       <w:r>
-        <w:t xml:space="preserve">Complaint at ¶¶ 1, 3, 12, 15, 16, and the WHEREFORE paragraph; see also Exhibit A of the Complaint.</w:t>
+        <w:t xml:space="preserve">Complaint at ¶¶ 1, 3, 12, 15, 16, and the WHEREFORE paragraph; see also Exhibit A of the Complaint.</w:t>
       </w:r>
     </w:p>
   </w:footnote>
-  <w:footnote w:id="118">
+  <w:footnote w:id="18">
     <w:p>
       <w:pPr>
         <w:pStyle w:val="FootnoteText"/>
@@ -1482,11 +3338,11 @@
         <w:t xml:space="preserve"> </w:t>
       </w:r>
       <w:r>
-        <w:t xml:space="preserve">Complaint at ¶¶ 1, 3, 12, 15, 16, and the WHEREFORE paragraph; see also Exhibit A of the Complaint.</w:t>
+        <w:t xml:space="preserve">Complaint at ¶¶ 1, 3, 12, 15, 16, and the WHEREFORE paragraph; see also Exhibit A of the Complaint.</w:t>
       </w:r>
     </w:p>
   </w:footnote>
-  <w:footnote w:id="119">
+  <w:footnote w:id="19">
     <w:p>
       <w:pPr>
         <w:pStyle w:val="FootnoteText"/>
@@ -1511,7 +3367,7 @@
         <w:t xml:space="preserve"> </w:t>
       </w:r>
       <w:r>
-        <w:t xml:space="preserve">Complaint at ¶ 1 and Exhibit A thereto; Plan Documents, Exhibits</w:t>
+        <w:t xml:space="preserve">Complaint at ¶ 1 and Exhibit A thereto; Plan Documents, Exhibits</w:t>
       </w:r>
       <w:r>
         <w:t xml:space="preserve"> </w:t>
@@ -1547,11 +3403,11 @@
         <w:t xml:space="preserve"> </w:t>
       </w:r>
       <w:r>
-        <w:t xml:space="preserve">29 U.S.C. § 1002(1).</w:t>
+        <w:t xml:space="preserve">29 U.S.C. § 1002(1).</w:t>
       </w:r>
     </w:p>
   </w:footnote>
-  <w:footnote w:id="120">
+  <w:footnote w:id="20">
     <w:p>
       <w:pPr>
         <w:pStyle w:val="FootnoteText"/>
@@ -1576,7 +3432,13 @@
         <w:t xml:space="preserve"> </w:t>
       </w:r>
       <w:r>
-        <w:t xml:space="preserve">Complaint at ¶¶ 4, 11, 14, and 16-17.</w:t>
+        <w:t xml:space="preserve">Complaint at ¶¶ 4, 11, 14, and 16</w:t>
+      </w:r>
+      <w:r>
+        <w:noBreakHyphen/>
+      </w:r>
+      <w:r>
+        <w:t xml:space="preserve">17.</w:t>
       </w:r>
     </w:p>
   </w:footnote>
@@ -1672,15 +3534,16 @@
   <w:docDefaults>
     <w:rPrDefault>
       <w:rPr>
-        <w:rFonts w:ascii="EB Garamond" w:hAnsi="EB Garamond" w:eastAsia="EB Garamond" w:cs="EB Garamond"/>
+        <w:rFonts w:ascii="Times New Roman" w:hAnsi="Times New Roman" w:eastAsia="Times New Roman" w:cs="Times New Roman"/>
         <w:sz w:val="24"/>
         <w:szCs w:val="24"/>
-        <w:lang w:val="en-US" w:eastAsia="en-US" w:bidi="ar-SA"/>
+        <w:lang w:val="en-US" w:eastAsia="zh-CN" w:bidi="ar-SA"/>
       </w:rPr>
     </w:rPrDefault>
     <w:pPrDefault>
       <w:pPr>
-        <w:spacing w:before="0" w:after="0" w:line="240" w:lineRule="auto"/>
+        <w:widowControl/>
+        <w:spacing w:after="0"/>
       </w:pPr>
     </w:pPrDefault>
   </w:docDefaults>
@@ -1688,19 +3551,11 @@
   <w:style w:type="paragraph" w:default="1" w:styleId="Normal">
     <w:name w:val="Normal"/>
     <w:qFormat/>
-    <w:pPr>
-      <w:spacing w:before="0" w:after="0" w:line="240" w:lineRule="auto"/>
-    </w:pPr>
-    <w:rPr>
-      <w:rFonts w:ascii="EB Garamond" w:hAnsi="EB Garamond" w:eastAsia="EB Garamond" w:cs="EB Garamond"/>
-      <w:color w:val="000000"/>
-      <w:sz w:val="24"/>
-      <w:szCs w:val="24"/>
-    </w:rPr>
   </w:style>
   <w:style w:type="paragraph" w:styleId="BodyText">
     <w:name w:val="Body Text"/>
     <w:basedOn w:val="Normal"/>
+    <w:link w:val="BodyTextChar"/>
     <w:qFormat/>
     <w:pPr>
       <w:spacing w:before="0" w:after="0" w:line="480" w:lineRule="exact"/>
@@ -1710,11 +3565,8 @@
   <w:style w:type="paragraph" w:customStyle="1" w:styleId="FirstParagraph">
     <w:name w:val="First Paragraph"/>
     <w:basedOn w:val="BodyText"/>
+    <w:next w:val="BodyText"/>
     <w:qFormat/>
-    <w:pPr>
-      <w:spacing w:before="0" w:after="0" w:line="480" w:lineRule="exact"/>
-      <w:ind w:firstLine="720"/>
-    </w:pPr>
   </w:style>
   <w:style w:type="paragraph" w:customStyle="1" w:styleId="Compact">
     <w:name w:val="Compact"/>
@@ -1861,17 +3713,47 @@
     <w:name w:val="heading 1"/>
     <w:basedOn w:val="Normal"/>
     <w:next w:val="BodyText"/>
+    <w:link w:val="Heading1Char"/>
     <w:uiPriority w:val="9"/>
     <w:qFormat/>
+    <w:rsid w:val="00A10FD9"/>
     <w:pPr>
       <w:keepNext/>
       <w:keepLines/>
-      <w:spacing w:before="360" w:after="120" w:line="240" w:lineRule="auto"/>
+      <w:spacing w:before="0" w:after="0" w:line="276" w:lineRule="exact"/>
+      <w:ind w:firstLine="0"/>
       <w:jc w:val="center"/>
       <w:outlineLvl w:val="0"/>
     </w:pPr>
     <w:rPr>
-      <w:rFonts w:ascii="EB Garamond" w:hAnsi="EB Garamond" w:eastAsia="EB Garamond" w:cs="EB Garamond"/>
+      <w:rFonts w:ascii="Times New Roman" w:hAnsi="Times New Roman" w:eastAsia="Times New Roman" w:cs="Times New Roman"/>
+      <w:b/>
+      <w:bCs/>
+      <w:caps/>
+      <w:color w:val="000000"/>
+      <w:sz w:val="24"/>
+      <w:szCs w:val="24"/>
+    </w:rPr>
+  </w:style>
+  <w:style w:type="paragraph" w:styleId="Heading2">
+    <w:name w:val="heading 2"/>
+    <w:basedOn w:val="Normal"/>
+    <w:next w:val="BodyText"/>
+    <w:link w:val="Heading2Char"/>
+    <w:uiPriority w:val="9"/>
+    <w:semiHidden/>
+    <w:unhideWhenUsed/>
+    <w:qFormat/>
+    <w:rsid w:val="00A10FD9"/>
+    <w:pPr>
+      <w:keepNext/>
+      <w:keepLines/>
+      <w:spacing w:before="0" w:after="0" w:line="276" w:lineRule="exact"/>
+      <w:ind w:firstLine="0"/>
+      <w:outlineLvl w:val="1"/>
+    </w:pPr>
+    <w:rPr>
+      <w:rFonts w:ascii="Times New Roman" w:hAnsi="Times New Roman" w:eastAsia="Times New Roman" w:cs="Times New Roman"/>
       <w:b/>
       <w:bCs/>
       <w:color w:val="000000"/>
@@ -1879,44 +3761,25 @@
       <w:szCs w:val="24"/>
     </w:rPr>
   </w:style>
-  <w:style w:type="paragraph" w:styleId="Heading2">
-    <w:name w:val="heading 2"/>
-    <w:basedOn w:val="Normal"/>
-    <w:next w:val="BodyText"/>
-    <w:uiPriority w:val="9"/>
-    <w:unhideWhenUsed/>
-    <w:qFormat/>
-    <w:pPr>
-      <w:keepNext/>
-      <w:keepLines/>
-      <w:spacing w:before="240" w:after="240" w:line="240" w:lineRule="auto"/>
-      <w:jc w:val="center"/>
-      <w:outlineLvl w:val="1"/>
-    </w:pPr>
-    <w:rPr>
-      <w:rFonts w:ascii="EB Garamond" w:hAnsi="EB Garamond" w:eastAsia="EB Garamond" w:cs="EB Garamond"/>
-      <w:b/>
-      <w:bCs/>
-      <w:color w:val="000000"/>
-      <w:sz w:val="24"/>
-      <w:szCs w:val="24"/>
-    </w:rPr>
-  </w:style>
   <w:style w:type="paragraph" w:styleId="Heading3">
     <w:name w:val="heading 3"/>
     <w:basedOn w:val="Normal"/>
     <w:next w:val="BodyText"/>
+    <w:link w:val="Heading3Char"/>
     <w:uiPriority w:val="9"/>
+    <w:semiHidden/>
     <w:unhideWhenUsed/>
     <w:qFormat/>
+    <w:rsid w:val="00A10FD9"/>
     <w:pPr>
       <w:keepNext/>
       <w:keepLines/>
-      <w:spacing w:before="240" w:after="240" w:line="240" w:lineRule="auto"/>
+      <w:spacing w:before="0" w:after="0" w:line="276" w:lineRule="exact"/>
+      <w:ind w:firstLine="0"/>
       <w:outlineLvl w:val="2"/>
     </w:pPr>
     <w:rPr>
-      <w:rFonts w:ascii="EB Garamond" w:hAnsi="EB Garamond" w:eastAsia="EB Garamond" w:cs="EB Garamond"/>
+      <w:rFonts w:ascii="Times New Roman" w:hAnsi="Times New Roman" w:eastAsia="Times New Roman" w:cs="Times New Roman"/>
       <w:b/>
       <w:bCs/>
       <w:color w:val="000000"/>
@@ -1937,14 +3800,18 @@
     <w:pPr>
       <w:keepNext/>
       <w:keepLines/>
-      <w:spacing w:before="80" w:after="40"/>
+      <w:spacing w:before="0" w:after="0" w:line="276" w:lineRule="exact"/>
+      <w:ind w:firstLine="0"/>
       <w:outlineLvl w:val="3"/>
     </w:pPr>
     <w:rPr>
-      <w:rFonts w:eastAsiaTheme="majorEastAsia" w:cstheme="majorBidi"/>
+      <w:rFonts w:ascii="Times New Roman" w:hAnsi="Times New Roman" w:eastAsia="Times New Roman" w:cs="Times New Roman"/>
+      <w:b/>
+      <w:bCs/>
       <w:i/>
-      <w:iCs/>
-      <w:color w:val="0F4761" w:themeColor="accent1" w:themeShade="BF"/>
+      <w:color w:val="000000"/>
+      <w:sz w:val="24"/>
+      <w:szCs w:val="24"/>
     </w:rPr>
   </w:style>
   <w:style w:type="paragraph" w:styleId="Heading5">
@@ -1960,12 +3827,18 @@
     <w:pPr>
       <w:keepNext/>
       <w:keepLines/>
-      <w:spacing w:before="80" w:after="40"/>
+      <w:spacing w:before="0" w:after="0" w:line="276" w:lineRule="exact"/>
+      <w:ind w:firstLine="0"/>
       <w:outlineLvl w:val="4"/>
     </w:pPr>
     <w:rPr>
-      <w:rFonts w:eastAsiaTheme="majorEastAsia" w:cstheme="majorBidi"/>
-      <w:color w:val="0F4761" w:themeColor="accent1" w:themeShade="BF"/>
+      <w:rFonts w:ascii="Times New Roman" w:hAnsi="Times New Roman" w:eastAsia="Times New Roman" w:cs="Times New Roman"/>
+      <w:b/>
+      <w:bCs/>
+      <w:i/>
+      <w:color w:val="000000"/>
+      <w:sz w:val="24"/>
+      <w:szCs w:val="24"/>
     </w:rPr>
   </w:style>
   <w:style w:type="paragraph" w:styleId="Heading6">
@@ -2175,6 +4048,15 @@
       <w:color w:val="272727" w:themeColor="text1" w:themeTint="D8"/>
     </w:rPr>
   </w:style>
+  <w:style w:type="paragraph" w:customStyle="1" w:styleId="ListItem">
+    <w:name w:val="List Item"/>
+    <w:basedOn w:val="BodyText"/>
+    <w:qFormat/>
+    <w:pPr>
+      <w:spacing w:before="0" w:after="0" w:line="480" w:lineRule="exact"/>
+      <w:ind w:left="720" w:hanging="720"/>
+    </w:pPr>
+  </w:style>
   <w:style w:type="paragraph" w:styleId="BlockText">
     <w:name w:val="Block Text"/>
     <w:basedOn w:val="BodyText"/>
@@ -2183,21 +4065,19 @@
     <w:unhideWhenUsed/>
     <w:qFormat/>
     <w:pPr>
-      <w:spacing w:before="100" w:after="100"/>
-      <w:ind w:firstLine="0" w:left="480" w:right="480"/>
+      <w:spacing w:before="280" w:after="280" w:line="276" w:lineRule="exact"/>
+      <w:ind w:firstLine="0" w:left="720" w:right="720"/>
     </w:pPr>
   </w:style>
   <w:style w:type="paragraph" w:styleId="FootnoteText">
     <w:name w:val="footnote text"/>
     <w:basedOn w:val="Normal"/>
-    <w:uiPriority w:val="99"/>
-    <w:unhideWhenUsed/>
+    <w:qFormat/>
     <w:pPr>
-      <w:spacing w:before="0" w:after="100" w:line="240" w:lineRule="auto"/>
-      <w:ind w:firstLine="0"/>
+      <w:widowControl/>
+      <w:spacing w:before="0" w:after="140" w:line="276" w:lineRule="exact"/>
     </w:pPr>
     <w:rPr>
-      <w:rFonts w:ascii="EB Garamond" w:hAnsi="EB Garamond" w:eastAsia="EB Garamond" w:cs="EB Garamond"/>
       <w:sz w:val="24"/>
       <w:szCs w:val="24"/>
     </w:rPr>
@@ -2210,8 +4090,8 @@
     <w:unhideWhenUsed/>
     <w:qFormat/>
     <w:pPr>
-      <w:spacing w:before="100" w:after="100"/>
-      <w:ind w:firstLine="0" w:left="480" w:right="480"/>
+      <w:spacing w:before="280" w:after="280"/>
+      <w:ind w:firstLine="0" w:left="720" w:right="720"/>
     </w:pPr>
   </w:style>
   <w:style w:type="character" w:default="1" w:styleId="DefaultParagraphFont">
@@ -2222,8 +4102,6 @@
   <w:style w:type="table" w:default="1" w:styleId="Table">
     <w:name w:val="Table"/>
     <w:basedOn w:val="TableNormal"/>
-    <w:semiHidden/>
-    <w:unhideWhenUsed/>
     <w:qFormat/>
     <w:tblPr>
       <w:tblInd w:w="0" w:type="dxa"/>
@@ -2235,13 +4113,6 @@
       </w:tblCellMar>
     </w:tblPr>
     <w:tblStylePr w:type="firstRow">
-      <w:tblPr>
-        <w:jc w:val="left"/>
-        <w:tblInd w:w="0" w:type="dxa"/>
-      </w:tblPr>
-      <w:trPr>
-        <w:jc w:val="left"/>
-      </w:trPr>
       <w:tcPr>
         <w:tcBorders>
           <w:bottom w:val="single"/>
@@ -2328,7 +4199,7 @@
     <w:name w:val="Hyperlink"/>
     <w:basedOn w:val="BodyTextChar"/>
     <w:rPr>
-      <w:color w:val="4F81BD" w:themeColor="accent1"/>
+      <w:color w:val="000000"/>
     </w:rPr>
   </w:style>
   <w:style w:type="paragraph" w:styleId="TOCHeading">
@@ -2349,230 +4220,13 @@
       <w:color w:val="365F91" w:themeColor="accent1" w:themeShade="BF"/>
     </w:rPr>
   </w:style>
-  <w:style w:type="paragraph" w:styleId="Footer">
-    <w:name w:val="footer"/>
-    <w:basedOn w:val="Normal"/>
-    <w:pPr>
-      <w:spacing w:before="0" w:after="0" w:line="240" w:lineRule="auto"/>
-      <w:jc w:val="center"/>
-    </w:pPr>
-    <w:rPr>
-      <w:rFonts w:ascii="EB Garamond" w:hAnsi="EB Garamond" w:eastAsia="EB Garamond" w:cs="EB Garamond"/>
-      <w:color w:val="000000"/>
-      <w:sz w:val="24"/>
-      <w:szCs w:val="24"/>
-    </w:rPr>
-  </w:style>
-  <w:style w:type="paragraph" w:customStyle="1" w:styleId="Centered">
-    <w:name w:val="Centered"/>
-    <w:basedOn w:val="Normal"/>
-    <w:qFormat/>
-    <w:pPr>
-      <w:spacing w:before="0" w:after="0" w:line="240" w:lineRule="auto"/>
-      <w:ind w:firstLine="0"/>
-      <w:jc w:val="center"/>
-    </w:pPr>
-  </w:style>
-  <w:style w:type="paragraph" w:customStyle="1" w:styleId="Single">
-    <w:name w:val="Single"/>
-    <w:basedOn w:val="Normal"/>
-    <w:qFormat/>
-    <w:pPr>
-      <w:spacing w:before="0" w:after="0" w:line="240" w:lineRule="auto"/>
-      <w:ind w:firstLine="0"/>
-    </w:pPr>
-  </w:style>
-  <w:style w:type="paragraph" w:customStyle="1" w:styleId="CaptionLine">
-    <w:name w:val="CaptionLine"/>
-    <w:basedOn w:val="Normal"/>
-    <w:qFormat/>
-    <w:pPr>
-      <w:spacing w:before="0" w:after="0" w:line="280" w:lineRule="exact"/>
-      <w:ind w:firstLine="0"/>
-    </w:pPr>
-  </w:style>
-  <w:style w:type="paragraph" w:customStyle="1" w:styleId="CaptionCenter">
-    <w:name w:val="CaptionCenter"/>
-    <w:basedOn w:val="CaptionLine"/>
-    <w:qFormat/>
-    <w:pPr>
-      <w:spacing w:before="0" w:after="0" w:line="280" w:lineRule="exact"/>
-      <w:ind w:firstLine="0"/>
-      <w:jc w:val="center"/>
-    </w:pPr>
-  </w:style>
-  <w:style w:type="paragraph" w:customStyle="1" w:styleId="CaptionIndent">
-    <w:name w:val="CaptionIndent"/>
-    <w:basedOn w:val="CaptionLine"/>
-    <w:qFormat/>
-    <w:pPr>
-      <w:spacing w:before="0" w:after="0" w:line="280" w:lineRule="exact"/>
-      <w:ind w:left="2016" w:firstLine="0"/>
-    </w:pPr>
-  </w:style>
-  <w:style w:type="paragraph" w:customStyle="1" w:styleId="CaptionRight">
-    <w:name w:val="CaptionRight"/>
-    <w:basedOn w:val="CaptionLine"/>
-    <w:qFormat/>
-    <w:pPr>
-      <w:spacing w:before="0" w:after="0" w:line="280" w:lineRule="exact"/>
-      <w:ind w:left="360" w:firstLine="0"/>
-    </w:pPr>
-  </w:style>
-  <w:style w:type="paragraph" w:customStyle="1" w:styleId="Gap24">
-    <w:name w:val="Gap24"/>
-    <w:basedOn w:val="Normal"/>
-    <w:qFormat/>
-    <w:pPr>
-      <w:spacing w:before="0" w:after="0" w:line="480" w:lineRule="exact"/>
-      <w:ind w:firstLine="0"/>
-    </w:pPr>
-  </w:style>
-  <w:style w:type="paragraph" w:customStyle="1" w:styleId="SigIndent">
-    <w:name w:val="SigIndent"/>
-    <w:basedOn w:val="Single"/>
+  <w:style w:type="paragraph" w:customStyle="1" w:styleId="BodyKeep">
+    <w:name w:val="Body Keep"/>
+    <w:basedOn w:val="BodyText"/>
     <w:qFormat/>
     <w:pPr>
       <w:keepNext/>
       <w:keepLines/>
-      <w:spacing w:before="0" w:after="0" w:line="240" w:lineRule="auto"/>
-      <w:ind w:left="4680" w:firstLine="0"/>
-    </w:pPr>
-  </w:style>
-  <w:style w:type="paragraph" w:customStyle="1" w:styleId="SigAfterGap">
-    <w:name w:val="SigAfterGap"/>
-    <w:basedOn w:val="SigIndent"/>
-    <w:qFormat/>
-    <w:pPr>
-      <w:keepNext/>
-      <w:spacing w:before="144" w:after="0" w:line="240" w:lineRule="auto"/>
-      <w:ind w:left="4680" w:firstLine="0"/>
-    </w:pPr>
-  </w:style>
-  <w:style w:type="paragraph" w:customStyle="1" w:styleId="SigIndent30">
-    <w:name w:val="SigIndent30"/>
-    <w:basedOn w:val="Single"/>
-    <w:qFormat/>
-    <w:pPr>
-      <w:keepNext/>
-      <w:keepLines/>
-      <w:spacing w:before="0" w:after="0" w:line="240" w:lineRule="auto"/>
-      <w:ind w:left="4320" w:firstLine="0"/>
-    </w:pPr>
-  </w:style>
-  <w:style w:type="paragraph" w:customStyle="1" w:styleId="SigAfterGap30">
-    <w:name w:val="SigAfterGap30"/>
-    <w:basedOn w:val="SigIndent30"/>
-    <w:qFormat/>
-    <w:pPr>
-      <w:keepNext/>
-      <w:spacing w:before="144" w:after="0" w:line="240" w:lineRule="auto"/>
-      <w:ind w:left="4320" w:firstLine="0"/>
-    </w:pPr>
-  </w:style>
-  <w:style w:type="paragraph" w:customStyle="1" w:styleId="PrayerItem">
-    <w:name w:val="PrayerItem"/>
-    <w:basedOn w:val="BodyText"/>
-    <w:qFormat/>
-    <w:pPr>
-      <w:spacing w:before="120" w:after="0" w:line="480" w:lineRule="exact"/>
-      <w:ind w:left="1440" w:hanging="720"/>
-    </w:pPr>
-  </w:style>
-  <w:style w:type="paragraph" w:customStyle="1" w:styleId="HeadingHang">
-    <w:name w:val="HeadingHang"/>
-    <w:basedOn w:val="Normal"/>
-    <w:qFormat/>
-    <w:pPr>
-      <w:keepNext/>
-      <w:keepLines/>
-      <w:spacing w:before="240" w:after="240" w:line="240" w:lineRule="auto"/>
-      <w:ind w:left="720" w:hanging="720"/>
-    </w:pPr>
-    <w:rPr>
-      <w:rFonts w:ascii="EB Garamond" w:hAnsi="EB Garamond" w:eastAsia="EB Garamond" w:cs="EB Garamond"/>
-      <w:b/>
-      <w:bCs/>
-      <w:color w:val="000000"/>
-      <w:sz w:val="24"/>
-      <w:szCs w:val="24"/>
-    </w:rPr>
-  </w:style>
-  <w:style w:type="paragraph" w:customStyle="1" w:styleId="HeadingHang3">
-    <w:name w:val="HeadingHang3"/>
-    <w:basedOn w:val="Normal"/>
-    <w:qFormat/>
-    <w:pPr>
-      <w:keepNext/>
-      <w:keepLines/>
-      <w:spacing w:before="240" w:after="240" w:line="240" w:lineRule="auto"/>
-      <w:ind w:left="1440" w:hanging="720"/>
-    </w:pPr>
-    <w:rPr>
-      <w:rFonts w:ascii="EB Garamond" w:hAnsi="EB Garamond" w:eastAsia="EB Garamond" w:cs="EB Garamond"/>
-      <w:b/>
-      <w:bCs/>
-      <w:color w:val="000000"/>
-      <w:sz w:val="24"/>
-      <w:szCs w:val="24"/>
-    </w:rPr>
-  </w:style>
-  <w:style w:type="paragraph" w:customStyle="1" w:styleId="MotionH1">
-    <w:name w:val="MotionH1"/>
-    <w:basedOn w:val="Normal"/>
-    <w:qFormat/>
-    <w:pPr>
-      <w:keepNext/>
-      <w:keepLines/>
-      <w:spacing w:before="360" w:after="240" w:line="240" w:lineRule="auto"/>
-      <w:jc w:val="center"/>
-    </w:pPr>
-    <w:rPr>
-      <w:rFonts w:ascii="EB Garamond" w:hAnsi="EB Garamond" w:eastAsia="EB Garamond" w:cs="EB Garamond"/>
-      <w:b/>
-      <w:bCs/>
-      <w:color w:val="000000"/>
-      <w:sz w:val="24"/>
-      <w:szCs w:val="24"/>
-    </w:rPr>
-  </w:style>
-  <w:style w:type="paragraph" w:customStyle="1" w:styleId="TitleBlock">
-    <w:name w:val="TitleBlock"/>
-    <w:basedOn w:val="Normal"/>
-    <w:qFormat/>
-    <w:pPr>
-      <w:spacing w:before="0" w:after="0" w:line="240" w:lineRule="auto"/>
-      <w:ind w:left="936" w:right="936" w:firstLine="0"/>
-      <w:jc w:val="center"/>
-    </w:pPr>
-    <w:rPr>
-      <w:rFonts w:ascii="EB Garamond" w:hAnsi="EB Garamond" w:eastAsia="EB Garamond" w:cs="EB Garamond"/>
-      <w:b/>
-      <w:bCs/>
-      <w:color w:val="000000"/>
-      <w:sz w:val="24"/>
-      <w:szCs w:val="24"/>
-    </w:rPr>
-  </w:style>
-  <w:style w:type="paragraph" w:customStyle="1" w:styleId="Recipient">
-    <w:name w:val="Recipient"/>
-    <w:basedOn w:val="Single"/>
-    <w:qFormat/>
-    <w:pPr>
-      <w:spacing w:before="0" w:after="120" w:line="240" w:lineRule="auto"/>
-      <w:ind w:left="1440" w:firstLine="0"/>
-    </w:pPr>
-  </w:style>
-  <w:style w:type="paragraph" w:customStyle="1" w:styleId="DateLine">
-    <w:name w:val="DateLine"/>
-    <w:basedOn w:val="Single"/>
-    <w:qFormat/>
-    <w:pPr>
-      <w:tabs>
-        <w:tab w:val="right" w:pos="9360"/>
-      </w:tabs>
-      <w:spacing w:before="0" w:after="0" w:line="240" w:lineRule="auto"/>
-      <w:ind w:firstLine="0"/>
     </w:pPr>
   </w:style>
   <w:style w:type="paragraph" w:customStyle="1" w:styleId="SourceCode">
